--- a/templates/working/Согласие_на_обработку_данных.docx
+++ b/templates/working/Согласие_на_обработку_данных.docx
@@ -129,8 +129,8 @@
         <w:rPr>
           <w:rFonts w:ascii="Times New Roman" w:eastAsia="Times New Roman" w:hAnsi="Times New Roman" w:cs="Times New Roman"/>
           <w:color w:val="000000"/>
-          <w:sz w:val="16"/>
-          <w:szCs w:val="16"/>
+          <w:sz w:val="20"/>
+          <w:szCs w:val="20"/>
           <w:vertAlign w:val="superscript"/>
         </w:rPr>
       </w:pPr>
@@ -138,20 +138,17 @@
         <w:rPr>
           <w:rFonts w:ascii="Times New Roman" w:eastAsia="Times New Roman" w:hAnsi="Times New Roman" w:cs="Times New Roman"/>
           <w:color w:val="000000"/>
-        </w:rPr>
-        <w:t xml:space="preserve">Я, </w:t>
-      </w:r>
-      <w:r>
-        <w:rPr>
-          <w:rFonts w:ascii="Times New Roman" w:eastAsia="Times New Roman" w:hAnsi="Times New Roman" w:cs="Times New Roman"/>
-          <w:color w:val="000000"/>
-        </w:rPr>
-        <w:t>{{</w:t>
-      </w:r>
-      <w:r>
-        <w:rPr>
-          <w:rFonts w:ascii="Times New Roman" w:eastAsia="Times New Roman" w:hAnsi="Times New Roman" w:cs="Times New Roman"/>
-          <w:color w:val="000000"/>
+          <w:sz w:val="20"/>
+          <w:szCs w:val="20"/>
+        </w:rPr>
+        <w:t>Я, {{</w:t>
+      </w:r>
+      <w:r>
+        <w:rPr>
+          <w:rFonts w:ascii="Times New Roman" w:eastAsia="Times New Roman" w:hAnsi="Times New Roman" w:cs="Times New Roman"/>
+          <w:color w:val="000000"/>
+          <w:sz w:val="20"/>
+          <w:szCs w:val="20"/>
           <w:lang w:val="en-US"/>
         </w:rPr>
         <w:t>seller</w:t>
@@ -160,44 +157,54 @@
         <w:rPr>
           <w:rFonts w:ascii="Times New Roman" w:eastAsia="Times New Roman" w:hAnsi="Times New Roman" w:cs="Times New Roman"/>
           <w:color w:val="000000"/>
+          <w:sz w:val="20"/>
+          <w:szCs w:val="20"/>
         </w:rPr>
         <w:t>.</w:t>
       </w:r>
-      <w:proofErr w:type="spellStart"/>
-      <w:r>
-        <w:rPr>
-          <w:rFonts w:ascii="Times New Roman" w:eastAsia="Times New Roman" w:hAnsi="Times New Roman" w:cs="Times New Roman"/>
-          <w:color w:val="000000"/>
+      <w:r>
+        <w:rPr>
+          <w:rFonts w:ascii="Times New Roman" w:eastAsia="Times New Roman" w:hAnsi="Times New Roman" w:cs="Times New Roman"/>
+          <w:color w:val="000000"/>
+          <w:sz w:val="20"/>
+          <w:szCs w:val="20"/>
           <w:lang w:val="en-US"/>
         </w:rPr>
         <w:t>fullName</w:t>
       </w:r>
-      <w:proofErr w:type="spellEnd"/>
-      <w:r>
-        <w:rPr>
-          <w:rFonts w:ascii="Times New Roman" w:eastAsia="Times New Roman" w:hAnsi="Times New Roman" w:cs="Times New Roman"/>
-          <w:color w:val="000000"/>
-        </w:rPr>
-        <w:t xml:space="preserve">}}, </w:t>
-      </w:r>
-      <w:r>
-        <w:rPr>
-          <w:rFonts w:ascii="Times New Roman" w:eastAsia="Times New Roman" w:hAnsi="Times New Roman" w:cs="Times New Roman"/>
-          <w:color w:val="000000"/>
-        </w:rPr>
-        <w:t>дата рождения</w:t>
-      </w:r>
-      <w:r>
-        <w:rPr>
-          <w:rFonts w:ascii="Times New Roman" w:eastAsia="Times New Roman" w:hAnsi="Times New Roman" w:cs="Times New Roman"/>
-          <w:color w:val="000000"/>
-        </w:rPr>
-        <w:t>: {{</w:t>
-      </w:r>
-      <w:r>
-        <w:rPr>
-          <w:rFonts w:ascii="Times New Roman" w:eastAsia="Times New Roman" w:hAnsi="Times New Roman" w:cs="Times New Roman"/>
-          <w:color w:val="000000"/>
+      <w:r>
+        <w:rPr>
+          <w:rFonts w:ascii="Times New Roman" w:eastAsia="Times New Roman" w:hAnsi="Times New Roman" w:cs="Times New Roman"/>
+          <w:color w:val="000000"/>
+          <w:sz w:val="20"/>
+          <w:szCs w:val="20"/>
+        </w:rPr>
+        <w:t>}},</w:t>
+      </w:r>
+      <w:r>
+        <w:rPr>
+          <w:rFonts w:ascii="Times New Roman" w:eastAsia="Times New Roman" w:hAnsi="Times New Roman" w:cs="Times New Roman"/>
+          <w:color w:val="000000"/>
+          <w:sz w:val="20"/>
+          <w:szCs w:val="20"/>
+        </w:rPr>
+        <w:t xml:space="preserve"> </w:t>
+      </w:r>
+      <w:r>
+        <w:rPr>
+          <w:rFonts w:ascii="Times New Roman" w:eastAsia="Times New Roman" w:hAnsi="Times New Roman" w:cs="Times New Roman"/>
+          <w:color w:val="000000"/>
+          <w:sz w:val="20"/>
+          <w:szCs w:val="20"/>
+        </w:rPr>
+        <w:t>дата рождения: {{</w:t>
+      </w:r>
+      <w:r>
+        <w:rPr>
+          <w:rFonts w:ascii="Times New Roman" w:eastAsia="Times New Roman" w:hAnsi="Times New Roman" w:cs="Times New Roman"/>
+          <w:color w:val="000000"/>
+          <w:sz w:val="20"/>
+          <w:szCs w:val="20"/>
           <w:lang w:val="en-US"/>
         </w:rPr>
         <w:t>seller</w:t>
@@ -206,44 +213,54 @@
         <w:rPr>
           <w:rFonts w:ascii="Times New Roman" w:eastAsia="Times New Roman" w:hAnsi="Times New Roman" w:cs="Times New Roman"/>
           <w:color w:val="000000"/>
+          <w:sz w:val="20"/>
+          <w:szCs w:val="20"/>
         </w:rPr>
         <w:t>.</w:t>
       </w:r>
-      <w:proofErr w:type="spellStart"/>
-      <w:r>
-        <w:rPr>
-          <w:rFonts w:ascii="Times New Roman" w:eastAsia="Times New Roman" w:hAnsi="Times New Roman" w:cs="Times New Roman"/>
-          <w:color w:val="000000"/>
+      <w:r>
+        <w:rPr>
+          <w:rFonts w:ascii="Times New Roman" w:eastAsia="Times New Roman" w:hAnsi="Times New Roman" w:cs="Times New Roman"/>
+          <w:color w:val="000000"/>
+          <w:sz w:val="20"/>
+          <w:szCs w:val="20"/>
           <w:lang w:val="en-US"/>
         </w:rPr>
         <w:t>birthDate</w:t>
       </w:r>
-      <w:proofErr w:type="spellEnd"/>
-      <w:r>
-        <w:rPr>
-          <w:rFonts w:ascii="Times New Roman" w:eastAsia="Times New Roman" w:hAnsi="Times New Roman" w:cs="Times New Roman"/>
-          <w:color w:val="000000"/>
-        </w:rPr>
-        <w:t xml:space="preserve">}}, </w:t>
-      </w:r>
-      <w:r>
-        <w:rPr>
-          <w:rFonts w:ascii="Times New Roman" w:eastAsia="Times New Roman" w:hAnsi="Times New Roman" w:cs="Times New Roman"/>
-          <w:color w:val="000000"/>
-        </w:rPr>
-        <w:t xml:space="preserve">идентификационный номер </w:t>
-      </w:r>
-      <w:r>
-        <w:rPr>
-          <w:rFonts w:ascii="Times New Roman" w:eastAsia="Times New Roman" w:hAnsi="Times New Roman" w:cs="Times New Roman"/>
-          <w:color w:val="000000"/>
-        </w:rPr>
-        <w:t>{{</w:t>
-      </w:r>
-      <w:r>
-        <w:rPr>
-          <w:rFonts w:ascii="Times New Roman" w:eastAsia="Times New Roman" w:hAnsi="Times New Roman" w:cs="Times New Roman"/>
-          <w:color w:val="000000"/>
+      <w:r>
+        <w:rPr>
+          <w:rFonts w:ascii="Times New Roman" w:eastAsia="Times New Roman" w:hAnsi="Times New Roman" w:cs="Times New Roman"/>
+          <w:color w:val="000000"/>
+          <w:sz w:val="20"/>
+          <w:szCs w:val="20"/>
+        </w:rPr>
+        <w:t>}},</w:t>
+      </w:r>
+      <w:r>
+        <w:rPr>
+          <w:rFonts w:ascii="Times New Roman" w:eastAsia="Times New Roman" w:hAnsi="Times New Roman" w:cs="Times New Roman"/>
+          <w:color w:val="000000"/>
+          <w:sz w:val="20"/>
+          <w:szCs w:val="20"/>
+        </w:rPr>
+        <w:t xml:space="preserve"> </w:t>
+      </w:r>
+      <w:r>
+        <w:rPr>
+          <w:rFonts w:ascii="Times New Roman" w:eastAsia="Times New Roman" w:hAnsi="Times New Roman" w:cs="Times New Roman"/>
+          <w:color w:val="000000"/>
+          <w:sz w:val="20"/>
+          <w:szCs w:val="20"/>
+        </w:rPr>
+        <w:t>идентификационный номер {{</w:t>
+      </w:r>
+      <w:r>
+        <w:rPr>
+          <w:rFonts w:ascii="Times New Roman" w:eastAsia="Times New Roman" w:hAnsi="Times New Roman" w:cs="Times New Roman"/>
+          <w:color w:val="000000"/>
+          <w:sz w:val="20"/>
+          <w:szCs w:val="20"/>
           <w:lang w:val="en-US"/>
         </w:rPr>
         <w:t>seller</w:t>
@@ -252,6 +269,8 @@
         <w:rPr>
           <w:rFonts w:ascii="Times New Roman" w:eastAsia="Times New Roman" w:hAnsi="Times New Roman" w:cs="Times New Roman"/>
           <w:color w:val="000000"/>
+          <w:sz w:val="20"/>
+          <w:szCs w:val="20"/>
         </w:rPr>
         <w:t>.</w:t>
       </w:r>
@@ -259,6 +278,8 @@
         <w:rPr>
           <w:rFonts w:ascii="Times New Roman" w:eastAsia="Times New Roman" w:hAnsi="Times New Roman" w:cs="Times New Roman"/>
           <w:color w:val="000000"/>
+          <w:sz w:val="20"/>
+          <w:szCs w:val="20"/>
           <w:lang w:val="en-US"/>
         </w:rPr>
         <w:t>id</w:t>
@@ -267,6 +288,8 @@
         <w:rPr>
           <w:rFonts w:ascii="Times New Roman" w:eastAsia="Times New Roman" w:hAnsi="Times New Roman" w:cs="Times New Roman"/>
           <w:color w:val="000000"/>
+          <w:sz w:val="20"/>
+          <w:szCs w:val="20"/>
         </w:rPr>
         <w:t>}}</w:t>
       </w:r>
@@ -14892,7 +14915,6 @@
         </w:rPr>
         <w:t xml:space="preserve"> </w:t>
       </w:r>
-      <w:proofErr w:type="spellStart"/>
       <w:r>
         <w:rPr>
           <w:rFonts w:ascii="Times New Roman" w:eastAsia="Times New Roman" w:hAnsi="Times New Roman" w:cs="Times New Roman"/>
@@ -15074,7 +15096,6 @@
         </w:rPr>
         <w:t>и</w:t>
       </w:r>
-      <w:proofErr w:type="spellEnd"/>
       <w:r>
         <w:rPr>
           <w:rFonts w:ascii="Times New Roman" w:eastAsia="Times New Roman" w:hAnsi="Times New Roman" w:cs="Times New Roman"/>
@@ -27179,353 +27200,223 @@
     </w:p>
     <w:p>
       <w:pPr>
-        <w:widowControl w:val="0"/>
-        <w:tabs>
-          <w:tab w:val="left" w:pos="4957"/>
-          <w:tab w:val="left" w:pos="7790"/>
-        </w:tabs>
-        <w:spacing w:line="240" w:lineRule="auto"/>
-        <w:ind w:left="3541" w:right="1609" w:hanging="3541"/>
-        <w:rPr>
-          <w:rFonts w:ascii="Times New Roman" w:eastAsia="Times New Roman" w:hAnsi="Times New Roman" w:cs="Times New Roman"/>
-          <w:color w:val="000000"/>
-          <w:sz w:val="16"/>
-          <w:szCs w:val="16"/>
+        <w:rPr>
+          <w:rFonts w:ascii="Times New Roman" w:hAnsi="Times New Roman" w:cs="Times New Roman"/>
         </w:rPr>
       </w:pPr>
       <w:r>
         <w:rPr>
-          <w:rFonts w:ascii="Times New Roman" w:eastAsia="Times New Roman" w:hAnsi="Times New Roman" w:cs="Times New Roman"/>
-          <w:color w:val="000000"/>
+          <w:rFonts w:ascii="Times New Roman" w:hAnsi="Times New Roman" w:cs="Times New Roman"/>
         </w:rPr>
         <w:t>Субъ</w:t>
       </w:r>
       <w:r>
         <w:rPr>
-          <w:rFonts w:ascii="Times New Roman" w:eastAsia="Times New Roman" w:hAnsi="Times New Roman" w:cs="Times New Roman"/>
-          <w:color w:val="000000"/>
+          <w:rFonts w:ascii="Times New Roman" w:hAnsi="Times New Roman" w:cs="Times New Roman"/>
           <w:spacing w:val="-1"/>
         </w:rPr>
         <w:t>е</w:t>
       </w:r>
       <w:r>
         <w:rPr>
-          <w:rFonts w:ascii="Times New Roman" w:eastAsia="Times New Roman" w:hAnsi="Times New Roman" w:cs="Times New Roman"/>
-          <w:color w:val="000000"/>
+          <w:rFonts w:ascii="Times New Roman" w:hAnsi="Times New Roman" w:cs="Times New Roman"/>
         </w:rPr>
         <w:t>кт пер</w:t>
       </w:r>
       <w:r>
         <w:rPr>
-          <w:rFonts w:ascii="Times New Roman" w:eastAsia="Times New Roman" w:hAnsi="Times New Roman" w:cs="Times New Roman"/>
-          <w:color w:val="000000"/>
+          <w:rFonts w:ascii="Times New Roman" w:hAnsi="Times New Roman" w:cs="Times New Roman"/>
           <w:spacing w:val="-2"/>
         </w:rPr>
         <w:t>с</w:t>
       </w:r>
       <w:r>
         <w:rPr>
-          <w:rFonts w:ascii="Times New Roman" w:eastAsia="Times New Roman" w:hAnsi="Times New Roman" w:cs="Times New Roman"/>
-          <w:color w:val="000000"/>
+          <w:rFonts w:ascii="Times New Roman" w:hAnsi="Times New Roman" w:cs="Times New Roman"/>
         </w:rPr>
         <w:t>ональ</w:t>
       </w:r>
       <w:r>
         <w:rPr>
-          <w:rFonts w:ascii="Times New Roman" w:eastAsia="Times New Roman" w:hAnsi="Times New Roman" w:cs="Times New Roman"/>
-          <w:color w:val="000000"/>
+          <w:rFonts w:ascii="Times New Roman" w:hAnsi="Times New Roman" w:cs="Times New Roman"/>
           <w:spacing w:val="-2"/>
         </w:rPr>
         <w:t>н</w:t>
       </w:r>
       <w:r>
         <w:rPr>
-          <w:rFonts w:ascii="Times New Roman" w:eastAsia="Times New Roman" w:hAnsi="Times New Roman" w:cs="Times New Roman"/>
-          <w:color w:val="000000"/>
+          <w:rFonts w:ascii="Times New Roman" w:hAnsi="Times New Roman" w:cs="Times New Roman"/>
         </w:rPr>
         <w:t xml:space="preserve">ых </w:t>
       </w:r>
       <w:r>
         <w:rPr>
-          <w:rFonts w:ascii="Times New Roman" w:eastAsia="Times New Roman" w:hAnsi="Times New Roman" w:cs="Times New Roman"/>
-          <w:color w:val="000000"/>
+          <w:rFonts w:ascii="Times New Roman" w:hAnsi="Times New Roman" w:cs="Times New Roman"/>
           <w:spacing w:val="-1"/>
         </w:rPr>
         <w:t>д</w:t>
       </w:r>
       <w:r>
         <w:rPr>
-          <w:rFonts w:ascii="Times New Roman" w:eastAsia="Times New Roman" w:hAnsi="Times New Roman" w:cs="Times New Roman"/>
-          <w:color w:val="000000"/>
+          <w:rFonts w:ascii="Times New Roman" w:hAnsi="Times New Roman" w:cs="Times New Roman"/>
           <w:spacing w:val="-2"/>
         </w:rPr>
         <w:t>а</w:t>
       </w:r>
       <w:r>
         <w:rPr>
-          <w:rFonts w:ascii="Times New Roman" w:eastAsia="Times New Roman" w:hAnsi="Times New Roman" w:cs="Times New Roman"/>
-          <w:color w:val="000000"/>
+          <w:rFonts w:ascii="Times New Roman" w:hAnsi="Times New Roman" w:cs="Times New Roman"/>
         </w:rPr>
         <w:t>нных:</w:t>
       </w:r>
       <w:r>
         <w:rPr>
-          <w:rFonts w:ascii="Times New Roman" w:eastAsia="Times New Roman" w:hAnsi="Times New Roman" w:cs="Times New Roman"/>
-          <w:color w:val="000000"/>
+          <w:rFonts w:ascii="Times New Roman" w:hAnsi="Times New Roman" w:cs="Times New Roman"/>
           <w:spacing w:val="1"/>
         </w:rPr>
         <w:t xml:space="preserve"> </w:t>
       </w:r>
       <w:r>
         <w:rPr>
-          <w:rFonts w:ascii="Times New Roman" w:eastAsia="Times New Roman" w:hAnsi="Times New Roman" w:cs="Times New Roman"/>
-          <w:color w:val="000000"/>
+          <w:rFonts w:ascii="Times New Roman" w:hAnsi="Times New Roman" w:cs="Times New Roman"/>
         </w:rPr>
         <w:t>______________</w:t>
       </w:r>
       <w:r>
         <w:rPr>
-          <w:rFonts w:ascii="Times New Roman" w:eastAsia="Times New Roman" w:hAnsi="Times New Roman" w:cs="Times New Roman"/>
-          <w:color w:val="000000"/>
-          <w:spacing w:val="-1"/>
-        </w:rPr>
-        <w:t xml:space="preserve"> </w:t>
-      </w:r>
-      <w:r>
-        <w:rPr>
-          <w:rFonts w:ascii="Times New Roman" w:eastAsia="Times New Roman" w:hAnsi="Times New Roman" w:cs="Times New Roman"/>
-          <w:color w:val="000000"/>
+          <w:rFonts w:ascii="Times New Roman" w:hAnsi="Times New Roman" w:cs="Times New Roman"/>
+          <w:spacing w:val="-1"/>
+        </w:rPr>
+        <w:t xml:space="preserve"> </w:t>
+      </w:r>
+      <w:r>
+        <w:rPr>
+          <w:rFonts w:ascii="Times New Roman" w:hAnsi="Times New Roman" w:cs="Times New Roman"/>
         </w:rPr>
         <w:t>{{</w:t>
       </w:r>
       <w:r>
         <w:rPr>
-          <w:rFonts w:ascii="Times New Roman" w:eastAsia="Times New Roman" w:hAnsi="Times New Roman" w:cs="Times New Roman"/>
-          <w:color w:val="000000"/>
+          <w:rFonts w:ascii="Times New Roman" w:hAnsi="Times New Roman" w:cs="Times New Roman"/>
           <w:lang w:val="en-US"/>
         </w:rPr>
         <w:t>seller</w:t>
       </w:r>
       <w:r>
         <w:rPr>
-          <w:rFonts w:ascii="Times New Roman" w:eastAsia="Times New Roman" w:hAnsi="Times New Roman" w:cs="Times New Roman"/>
-          <w:color w:val="000000"/>
+          <w:rFonts w:ascii="Times New Roman" w:hAnsi="Times New Roman" w:cs="Times New Roman"/>
         </w:rPr>
         <w:t>.</w:t>
       </w:r>
       <w:r>
         <w:rPr>
-          <w:rFonts w:ascii="Times New Roman" w:eastAsia="Times New Roman" w:hAnsi="Times New Roman" w:cs="Times New Roman"/>
-          <w:color w:val="000000"/>
+          <w:rFonts w:ascii="Times New Roman" w:hAnsi="Times New Roman" w:cs="Times New Roman"/>
           <w:lang w:val="en-US"/>
         </w:rPr>
         <w:t>initials</w:t>
       </w:r>
       <w:r>
         <w:rPr>
-          <w:rFonts w:ascii="Times New Roman" w:eastAsia="Times New Roman" w:hAnsi="Times New Roman" w:cs="Times New Roman"/>
-          <w:color w:val="000000"/>
+          <w:rFonts w:ascii="Times New Roman" w:hAnsi="Times New Roman" w:cs="Times New Roman"/>
         </w:rPr>
         <w:t>}}</w:t>
       </w:r>
       <w:r>
         <w:rPr>
-          <w:rFonts w:ascii="Times New Roman" w:eastAsia="Times New Roman" w:hAnsi="Times New Roman" w:cs="Times New Roman"/>
-          <w:color w:val="000000"/>
-        </w:rPr>
-        <w:t xml:space="preserve"> </w:t>
-      </w:r>
-      <w:r>
-        <w:rPr>
-          <w:rFonts w:ascii="Times New Roman" w:eastAsia="Times New Roman" w:hAnsi="Times New Roman" w:cs="Times New Roman"/>
-          <w:color w:val="000000"/>
+          <w:rFonts w:ascii="Times New Roman" w:hAnsi="Times New Roman" w:cs="Times New Roman"/>
+        </w:rPr>
+        <w:tab/>
+      </w:r>
+      <w:r>
+        <w:rPr>
+          <w:rFonts w:ascii="Times New Roman" w:hAnsi="Times New Roman" w:cs="Times New Roman"/>
+        </w:rPr>
+        <w:t xml:space="preserve"> </w:t>
+      </w:r>
+      <w:r>
+        <w:rPr>
+          <w:rFonts w:ascii="Times New Roman" w:hAnsi="Times New Roman" w:cs="Times New Roman"/>
         </w:rPr>
         <w:t>{{</w:t>
       </w:r>
       <w:r>
         <w:rPr>
-          <w:rFonts w:ascii="Times New Roman" w:eastAsia="Times New Roman" w:hAnsi="Times New Roman" w:cs="Times New Roman"/>
-          <w:color w:val="000000"/>
+          <w:rFonts w:ascii="Times New Roman" w:hAnsi="Times New Roman" w:cs="Times New Roman"/>
           <w:lang w:val="en-US"/>
         </w:rPr>
         <w:t>deal</w:t>
       </w:r>
       <w:r>
         <w:rPr>
-          <w:rFonts w:ascii="Times New Roman" w:eastAsia="Times New Roman" w:hAnsi="Times New Roman" w:cs="Times New Roman"/>
-          <w:color w:val="000000"/>
+          <w:rFonts w:ascii="Times New Roman" w:hAnsi="Times New Roman" w:cs="Times New Roman"/>
         </w:rPr>
         <w:t>.</w:t>
       </w:r>
       <w:r>
-        <w:t xml:space="preserve"> </w:t>
-      </w:r>
-      <w:r>
-        <w:rPr>
-          <w:rFonts w:ascii="Times New Roman" w:eastAsia="Times New Roman" w:hAnsi="Times New Roman" w:cs="Times New Roman"/>
-          <w:color w:val="000000"/>
+        <w:rPr>
+          <w:rFonts w:ascii="Times New Roman" w:hAnsi="Times New Roman" w:cs="Times New Roman"/>
           <w:lang w:val="en-US"/>
         </w:rPr>
         <w:t>date</w:t>
       </w:r>
       <w:r>
         <w:rPr>
-          <w:rFonts w:ascii="Times New Roman" w:eastAsia="Times New Roman" w:hAnsi="Times New Roman" w:cs="Times New Roman"/>
-          <w:color w:val="000000"/>
+          <w:rFonts w:ascii="Times New Roman" w:hAnsi="Times New Roman" w:cs="Times New Roman"/>
         </w:rPr>
         <w:t>}}</w:t>
       </w:r>
       <w:r>
         <w:rPr>
-          <w:rFonts w:ascii="Times New Roman" w:eastAsia="Times New Roman" w:hAnsi="Times New Roman" w:cs="Times New Roman"/>
-          <w:color w:val="000000"/>
-        </w:rPr>
-        <w:t xml:space="preserve"> </w:t>
-      </w:r>
-      <w:r>
-        <w:rPr>
-          <w:rFonts w:ascii="Times New Roman" w:eastAsia="Times New Roman" w:hAnsi="Times New Roman" w:cs="Times New Roman"/>
-          <w:color w:val="000000"/>
-          <w:w w:val="99"/>
-          <w:sz w:val="16"/>
-          <w:szCs w:val="16"/>
-        </w:rPr>
-        <w:t>(</w:t>
-      </w:r>
-      <w:r>
-        <w:rPr>
-          <w:rFonts w:ascii="Times New Roman" w:eastAsia="Times New Roman" w:hAnsi="Times New Roman" w:cs="Times New Roman"/>
-          <w:color w:val="000000"/>
-          <w:sz w:val="16"/>
-          <w:szCs w:val="16"/>
-        </w:rPr>
-        <w:t>подпись)</w:t>
-      </w:r>
-      <w:r>
-        <w:rPr>
-          <w:rFonts w:ascii="Times New Roman" w:eastAsia="Times New Roman" w:hAnsi="Times New Roman" w:cs="Times New Roman"/>
-          <w:color w:val="000000"/>
-          <w:sz w:val="16"/>
-          <w:szCs w:val="16"/>
-        </w:rPr>
-        <w:tab/>
-        <w:t>(ини</w:t>
-      </w:r>
-      <w:r>
-        <w:rPr>
-          <w:rFonts w:ascii="Times New Roman" w:eastAsia="Times New Roman" w:hAnsi="Times New Roman" w:cs="Times New Roman"/>
-          <w:color w:val="000000"/>
-          <w:spacing w:val="-1"/>
-          <w:sz w:val="16"/>
-          <w:szCs w:val="16"/>
-        </w:rPr>
-        <w:t>ц</w:t>
-      </w:r>
-      <w:r>
-        <w:rPr>
-          <w:rFonts w:ascii="Times New Roman" w:eastAsia="Times New Roman" w:hAnsi="Times New Roman" w:cs="Times New Roman"/>
-          <w:color w:val="000000"/>
-          <w:sz w:val="16"/>
-          <w:szCs w:val="16"/>
-        </w:rPr>
-        <w:t>и</w:t>
-      </w:r>
-      <w:r>
-        <w:rPr>
-          <w:rFonts w:ascii="Times New Roman" w:eastAsia="Times New Roman" w:hAnsi="Times New Roman" w:cs="Times New Roman"/>
-          <w:color w:val="000000"/>
-          <w:spacing w:val="-1"/>
-          <w:sz w:val="16"/>
-          <w:szCs w:val="16"/>
-        </w:rPr>
-        <w:t>а</w:t>
-      </w:r>
-      <w:r>
-        <w:rPr>
-          <w:rFonts w:ascii="Times New Roman" w:eastAsia="Times New Roman" w:hAnsi="Times New Roman" w:cs="Times New Roman"/>
-          <w:color w:val="000000"/>
-          <w:spacing w:val="1"/>
-          <w:w w:val="99"/>
-          <w:sz w:val="16"/>
-          <w:szCs w:val="16"/>
-        </w:rPr>
-        <w:t>л</w:t>
-      </w:r>
-      <w:r>
-        <w:rPr>
-          <w:rFonts w:ascii="Times New Roman" w:eastAsia="Times New Roman" w:hAnsi="Times New Roman" w:cs="Times New Roman"/>
-          <w:color w:val="000000"/>
-          <w:sz w:val="16"/>
-          <w:szCs w:val="16"/>
-        </w:rPr>
-        <w:t>ы,</w:t>
-      </w:r>
-      <w:r>
-        <w:rPr>
-          <w:rFonts w:ascii="Times New Roman" w:eastAsia="Times New Roman" w:hAnsi="Times New Roman" w:cs="Times New Roman"/>
-          <w:color w:val="000000"/>
-          <w:spacing w:val="1"/>
-          <w:sz w:val="16"/>
-          <w:szCs w:val="16"/>
-        </w:rPr>
-        <w:t xml:space="preserve"> </w:t>
-      </w:r>
-      <w:r>
-        <w:rPr>
-          <w:rFonts w:ascii="Times New Roman" w:eastAsia="Times New Roman" w:hAnsi="Times New Roman" w:cs="Times New Roman"/>
-          <w:color w:val="000000"/>
-          <w:sz w:val="16"/>
-          <w:szCs w:val="16"/>
-        </w:rPr>
-        <w:t>фами</w:t>
-      </w:r>
-      <w:r>
-        <w:rPr>
-          <w:rFonts w:ascii="Times New Roman" w:eastAsia="Times New Roman" w:hAnsi="Times New Roman" w:cs="Times New Roman"/>
-          <w:color w:val="000000"/>
-          <w:w w:val="99"/>
-          <w:sz w:val="16"/>
-          <w:szCs w:val="16"/>
-        </w:rPr>
-        <w:t>л</w:t>
-      </w:r>
-      <w:r>
-        <w:rPr>
-          <w:rFonts w:ascii="Times New Roman" w:eastAsia="Times New Roman" w:hAnsi="Times New Roman" w:cs="Times New Roman"/>
-          <w:color w:val="000000"/>
-          <w:sz w:val="16"/>
-          <w:szCs w:val="16"/>
-        </w:rPr>
-        <w:t>ия)</w:t>
-      </w:r>
-      <w:r>
-        <w:rPr>
-          <w:rFonts w:ascii="Times New Roman" w:eastAsia="Times New Roman" w:hAnsi="Times New Roman" w:cs="Times New Roman"/>
-          <w:color w:val="000000"/>
-          <w:sz w:val="16"/>
-          <w:szCs w:val="16"/>
-        </w:rPr>
-        <w:t xml:space="preserve">        </w:t>
-      </w:r>
-      <w:r>
-        <w:rPr>
-          <w:rFonts w:ascii="Times New Roman" w:eastAsia="Times New Roman" w:hAnsi="Times New Roman" w:cs="Times New Roman"/>
-          <w:color w:val="000000"/>
-          <w:sz w:val="16"/>
-          <w:szCs w:val="16"/>
-        </w:rPr>
-        <w:t>(дата)</w:t>
+          <w:rFonts w:ascii="Times New Roman" w:hAnsi="Times New Roman" w:cs="Times New Roman"/>
+        </w:rPr>
+        <w:t xml:space="preserve"> </w:t>
       </w:r>
     </w:p>
     <w:p>
       <w:pPr>
         <w:spacing w:line="240" w:lineRule="exact"/>
+        <w:ind w:left="2880" w:firstLine="720"/>
         <w:rPr>
           <w:rFonts w:ascii="Times New Roman" w:eastAsia="Times New Roman" w:hAnsi="Times New Roman" w:cs="Times New Roman"/>
           <w:sz w:val="16"/>
           <w:szCs w:val="16"/>
         </w:rPr>
       </w:pPr>
+      <w:r>
+        <w:rPr>
+          <w:rFonts w:ascii="Times New Roman" w:eastAsia="Times New Roman" w:hAnsi="Times New Roman" w:cs="Times New Roman"/>
+          <w:i/>
+          <w:iCs/>
+          <w:color w:val="000000"/>
+          <w:w w:val="99"/>
+          <w:sz w:val="16"/>
+          <w:szCs w:val="16"/>
+        </w:rPr>
+        <w:t>(</w:t>
+      </w:r>
+      <w:r>
+        <w:rPr>
+          <w:rFonts w:ascii="Times New Roman" w:eastAsia="Times New Roman" w:hAnsi="Times New Roman" w:cs="Times New Roman"/>
+          <w:i/>
+          <w:iCs/>
+          <w:color w:val="000000"/>
+          <w:sz w:val="16"/>
+          <w:szCs w:val="16"/>
+        </w:rPr>
+        <w:t>подпись</w:t>
+      </w:r>
+      <w:r>
+        <w:rPr>
+          <w:rFonts w:ascii="Times New Roman" w:eastAsia="Times New Roman" w:hAnsi="Times New Roman" w:cs="Times New Roman"/>
+          <w:i/>
+          <w:iCs/>
+          <w:color w:val="000000"/>
+          <w:w w:val="99"/>
+          <w:sz w:val="16"/>
+          <w:szCs w:val="16"/>
+        </w:rPr>
+        <w:t>)</w:t>
+      </w:r>
     </w:p>
     <w:p>
       <w:pPr>
@@ -27653,80 +27544,94 @@
           <w:rFonts w:ascii="Times New Roman" w:eastAsia="Times New Roman" w:hAnsi="Times New Roman" w:cs="Times New Roman"/>
           <w:color w:val="000000"/>
         </w:rPr>
-        <w:t>__ __________</w:t>
-      </w:r>
-      <w:r>
-        <w:rPr>
-          <w:rFonts w:ascii="Times New Roman" w:eastAsia="Times New Roman" w:hAnsi="Times New Roman" w:cs="Times New Roman"/>
-          <w:color w:val="000000"/>
-          <w:spacing w:val="-3"/>
-        </w:rPr>
-        <w:t>_</w:t>
-      </w:r>
-      <w:r>
-        <w:rPr>
-          <w:rFonts w:ascii="Times New Roman" w:eastAsia="Times New Roman" w:hAnsi="Times New Roman" w:cs="Times New Roman"/>
-          <w:color w:val="000000"/>
-          <w:spacing w:val="-3"/>
-        </w:rPr>
-        <w:t>___</w:t>
-      </w:r>
-      <w:r>
-        <w:rPr>
-          <w:rFonts w:ascii="Times New Roman" w:eastAsia="Times New Roman" w:hAnsi="Times New Roman" w:cs="Times New Roman"/>
-          <w:color w:val="000000"/>
-        </w:rPr>
-        <w:t>________</w:t>
-      </w:r>
-      <w:r>
-        <w:rPr>
-          <w:rFonts w:ascii="Times New Roman" w:eastAsia="Times New Roman" w:hAnsi="Times New Roman" w:cs="Times New Roman"/>
-          <w:color w:val="000000"/>
-          <w:spacing w:val="-1"/>
-        </w:rPr>
-        <w:t>_</w:t>
-      </w:r>
-      <w:r>
-        <w:rPr>
-          <w:rFonts w:ascii="Times New Roman" w:eastAsia="Times New Roman" w:hAnsi="Times New Roman" w:cs="Times New Roman"/>
-          <w:color w:val="000000"/>
-        </w:rPr>
-        <w:t>____</w:t>
-      </w:r>
-      <w:r>
-        <w:rPr>
-          <w:rFonts w:ascii="Times New Roman" w:eastAsia="Times New Roman" w:hAnsi="Times New Roman" w:cs="Times New Roman"/>
-          <w:color w:val="000000"/>
-        </w:rPr>
-        <w:t xml:space="preserve"> </w:t>
-      </w:r>
-      <w:r>
-        <w:rPr>
-          <w:rFonts w:ascii="Times New Roman" w:eastAsia="Times New Roman" w:hAnsi="Times New Roman" w:cs="Times New Roman"/>
-          <w:color w:val="000000"/>
-        </w:rPr>
-        <w:t>_</w:t>
-      </w:r>
-      <w:r>
-        <w:rPr>
-          <w:rFonts w:ascii="Times New Roman" w:eastAsia="Times New Roman" w:hAnsi="Times New Roman" w:cs="Times New Roman"/>
-          <w:color w:val="000000"/>
-        </w:rPr>
-        <w:t>__</w:t>
-      </w:r>
-      <w:r>
-        <w:rPr>
-          <w:rFonts w:ascii="Times New Roman" w:eastAsia="Times New Roman" w:hAnsi="Times New Roman" w:cs="Times New Roman"/>
-          <w:color w:val="000000"/>
-        </w:rPr>
-        <w:t>____</w:t>
-      </w:r>
-      <w:r>
-        <w:rPr>
-          <w:rFonts w:ascii="Times New Roman" w:eastAsia="Times New Roman" w:hAnsi="Times New Roman" w:cs="Times New Roman"/>
-          <w:color w:val="000000"/>
-        </w:rPr>
         <w:t xml:space="preserve">__ </w:t>
+      </w:r>
+      <w:r>
+        <w:rPr>
+          <w:rFonts w:ascii="Times New Roman" w:eastAsia="Times New Roman" w:hAnsi="Times New Roman" w:cs="Times New Roman"/>
+          <w:color w:val="000000"/>
+        </w:rPr>
+        <w:t>{{</w:t>
+      </w:r>
+      <w:r>
+        <w:rPr>
+          <w:rFonts w:ascii="Times New Roman" w:eastAsia="Times New Roman" w:hAnsi="Times New Roman" w:cs="Times New Roman"/>
+          <w:color w:val="000000"/>
+          <w:lang w:val="en-US"/>
+        </w:rPr>
+        <w:t>agent</w:t>
+      </w:r>
+      <w:r>
+        <w:rPr>
+          <w:rFonts w:ascii="Times New Roman" w:eastAsia="Times New Roman" w:hAnsi="Times New Roman" w:cs="Times New Roman"/>
+          <w:color w:val="000000"/>
+        </w:rPr>
+        <w:t>.</w:t>
+      </w:r>
+      <w:r>
+        <w:rPr>
+          <w:rFonts w:ascii="Times New Roman" w:eastAsia="Times New Roman" w:hAnsi="Times New Roman" w:cs="Times New Roman"/>
+          <w:color w:val="000000"/>
+          <w:lang w:val="en-US"/>
+        </w:rPr>
+        <w:t>initials</w:t>
+      </w:r>
+      <w:r>
+        <w:rPr>
+          <w:rFonts w:ascii="Times New Roman" w:eastAsia="Times New Roman" w:hAnsi="Times New Roman" w:cs="Times New Roman"/>
+          <w:color w:val="000000"/>
+        </w:rPr>
+        <w:t xml:space="preserve">}} </w:t>
+      </w:r>
+      <w:r>
+        <w:rPr>
+          <w:rFonts w:ascii="Times New Roman" w:hAnsi="Times New Roman" w:cs="Times New Roman"/>
+        </w:rPr>
+        <w:t xml:space="preserve"> </w:t>
+      </w:r>
+      <w:r>
+        <w:rPr>
+          <w:rFonts w:ascii="Times New Roman" w:hAnsi="Times New Roman" w:cs="Times New Roman"/>
+        </w:rPr>
+        <w:tab/>
+      </w:r>
+      <w:r>
+        <w:rPr>
+          <w:rFonts w:ascii="Times New Roman" w:hAnsi="Times New Roman" w:cs="Times New Roman"/>
+        </w:rPr>
+        <w:tab/>
+      </w:r>
+      <w:r>
+        <w:rPr>
+          <w:rFonts w:ascii="Times New Roman" w:hAnsi="Times New Roman" w:cs="Times New Roman"/>
+        </w:rPr>
+        <w:t>{{</w:t>
+      </w:r>
+      <w:r>
+        <w:rPr>
+          <w:rFonts w:ascii="Times New Roman" w:hAnsi="Times New Roman" w:cs="Times New Roman"/>
+          <w:lang w:val="en-US"/>
+        </w:rPr>
+        <w:t>deal</w:t>
+      </w:r>
+      <w:r>
+        <w:rPr>
+          <w:rFonts w:ascii="Times New Roman" w:hAnsi="Times New Roman" w:cs="Times New Roman"/>
+        </w:rPr>
+        <w:t>.</w:t>
+      </w:r>
+      <w:r>
+        <w:rPr>
+          <w:rFonts w:ascii="Times New Roman" w:hAnsi="Times New Roman" w:cs="Times New Roman"/>
+          <w:lang w:val="en-US"/>
+        </w:rPr>
+        <w:t>date</w:t>
+      </w:r>
+      <w:r>
+        <w:rPr>
+          <w:rFonts w:ascii="Times New Roman" w:hAnsi="Times New Roman" w:cs="Times New Roman"/>
+        </w:rPr>
+        <w:t>}}</w:t>
       </w:r>
     </w:p>
     <w:p>
@@ -27781,6 +27686,7 @@
         </w:rPr>
         <w:t>подпись</w:t>
       </w:r>
+      <w:bookmarkEnd w:id="1"/>
       <w:r>
         <w:rPr>
           <w:rFonts w:ascii="Times New Roman" w:eastAsia="Times New Roman" w:hAnsi="Times New Roman" w:cs="Times New Roman"/>
@@ -27793,257 +27699,6 @@
         </w:rPr>
         <w:t>)</w:t>
       </w:r>
-      <w:r>
-        <w:rPr>
-          <w:rFonts w:ascii="Times New Roman" w:eastAsia="Times New Roman" w:hAnsi="Times New Roman" w:cs="Times New Roman"/>
-          <w:i/>
-          <w:iCs/>
-          <w:color w:val="000000"/>
-          <w:w w:val="99"/>
-          <w:sz w:val="16"/>
-          <w:szCs w:val="16"/>
-        </w:rPr>
-        <w:t xml:space="preserve">                   </w:t>
-      </w:r>
-      <w:r>
-        <w:rPr>
-          <w:rFonts w:ascii="Times New Roman" w:eastAsia="Times New Roman" w:hAnsi="Times New Roman" w:cs="Times New Roman"/>
-          <w:i/>
-          <w:iCs/>
-          <w:color w:val="000000"/>
-          <w:sz w:val="16"/>
-          <w:szCs w:val="16"/>
-        </w:rPr>
-        <w:t>(</w:t>
-      </w:r>
-      <w:r>
-        <w:rPr>
-          <w:rFonts w:ascii="Times New Roman" w:eastAsia="Times New Roman" w:hAnsi="Times New Roman" w:cs="Times New Roman"/>
-          <w:i/>
-          <w:iCs/>
-          <w:color w:val="000000"/>
-          <w:spacing w:val="1"/>
-          <w:sz w:val="16"/>
-          <w:szCs w:val="16"/>
-        </w:rPr>
-        <w:t>и</w:t>
-      </w:r>
-      <w:r>
-        <w:rPr>
-          <w:rFonts w:ascii="Times New Roman" w:eastAsia="Times New Roman" w:hAnsi="Times New Roman" w:cs="Times New Roman"/>
-          <w:i/>
-          <w:iCs/>
-          <w:color w:val="000000"/>
-          <w:w w:val="99"/>
-          <w:sz w:val="16"/>
-          <w:szCs w:val="16"/>
-        </w:rPr>
-        <w:t>н</w:t>
-      </w:r>
-      <w:r>
-        <w:rPr>
-          <w:rFonts w:ascii="Times New Roman" w:eastAsia="Times New Roman" w:hAnsi="Times New Roman" w:cs="Times New Roman"/>
-          <w:i/>
-          <w:iCs/>
-          <w:color w:val="000000"/>
-          <w:sz w:val="16"/>
-          <w:szCs w:val="16"/>
-        </w:rPr>
-        <w:t>ициал</w:t>
-      </w:r>
-      <w:r>
-        <w:rPr>
-          <w:rFonts w:ascii="Times New Roman" w:eastAsia="Times New Roman" w:hAnsi="Times New Roman" w:cs="Times New Roman"/>
-          <w:i/>
-          <w:iCs/>
-          <w:color w:val="000000"/>
-          <w:w w:val="99"/>
-          <w:sz w:val="16"/>
-          <w:szCs w:val="16"/>
-        </w:rPr>
-        <w:t>ы</w:t>
-      </w:r>
-      <w:r>
-        <w:rPr>
-          <w:rFonts w:ascii="Times New Roman" w:eastAsia="Times New Roman" w:hAnsi="Times New Roman" w:cs="Times New Roman"/>
-          <w:i/>
-          <w:iCs/>
-          <w:color w:val="000000"/>
-          <w:sz w:val="16"/>
-          <w:szCs w:val="16"/>
-        </w:rPr>
-        <w:t xml:space="preserve">, </w:t>
-      </w:r>
-      <w:r>
-        <w:rPr>
-          <w:rFonts w:ascii="Times New Roman" w:eastAsia="Times New Roman" w:hAnsi="Times New Roman" w:cs="Times New Roman"/>
-          <w:i/>
-          <w:iCs/>
-          <w:color w:val="000000"/>
-          <w:spacing w:val="-2"/>
-          <w:sz w:val="16"/>
-          <w:szCs w:val="16"/>
-        </w:rPr>
-        <w:t>ф</w:t>
-      </w:r>
-      <w:r>
-        <w:rPr>
-          <w:rFonts w:ascii="Times New Roman" w:eastAsia="Times New Roman" w:hAnsi="Times New Roman" w:cs="Times New Roman"/>
-          <w:i/>
-          <w:iCs/>
-          <w:color w:val="000000"/>
-          <w:spacing w:val="1"/>
-          <w:sz w:val="16"/>
-          <w:szCs w:val="16"/>
-        </w:rPr>
-        <w:t>а</w:t>
-      </w:r>
-      <w:r>
-        <w:rPr>
-          <w:rFonts w:ascii="Times New Roman" w:eastAsia="Times New Roman" w:hAnsi="Times New Roman" w:cs="Times New Roman"/>
-          <w:i/>
-          <w:iCs/>
-          <w:color w:val="000000"/>
-          <w:sz w:val="16"/>
-          <w:szCs w:val="16"/>
-        </w:rPr>
-        <w:t>м</w:t>
-      </w:r>
-      <w:r>
-        <w:rPr>
-          <w:rFonts w:ascii="Times New Roman" w:eastAsia="Times New Roman" w:hAnsi="Times New Roman" w:cs="Times New Roman"/>
-          <w:i/>
-          <w:iCs/>
-          <w:color w:val="000000"/>
-          <w:spacing w:val="1"/>
-          <w:sz w:val="16"/>
-          <w:szCs w:val="16"/>
-        </w:rPr>
-        <w:t>и</w:t>
-      </w:r>
-      <w:r>
-        <w:rPr>
-          <w:rFonts w:ascii="Times New Roman" w:eastAsia="Times New Roman" w:hAnsi="Times New Roman" w:cs="Times New Roman"/>
-          <w:i/>
-          <w:iCs/>
-          <w:color w:val="000000"/>
-          <w:spacing w:val="-1"/>
-          <w:sz w:val="16"/>
-          <w:szCs w:val="16"/>
-        </w:rPr>
-        <w:t>л</w:t>
-      </w:r>
-      <w:r>
-        <w:rPr>
-          <w:rFonts w:ascii="Times New Roman" w:eastAsia="Times New Roman" w:hAnsi="Times New Roman" w:cs="Times New Roman"/>
-          <w:i/>
-          <w:iCs/>
-          <w:color w:val="000000"/>
-          <w:sz w:val="16"/>
-          <w:szCs w:val="16"/>
-        </w:rPr>
-        <w:t>и</w:t>
-      </w:r>
-      <w:r>
-        <w:rPr>
-          <w:rFonts w:ascii="Times New Roman" w:eastAsia="Times New Roman" w:hAnsi="Times New Roman" w:cs="Times New Roman"/>
-          <w:i/>
-          <w:iCs/>
-          <w:color w:val="000000"/>
-          <w:spacing w:val="3"/>
-          <w:sz w:val="16"/>
-          <w:szCs w:val="16"/>
-        </w:rPr>
-        <w:t>я</w:t>
-      </w:r>
-      <w:r>
-        <w:rPr>
-          <w:rFonts w:ascii="Times New Roman" w:eastAsia="Times New Roman" w:hAnsi="Times New Roman" w:cs="Times New Roman"/>
-          <w:i/>
-          <w:iCs/>
-          <w:color w:val="000000"/>
-          <w:sz w:val="16"/>
-          <w:szCs w:val="16"/>
-        </w:rPr>
-        <w:t>)</w:t>
-      </w:r>
-      <w:r>
-        <w:rPr>
-          <w:rFonts w:ascii="Times New Roman" w:eastAsia="Times New Roman" w:hAnsi="Times New Roman" w:cs="Times New Roman"/>
-          <w:color w:val="000000"/>
-          <w:sz w:val="16"/>
-          <w:szCs w:val="16"/>
-        </w:rPr>
-        <w:tab/>
-      </w:r>
-      <w:r>
-        <w:rPr>
-          <w:rFonts w:ascii="Times New Roman" w:eastAsia="Times New Roman" w:hAnsi="Times New Roman" w:cs="Times New Roman"/>
-          <w:color w:val="000000"/>
-          <w:sz w:val="16"/>
-          <w:szCs w:val="16"/>
-        </w:rPr>
-        <w:t xml:space="preserve">                               </w:t>
-      </w:r>
-      <w:r>
-        <w:rPr>
-          <w:rFonts w:ascii="Times New Roman" w:eastAsia="Times New Roman" w:hAnsi="Times New Roman" w:cs="Times New Roman"/>
-          <w:i/>
-          <w:iCs/>
-          <w:color w:val="000000"/>
-          <w:sz w:val="16"/>
-          <w:szCs w:val="16"/>
-        </w:rPr>
-        <w:t>(д</w:t>
-      </w:r>
-      <w:r>
-        <w:rPr>
-          <w:rFonts w:ascii="Times New Roman" w:eastAsia="Times New Roman" w:hAnsi="Times New Roman" w:cs="Times New Roman"/>
-          <w:i/>
-          <w:iCs/>
-          <w:color w:val="000000"/>
-          <w:spacing w:val="1"/>
-          <w:sz w:val="16"/>
-          <w:szCs w:val="16"/>
-        </w:rPr>
-        <w:t>а</w:t>
-      </w:r>
-      <w:r>
-        <w:rPr>
-          <w:rFonts w:ascii="Times New Roman" w:eastAsia="Times New Roman" w:hAnsi="Times New Roman" w:cs="Times New Roman"/>
-          <w:i/>
-          <w:iCs/>
-          <w:color w:val="000000"/>
-          <w:w w:val="99"/>
-          <w:sz w:val="16"/>
-          <w:szCs w:val="16"/>
-        </w:rPr>
-        <w:t>т</w:t>
-      </w:r>
-      <w:r>
-        <w:rPr>
-          <w:rFonts w:ascii="Times New Roman" w:eastAsia="Times New Roman" w:hAnsi="Times New Roman" w:cs="Times New Roman"/>
-          <w:i/>
-          <w:iCs/>
-          <w:color w:val="000000"/>
-          <w:spacing w:val="1"/>
-          <w:sz w:val="16"/>
-          <w:szCs w:val="16"/>
-        </w:rPr>
-        <w:t>а</w:t>
-      </w:r>
-      <w:r>
-        <w:rPr>
-          <w:rFonts w:ascii="Times New Roman" w:eastAsia="Times New Roman" w:hAnsi="Times New Roman" w:cs="Times New Roman"/>
-          <w:i/>
-          <w:iCs/>
-          <w:color w:val="000000"/>
-          <w:sz w:val="16"/>
-          <w:szCs w:val="16"/>
-        </w:rPr>
-        <w:t>)</w:t>
-      </w:r>
-      <w:bookmarkEnd w:id="1"/>
     </w:p>
     <w:sectPr>
       <w:pgSz w:w="11906" w:h="16838"/>
@@ -28178,6 +27833,7 @@
     <w:lsdException w:name="HTML Sample" w:semiHidden="1" w:unhideWhenUsed="1"/>
     <w:lsdException w:name="HTML Typewriter" w:semiHidden="1" w:unhideWhenUsed="1"/>
     <w:lsdException w:name="HTML Variable" w:semiHidden="1" w:unhideWhenUsed="1"/>
+    <w:lsdException w:name="Normal Table" w:semiHidden="1" w:unhideWhenUsed="1"/>
     <w:lsdException w:name="annotation subject" w:semiHidden="1" w:unhideWhenUsed="1"/>
     <w:lsdException w:name="No List" w:semiHidden="1" w:unhideWhenUsed="1"/>
     <w:lsdException w:name="Outline List 1" w:semiHidden="1" w:unhideWhenUsed="1"/>
@@ -28224,8 +27880,10 @@
     <w:lsdException w:name="Table Subtle 2" w:semiHidden="1" w:unhideWhenUsed="1"/>
     <w:lsdException w:name="Table Web 1" w:semiHidden="1" w:unhideWhenUsed="1"/>
     <w:lsdException w:name="Table Web 2" w:semiHidden="1" w:unhideWhenUsed="1"/>
+    <w:lsdException w:name="Table Web 3" w:semiHidden="1" w:unhideWhenUsed="1"/>
     <w:lsdException w:name="Balloon Text" w:semiHidden="1" w:unhideWhenUsed="1"/>
     <w:lsdException w:name="Table Grid" w:uiPriority="39"/>
+    <w:lsdException w:name="Table Theme" w:semiHidden="1" w:unhideWhenUsed="1"/>
     <w:lsdException w:name="Placeholder Text" w:semiHidden="1"/>
     <w:lsdException w:name="No Spacing" w:uiPriority="1" w:qFormat="1"/>
     <w:lsdException w:name="Light Shading" w:uiPriority="60"/>

--- a/templates/working/Согласие_на_обработку_данных.docx
+++ b/templates/working/Согласие_на_обработку_данных.docx
@@ -1,6 +1,6 @@
 
 <file path=word/document.xml><?xml version="1.0" encoding="utf-8"?>
-<w:document xmlns:wpc="http://schemas.microsoft.com/office/word/2010/wordprocessingCanvas" xmlns:cx="http://schemas.microsoft.com/office/drawing/2014/chartex" xmlns:cx1="http://schemas.microsoft.com/office/drawing/2015/9/8/chartex" xmlns:cx2="http://schemas.microsoft.com/office/drawing/2015/10/21/chartex" xmlns:cx3="http://schemas.microsoft.com/office/drawing/2016/5/9/chartex" xmlns:cx4="http://schemas.microsoft.com/office/drawing/2016/5/10/chartex" xmlns:cx5="http://schemas.microsoft.com/office/drawing/2016/5/11/chartex" xmlns:cx6="http://schemas.microsoft.com/office/drawing/2016/5/12/chartex" xmlns:cx7="http://schemas.microsoft.com/office/drawing/2016/5/13/chartex" xmlns:cx8="http://schemas.microsoft.com/office/drawing/2016/5/14/chartex" xmlns:mc="http://schemas.openxmlformats.org/markup-compatibility/2006" xmlns:aink="http://schemas.microsoft.com/office/drawing/2016/ink" xmlns:am3d="http://schemas.microsoft.com/office/drawing/2017/model3d" xmlns:o="urn:schemas-microsoft-com:office:office" xmlns:r="http://schemas.openxmlformats.org/officeDocument/2006/relationships" xmlns:m="http://schemas.openxmlformats.org/officeDocument/2006/math" xmlns:v="urn:schemas-microsoft-com:vml" xmlns:wp14="http://schemas.microsoft.com/office/word/2010/wordprocessingDrawing" xmlns:wp="http://schemas.openxmlformats.org/drawingml/2006/wordprocessingDrawing" xmlns:w10="urn:schemas-microsoft-com:office:word" xmlns:w="http://schemas.openxmlformats.org/wordprocessingml/2006/main" xmlns:w14="http://schemas.microsoft.com/office/word/2010/wordml" xmlns:w15="http://schemas.microsoft.com/office/word/2012/wordml" xmlns:w16cex="http://schemas.microsoft.com/office/word/2018/wordml/cex" xmlns:w16cid="http://schemas.microsoft.com/office/word/2016/wordml/cid" xmlns:w16="http://schemas.microsoft.com/office/word/2018/wordml" xmlns:w16sdtdh="http://schemas.microsoft.com/office/word/2020/wordml/sdtdatahash" xmlns:w16se="http://schemas.microsoft.com/office/word/2015/wordml/symex" xmlns:wpg="http://schemas.microsoft.com/office/word/2010/wordprocessingGroup" xmlns:wpi="http://schemas.microsoft.com/office/word/2010/wordprocessingInk" xmlns:wne="http://schemas.microsoft.com/office/word/2006/wordml" xmlns:wps="http://schemas.microsoft.com/office/word/2010/wordprocessingShape" mc:Ignorable="w14 w15 w16se w16cid w16 w16cex w16sdtdh wp14">
+<w:document xmlns:wpc="http://schemas.microsoft.com/office/word/2010/wordprocessingCanvas" xmlns:cx="http://schemas.microsoft.com/office/drawing/2014/chartex" xmlns:cx1="http://schemas.microsoft.com/office/drawing/2015/9/8/chartex" xmlns:cx2="http://schemas.microsoft.com/office/drawing/2015/10/21/chartex" xmlns:cx3="http://schemas.microsoft.com/office/drawing/2016/5/9/chartex" xmlns:cx4="http://schemas.microsoft.com/office/drawing/2016/5/10/chartex" xmlns:cx5="http://schemas.microsoft.com/office/drawing/2016/5/11/chartex" xmlns:cx6="http://schemas.microsoft.com/office/drawing/2016/5/12/chartex" xmlns:cx7="http://schemas.microsoft.com/office/drawing/2016/5/13/chartex" xmlns:cx8="http://schemas.microsoft.com/office/drawing/2016/5/14/chartex" xmlns:mc="http://schemas.openxmlformats.org/markup-compatibility/2006" xmlns:aink="http://schemas.microsoft.com/office/drawing/2016/ink" xmlns:am3d="http://schemas.microsoft.com/office/drawing/2017/model3d" xmlns:o="urn:schemas-microsoft-com:office:office" xmlns:oel="http://schemas.microsoft.com/office/2019/extlst" xmlns:r="http://schemas.openxmlformats.org/officeDocument/2006/relationships" xmlns:m="http://schemas.openxmlformats.org/officeDocument/2006/math" xmlns:v="urn:schemas-microsoft-com:vml" xmlns:wp14="http://schemas.microsoft.com/office/word/2010/wordprocessingDrawing" xmlns:wp="http://schemas.openxmlformats.org/drawingml/2006/wordprocessingDrawing" xmlns:w10="urn:schemas-microsoft-com:office:word" xmlns:w="http://schemas.openxmlformats.org/wordprocessingml/2006/main" xmlns:w14="http://schemas.microsoft.com/office/word/2010/wordml" xmlns:w15="http://schemas.microsoft.com/office/word/2012/wordml" xmlns:w16cex="http://schemas.microsoft.com/office/word/2018/wordml/cex" xmlns:w16cid="http://schemas.microsoft.com/office/word/2016/wordml/cid" xmlns:w16="http://schemas.microsoft.com/office/word/2018/wordml" xmlns:w16du="http://schemas.microsoft.com/office/word/2023/wordml/word16du" xmlns:w16sdtdh="http://schemas.microsoft.com/office/word/2020/wordml/sdtdatahash" xmlns:w16sdtfl="http://schemas.microsoft.com/office/word/2024/wordml/sdtformatlock" xmlns:w16se="http://schemas.microsoft.com/office/word/2015/wordml/symex" xmlns:wpg="http://schemas.microsoft.com/office/word/2010/wordprocessingGroup" xmlns:wpi="http://schemas.microsoft.com/office/word/2010/wordprocessingInk" xmlns:wne="http://schemas.microsoft.com/office/word/2006/wordml" xmlns:wps="http://schemas.microsoft.com/office/word/2010/wordprocessingShape" mc:Ignorable="w14 w15 w16se w16cid w16 w16cex w16sdtdh w16sdtfl w16du wp14">
   <w:body>
     <w:p>
       <w:pPr>
@@ -126,12 +126,12 @@
           <w:tab w:val="left" w:pos="2100"/>
         </w:tabs>
         <w:spacing w:line="240" w:lineRule="auto"/>
-        <w:rPr>
-          <w:rFonts w:ascii="Times New Roman" w:eastAsia="Times New Roman" w:hAnsi="Times New Roman" w:cs="Times New Roman"/>
-          <w:color w:val="000000"/>
-          <w:sz w:val="20"/>
-          <w:szCs w:val="20"/>
-          <w:vertAlign w:val="superscript"/>
+        <w:jc w:val="both"/>
+        <w:rPr>
+          <w:rFonts w:ascii="Times New Roman" w:eastAsia="Times New Roman" w:hAnsi="Times New Roman" w:cs="Times New Roman"/>
+          <w:color w:val="000000"/>
+          <w:sz w:val="20"/>
+          <w:szCs w:val="20"/>
         </w:rPr>
       </w:pPr>
       <w:r>
@@ -162,6 +162,7 @@
         </w:rPr>
         <w:t>.</w:t>
       </w:r>
+      <w:proofErr w:type="spellStart"/>
       <w:r>
         <w:rPr>
           <w:rFonts w:ascii="Times New Roman" w:eastAsia="Times New Roman" w:hAnsi="Times New Roman" w:cs="Times New Roman"/>
@@ -172,6 +173,7 @@
         </w:rPr>
         <w:t>fullName</w:t>
       </w:r>
+      <w:proofErr w:type="spellEnd"/>
       <w:r>
         <w:rPr>
           <w:rFonts w:ascii="Times New Roman" w:eastAsia="Times New Roman" w:hAnsi="Times New Roman" w:cs="Times New Roman"/>
@@ -218,6 +220,7 @@
         </w:rPr>
         <w:t>.</w:t>
       </w:r>
+      <w:proofErr w:type="spellStart"/>
       <w:r>
         <w:rPr>
           <w:rFonts w:ascii="Times New Roman" w:eastAsia="Times New Roman" w:hAnsi="Times New Roman" w:cs="Times New Roman"/>
@@ -228,6 +231,7 @@
         </w:rPr>
         <w:t>birthDate</w:t>
       </w:r>
+      <w:proofErr w:type="spellEnd"/>
       <w:r>
         <w:rPr>
           <w:rFonts w:ascii="Times New Roman" w:eastAsia="Times New Roman" w:hAnsi="Times New Roman" w:cs="Times New Roman"/>
@@ -253,7 +257,34 @@
           <w:sz w:val="20"/>
           <w:szCs w:val="20"/>
         </w:rPr>
-        <w:t>идентификационный номер {{</w:t>
+        <w:t>идентификационный номер</w:t>
+      </w:r>
+      <w:r>
+        <w:rPr>
+          <w:rFonts w:ascii="Times New Roman" w:eastAsia="Times New Roman" w:hAnsi="Times New Roman" w:cs="Times New Roman"/>
+          <w:color w:val="000000"/>
+          <w:sz w:val="20"/>
+          <w:szCs w:val="20"/>
+        </w:rPr>
+        <w:t xml:space="preserve"> </w:t>
+      </w:r>
+      <w:r>
+        <w:rPr>
+          <w:rFonts w:ascii="Times New Roman" w:eastAsia="Times New Roman" w:hAnsi="Times New Roman" w:cs="Times New Roman"/>
+          <w:color w:val="000000"/>
+          <w:sz w:val="20"/>
+          <w:szCs w:val="20"/>
+        </w:rPr>
+        <w:t>паспорта</w:t>
+      </w:r>
+      <w:r>
+        <w:rPr>
+          <w:rFonts w:ascii="Times New Roman" w:eastAsia="Times New Roman" w:hAnsi="Times New Roman" w:cs="Times New Roman"/>
+          <w:color w:val="000000"/>
+          <w:sz w:val="20"/>
+          <w:szCs w:val="20"/>
+        </w:rPr>
+        <w:t xml:space="preserve"> {{</w:t>
       </w:r>
       <w:r>
         <w:rPr>
@@ -293,20 +324,15 @@
         </w:rPr>
         <w:t>}}</w:t>
       </w:r>
-    </w:p>
-    <w:p>
-      <w:pPr>
-        <w:widowControl w:val="0"/>
-        <w:spacing w:line="239" w:lineRule="auto"/>
-        <w:ind w:right="-18" w:firstLine="708"/>
-        <w:jc w:val="both"/>
-        <w:rPr>
-          <w:rFonts w:ascii="Times New Roman" w:eastAsia="Times New Roman" w:hAnsi="Times New Roman" w:cs="Times New Roman"/>
-          <w:color w:val="000000"/>
-          <w:sz w:val="20"/>
-          <w:szCs w:val="20"/>
-        </w:rPr>
-      </w:pPr>
+      <w:r>
+        <w:rPr>
+          <w:rFonts w:ascii="Times New Roman" w:eastAsia="Times New Roman" w:hAnsi="Times New Roman" w:cs="Times New Roman"/>
+          <w:color w:val="000000"/>
+          <w:sz w:val="20"/>
+          <w:szCs w:val="20"/>
+        </w:rPr>
+        <w:t xml:space="preserve"> </w:t>
+      </w:r>
       <w:r>
         <w:rPr>
           <w:rFonts w:ascii="Times New Roman" w:eastAsia="Times New Roman" w:hAnsi="Times New Roman" w:cs="Times New Roman"/>
@@ -1568,6 +1594,7 @@
         </w:tabs>
         <w:spacing w:line="240" w:lineRule="auto"/>
         <w:ind w:right="-47" w:firstLine="708"/>
+        <w:jc w:val="both"/>
         <w:rPr>
           <w:rFonts w:ascii="Times New Roman" w:eastAsia="Times New Roman" w:hAnsi="Times New Roman" w:cs="Times New Roman"/>
           <w:color w:val="000000"/>
@@ -2080,6 +2107,7 @@
         </w:tabs>
         <w:spacing w:line="240" w:lineRule="auto"/>
         <w:ind w:right="-53" w:firstLine="708"/>
+        <w:jc w:val="both"/>
         <w:rPr>
           <w:rFonts w:ascii="Times New Roman" w:eastAsia="Times New Roman" w:hAnsi="Times New Roman" w:cs="Times New Roman"/>
           <w:color w:val="000000"/>
@@ -2540,6 +2568,7 @@
         <w:widowControl w:val="0"/>
         <w:spacing w:line="239" w:lineRule="auto"/>
         <w:ind w:right="-47" w:firstLine="708"/>
+        <w:jc w:val="both"/>
         <w:rPr>
           <w:rFonts w:ascii="Times New Roman" w:eastAsia="Times New Roman" w:hAnsi="Times New Roman" w:cs="Times New Roman"/>
           <w:color w:val="000000"/>
@@ -3001,6 +3030,7 @@
         <w:widowControl w:val="0"/>
         <w:spacing w:line="239" w:lineRule="auto"/>
         <w:ind w:left="709" w:right="-20"/>
+        <w:jc w:val="both"/>
         <w:rPr>
           <w:rFonts w:ascii="Times New Roman" w:eastAsia="Times New Roman" w:hAnsi="Times New Roman" w:cs="Times New Roman"/>
           <w:color w:val="000000"/>
@@ -3020,20 +3050,17 @@
     </w:p>
     <w:p>
       <w:pPr>
-        <w:widowControl w:val="0"/>
-        <w:spacing w:line="240" w:lineRule="auto"/>
-        <w:ind w:left="709" w:right="6124"/>
-        <w:rPr>
-          <w:rFonts w:ascii="Times New Roman" w:eastAsia="Times New Roman" w:hAnsi="Times New Roman" w:cs="Times New Roman"/>
-          <w:color w:val="000000"/>
-          <w:sz w:val="20"/>
-          <w:szCs w:val="20"/>
+        <w:ind w:firstLine="709"/>
+        <w:rPr>
+          <w:rFonts w:ascii="Times New Roman" w:hAnsi="Times New Roman" w:cs="Times New Roman"/>
+          <w:sz w:val="20"/>
+          <w:szCs w:val="20"/>
+          <w:lang w:val="en-US"/>
         </w:rPr>
       </w:pPr>
       <w:r>
         <w:rPr>
-          <w:rFonts w:ascii="Times New Roman" w:eastAsia="Times New Roman" w:hAnsi="Times New Roman" w:cs="Times New Roman"/>
-          <w:color w:val="000000"/>
+          <w:rFonts w:ascii="Times New Roman" w:hAnsi="Times New Roman" w:cs="Times New Roman"/>
           <w:sz w:val="20"/>
           <w:szCs w:val="20"/>
         </w:rPr>
@@ -3041,8 +3068,7 @@
       </w:r>
       <w:r>
         <w:rPr>
-          <w:rFonts w:ascii="Times New Roman" w:eastAsia="Times New Roman" w:hAnsi="Times New Roman" w:cs="Times New Roman"/>
-          <w:color w:val="000000"/>
+          <w:rFonts w:ascii="Times New Roman" w:hAnsi="Times New Roman" w:cs="Times New Roman"/>
           <w:spacing w:val="1"/>
           <w:sz w:val="20"/>
           <w:szCs w:val="20"/>
@@ -3051,8 +3077,7 @@
       </w:r>
       <w:r>
         <w:rPr>
-          <w:rFonts w:ascii="Times New Roman" w:eastAsia="Times New Roman" w:hAnsi="Times New Roman" w:cs="Times New Roman"/>
-          <w:color w:val="000000"/>
+          <w:rFonts w:ascii="Times New Roman" w:hAnsi="Times New Roman" w:cs="Times New Roman"/>
           <w:sz w:val="20"/>
           <w:szCs w:val="20"/>
         </w:rPr>
@@ -3060,8 +3085,7 @@
       </w:r>
       <w:r>
         <w:rPr>
-          <w:rFonts w:ascii="Times New Roman" w:eastAsia="Times New Roman" w:hAnsi="Times New Roman" w:cs="Times New Roman"/>
-          <w:color w:val="000000"/>
+          <w:rFonts w:ascii="Times New Roman" w:hAnsi="Times New Roman" w:cs="Times New Roman"/>
           <w:spacing w:val="-1"/>
           <w:sz w:val="20"/>
           <w:szCs w:val="20"/>
@@ -3070,8 +3094,7 @@
       </w:r>
       <w:r>
         <w:rPr>
-          <w:rFonts w:ascii="Times New Roman" w:eastAsia="Times New Roman" w:hAnsi="Times New Roman" w:cs="Times New Roman"/>
-          <w:color w:val="000000"/>
+          <w:rFonts w:ascii="Times New Roman" w:hAnsi="Times New Roman" w:cs="Times New Roman"/>
           <w:sz w:val="20"/>
           <w:szCs w:val="20"/>
         </w:rPr>
@@ -3079,18 +3102,16 @@
       </w:r>
       <w:r>
         <w:rPr>
-          <w:rFonts w:ascii="Times New Roman" w:eastAsia="Times New Roman" w:hAnsi="Times New Roman" w:cs="Times New Roman"/>
-          <w:color w:val="000000"/>
-          <w:spacing w:val="-2"/>
-          <w:sz w:val="20"/>
-          <w:szCs w:val="20"/>
-        </w:rPr>
-        <w:t xml:space="preserve"> </w:t>
-      </w:r>
-      <w:r>
-        <w:rPr>
-          <w:rFonts w:ascii="Times New Roman" w:eastAsia="Times New Roman" w:hAnsi="Times New Roman" w:cs="Times New Roman"/>
-          <w:color w:val="000000"/>
+          <w:rFonts w:ascii="Times New Roman" w:hAnsi="Times New Roman" w:cs="Times New Roman"/>
+          <w:spacing w:val="-2"/>
+          <w:sz w:val="20"/>
+          <w:szCs w:val="20"/>
+        </w:rPr>
+        <w:t xml:space="preserve"> </w:t>
+      </w:r>
+      <w:r>
+        <w:rPr>
+          <w:rFonts w:ascii="Times New Roman" w:hAnsi="Times New Roman" w:cs="Times New Roman"/>
           <w:sz w:val="20"/>
           <w:szCs w:val="20"/>
         </w:rPr>
@@ -3098,8 +3119,7 @@
       </w:r>
       <w:r>
         <w:rPr>
-          <w:rFonts w:ascii="Times New Roman" w:eastAsia="Times New Roman" w:hAnsi="Times New Roman" w:cs="Times New Roman"/>
-          <w:color w:val="000000"/>
+          <w:rFonts w:ascii="Times New Roman" w:hAnsi="Times New Roman" w:cs="Times New Roman"/>
           <w:spacing w:val="1"/>
           <w:sz w:val="20"/>
           <w:szCs w:val="20"/>
@@ -3108,17 +3128,15 @@
       </w:r>
       <w:r>
         <w:rPr>
-          <w:rFonts w:ascii="Times New Roman" w:eastAsia="Times New Roman" w:hAnsi="Times New Roman" w:cs="Times New Roman"/>
-          <w:color w:val="000000"/>
-          <w:sz w:val="20"/>
-          <w:szCs w:val="20"/>
-        </w:rPr>
-        <w:t xml:space="preserve"> </w:t>
-      </w:r>
-      <w:r>
-        <w:rPr>
-          <w:rFonts w:ascii="Times New Roman" w:eastAsia="Times New Roman" w:hAnsi="Times New Roman" w:cs="Times New Roman"/>
-          <w:color w:val="000000"/>
+          <w:rFonts w:ascii="Times New Roman" w:hAnsi="Times New Roman" w:cs="Times New Roman"/>
+          <w:sz w:val="20"/>
+          <w:szCs w:val="20"/>
+        </w:rPr>
+        <w:t xml:space="preserve"> </w:t>
+      </w:r>
+      <w:r>
+        <w:rPr>
+          <w:rFonts w:ascii="Times New Roman" w:hAnsi="Times New Roman" w:cs="Times New Roman"/>
           <w:spacing w:val="-2"/>
           <w:sz w:val="20"/>
           <w:szCs w:val="20"/>
@@ -3127,8 +3145,7 @@
       </w:r>
       <w:r>
         <w:rPr>
-          <w:rFonts w:ascii="Times New Roman" w:eastAsia="Times New Roman" w:hAnsi="Times New Roman" w:cs="Times New Roman"/>
-          <w:color w:val="000000"/>
+          <w:rFonts w:ascii="Times New Roman" w:hAnsi="Times New Roman" w:cs="Times New Roman"/>
           <w:sz w:val="20"/>
           <w:szCs w:val="20"/>
         </w:rPr>
@@ -3136,18 +3153,16 @@
       </w:r>
       <w:r>
         <w:rPr>
-          <w:rFonts w:ascii="Times New Roman" w:eastAsia="Times New Roman" w:hAnsi="Times New Roman" w:cs="Times New Roman"/>
-          <w:color w:val="000000"/>
-          <w:spacing w:val="-1"/>
-          <w:sz w:val="20"/>
-          <w:szCs w:val="20"/>
-        </w:rPr>
-        <w:t xml:space="preserve"> </w:t>
-      </w:r>
-      <w:r>
-        <w:rPr>
-          <w:rFonts w:ascii="Times New Roman" w:eastAsia="Times New Roman" w:hAnsi="Times New Roman" w:cs="Times New Roman"/>
-          <w:color w:val="000000"/>
+          <w:rFonts w:ascii="Times New Roman" w:hAnsi="Times New Roman" w:cs="Times New Roman"/>
+          <w:spacing w:val="-1"/>
+          <w:sz w:val="20"/>
+          <w:szCs w:val="20"/>
+        </w:rPr>
+        <w:t xml:space="preserve"> </w:t>
+      </w:r>
+      <w:r>
+        <w:rPr>
+          <w:rFonts w:ascii="Times New Roman" w:hAnsi="Times New Roman" w:cs="Times New Roman"/>
           <w:sz w:val="20"/>
           <w:szCs w:val="20"/>
         </w:rPr>
@@ -3155,8 +3170,7 @@
       </w:r>
       <w:r>
         <w:rPr>
-          <w:rFonts w:ascii="Times New Roman" w:eastAsia="Times New Roman" w:hAnsi="Times New Roman" w:cs="Times New Roman"/>
-          <w:color w:val="000000"/>
+          <w:rFonts w:ascii="Times New Roman" w:hAnsi="Times New Roman" w:cs="Times New Roman"/>
           <w:spacing w:val="-1"/>
           <w:sz w:val="20"/>
           <w:szCs w:val="20"/>
@@ -3165,8 +3179,7 @@
       </w:r>
       <w:r>
         <w:rPr>
-          <w:rFonts w:ascii="Times New Roman" w:eastAsia="Times New Roman" w:hAnsi="Times New Roman" w:cs="Times New Roman"/>
-          <w:color w:val="000000"/>
+          <w:rFonts w:ascii="Times New Roman" w:hAnsi="Times New Roman" w:cs="Times New Roman"/>
           <w:sz w:val="20"/>
           <w:szCs w:val="20"/>
         </w:rPr>
@@ -3174,8 +3187,7 @@
       </w:r>
       <w:r>
         <w:rPr>
-          <w:rFonts w:ascii="Times New Roman" w:eastAsia="Times New Roman" w:hAnsi="Times New Roman" w:cs="Times New Roman"/>
-          <w:color w:val="000000"/>
+          <w:rFonts w:ascii="Times New Roman" w:hAnsi="Times New Roman" w:cs="Times New Roman"/>
           <w:spacing w:val="-1"/>
           <w:sz w:val="20"/>
           <w:szCs w:val="20"/>
@@ -3184,27 +3196,42 @@
       </w:r>
       <w:r>
         <w:rPr>
-          <w:rFonts w:ascii="Times New Roman" w:eastAsia="Times New Roman" w:hAnsi="Times New Roman" w:cs="Times New Roman"/>
-          <w:color w:val="000000"/>
-          <w:sz w:val="20"/>
-          <w:szCs w:val="20"/>
-        </w:rPr>
-        <w:t>я; сведения</w:t>
-      </w:r>
-      <w:r>
-        <w:rPr>
-          <w:rFonts w:ascii="Times New Roman" w:eastAsia="Times New Roman" w:hAnsi="Times New Roman" w:cs="Times New Roman"/>
-          <w:color w:val="000000"/>
-          <w:spacing w:val="-1"/>
-          <w:sz w:val="20"/>
-          <w:szCs w:val="20"/>
-        </w:rPr>
-        <w:t xml:space="preserve"> </w:t>
-      </w:r>
-      <w:r>
-        <w:rPr>
-          <w:rFonts w:ascii="Times New Roman" w:eastAsia="Times New Roman" w:hAnsi="Times New Roman" w:cs="Times New Roman"/>
-          <w:color w:val="000000"/>
+          <w:rFonts w:ascii="Times New Roman" w:hAnsi="Times New Roman" w:cs="Times New Roman"/>
+          <w:sz w:val="20"/>
+          <w:szCs w:val="20"/>
+        </w:rPr>
+        <w:t xml:space="preserve">я; </w:t>
+      </w:r>
+    </w:p>
+    <w:p>
+      <w:pPr>
+        <w:ind w:firstLine="709"/>
+        <w:rPr>
+          <w:rFonts w:ascii="Times New Roman" w:hAnsi="Times New Roman" w:cs="Times New Roman"/>
+          <w:sz w:val="20"/>
+          <w:szCs w:val="20"/>
+        </w:rPr>
+      </w:pPr>
+      <w:r>
+        <w:rPr>
+          <w:rFonts w:ascii="Times New Roman" w:hAnsi="Times New Roman" w:cs="Times New Roman"/>
+          <w:sz w:val="20"/>
+          <w:szCs w:val="20"/>
+        </w:rPr>
+        <w:t>сведения</w:t>
+      </w:r>
+      <w:r>
+        <w:rPr>
+          <w:rFonts w:ascii="Times New Roman" w:hAnsi="Times New Roman" w:cs="Times New Roman"/>
+          <w:spacing w:val="-1"/>
+          <w:sz w:val="20"/>
+          <w:szCs w:val="20"/>
+        </w:rPr>
+        <w:t xml:space="preserve"> </w:t>
+      </w:r>
+      <w:r>
+        <w:rPr>
+          <w:rFonts w:ascii="Times New Roman" w:hAnsi="Times New Roman" w:cs="Times New Roman"/>
           <w:sz w:val="20"/>
           <w:szCs w:val="20"/>
         </w:rPr>
@@ -3212,8 +3239,7 @@
       </w:r>
       <w:r>
         <w:rPr>
-          <w:rFonts w:ascii="Times New Roman" w:eastAsia="Times New Roman" w:hAnsi="Times New Roman" w:cs="Times New Roman"/>
-          <w:color w:val="000000"/>
+          <w:rFonts w:ascii="Times New Roman" w:hAnsi="Times New Roman" w:cs="Times New Roman"/>
           <w:spacing w:val="-2"/>
           <w:sz w:val="20"/>
           <w:szCs w:val="20"/>
@@ -3222,8 +3248,7 @@
       </w:r>
       <w:r>
         <w:rPr>
-          <w:rFonts w:ascii="Times New Roman" w:eastAsia="Times New Roman" w:hAnsi="Times New Roman" w:cs="Times New Roman"/>
-          <w:color w:val="000000"/>
+          <w:rFonts w:ascii="Times New Roman" w:hAnsi="Times New Roman" w:cs="Times New Roman"/>
           <w:sz w:val="20"/>
           <w:szCs w:val="20"/>
         </w:rPr>
@@ -3231,8 +3256,7 @@
       </w:r>
       <w:r>
         <w:rPr>
-          <w:rFonts w:ascii="Times New Roman" w:eastAsia="Times New Roman" w:hAnsi="Times New Roman" w:cs="Times New Roman"/>
-          <w:color w:val="000000"/>
+          <w:rFonts w:ascii="Times New Roman" w:hAnsi="Times New Roman" w:cs="Times New Roman"/>
           <w:spacing w:val="-1"/>
           <w:sz w:val="20"/>
           <w:szCs w:val="20"/>
@@ -3241,8 +3265,7 @@
       </w:r>
       <w:r>
         <w:rPr>
-          <w:rFonts w:ascii="Times New Roman" w:eastAsia="Times New Roman" w:hAnsi="Times New Roman" w:cs="Times New Roman"/>
-          <w:color w:val="000000"/>
+          <w:rFonts w:ascii="Times New Roman" w:hAnsi="Times New Roman" w:cs="Times New Roman"/>
           <w:sz w:val="20"/>
           <w:szCs w:val="20"/>
         </w:rPr>
@@ -3250,8 +3273,7 @@
       </w:r>
       <w:r>
         <w:rPr>
-          <w:rFonts w:ascii="Times New Roman" w:eastAsia="Times New Roman" w:hAnsi="Times New Roman" w:cs="Times New Roman"/>
-          <w:color w:val="000000"/>
+          <w:rFonts w:ascii="Times New Roman" w:hAnsi="Times New Roman" w:cs="Times New Roman"/>
           <w:spacing w:val="-1"/>
           <w:sz w:val="20"/>
           <w:szCs w:val="20"/>
@@ -3260,8 +3282,7 @@
       </w:r>
       <w:r>
         <w:rPr>
-          <w:rFonts w:ascii="Times New Roman" w:eastAsia="Times New Roman" w:hAnsi="Times New Roman" w:cs="Times New Roman"/>
-          <w:color w:val="000000"/>
+          <w:rFonts w:ascii="Times New Roman" w:hAnsi="Times New Roman" w:cs="Times New Roman"/>
           <w:sz w:val="20"/>
           <w:szCs w:val="20"/>
         </w:rPr>
@@ -3273,6 +3294,7 @@
         <w:widowControl w:val="0"/>
         <w:spacing w:line="239" w:lineRule="auto"/>
         <w:ind w:left="709" w:right="659"/>
+        <w:jc w:val="both"/>
         <w:rPr>
           <w:rFonts w:ascii="Times New Roman" w:eastAsia="Times New Roman" w:hAnsi="Times New Roman" w:cs="Times New Roman"/>
           <w:color w:val="000000"/>
@@ -3704,6 +3726,7 @@
         <w:widowControl w:val="0"/>
         <w:spacing w:line="239" w:lineRule="auto"/>
         <w:ind w:right="-49" w:firstLine="708"/>
+        <w:jc w:val="both"/>
         <w:rPr>
           <w:rFonts w:ascii="Times New Roman" w:eastAsia="Times New Roman" w:hAnsi="Times New Roman" w:cs="Times New Roman"/>
           <w:color w:val="000000"/>
@@ -4279,6 +4302,7 @@
         <w:widowControl w:val="0"/>
         <w:spacing w:before="1" w:line="239" w:lineRule="auto"/>
         <w:ind w:left="709" w:right="-46"/>
+        <w:jc w:val="both"/>
         <w:rPr>
           <w:rFonts w:ascii="Times New Roman" w:eastAsia="Times New Roman" w:hAnsi="Times New Roman" w:cs="Times New Roman"/>
           <w:color w:val="000000"/>
@@ -4930,6 +4954,7 @@
         <w:widowControl w:val="0"/>
         <w:spacing w:before="3" w:line="239" w:lineRule="auto"/>
         <w:ind w:right="-20"/>
+        <w:jc w:val="both"/>
         <w:rPr>
           <w:rFonts w:ascii="Times New Roman" w:eastAsia="Times New Roman" w:hAnsi="Times New Roman" w:cs="Times New Roman"/>
           <w:color w:val="000000"/>
@@ -5028,6 +5053,7 @@
         <w:widowControl w:val="0"/>
         <w:spacing w:line="239" w:lineRule="auto"/>
         <w:ind w:left="709" w:right="-20"/>
+        <w:jc w:val="both"/>
         <w:rPr>
           <w:rFonts w:ascii="Times New Roman" w:eastAsia="Times New Roman" w:hAnsi="Times New Roman" w:cs="Times New Roman"/>
           <w:color w:val="000000"/>
@@ -5183,6 +5209,7 @@
         <w:widowControl w:val="0"/>
         <w:spacing w:line="241" w:lineRule="auto"/>
         <w:ind w:left="709" w:right="-20"/>
+        <w:jc w:val="both"/>
         <w:rPr>
           <w:rFonts w:ascii="Times New Roman" w:eastAsia="Times New Roman" w:hAnsi="Times New Roman" w:cs="Times New Roman"/>
           <w:color w:val="000000"/>
@@ -5396,6 +5423,7 @@
         <w:widowControl w:val="0"/>
         <w:spacing w:line="239" w:lineRule="auto"/>
         <w:ind w:right="-54" w:firstLine="708"/>
+        <w:jc w:val="both"/>
         <w:rPr>
           <w:rFonts w:ascii="Times New Roman" w:eastAsia="Times New Roman" w:hAnsi="Times New Roman" w:cs="Times New Roman"/>
           <w:color w:val="000000"/>
@@ -6104,6 +6132,7 @@
         <w:widowControl w:val="0"/>
         <w:spacing w:before="2" w:line="239" w:lineRule="auto"/>
         <w:ind w:left="709" w:right="-20"/>
+        <w:jc w:val="both"/>
         <w:rPr>
           <w:rFonts w:ascii="Times New Roman" w:eastAsia="Times New Roman" w:hAnsi="Times New Roman" w:cs="Times New Roman"/>
           <w:color w:val="000000"/>
@@ -6316,6 +6345,7 @@
         <w:widowControl w:val="0"/>
         <w:spacing w:line="240" w:lineRule="auto"/>
         <w:ind w:right="-53" w:firstLine="708"/>
+        <w:jc w:val="both"/>
         <w:rPr>
           <w:rFonts w:ascii="Times New Roman" w:eastAsia="Times New Roman" w:hAnsi="Times New Roman" w:cs="Times New Roman"/>
           <w:color w:val="000000"/>
@@ -7075,6 +7105,212 @@
           <w:szCs w:val="20"/>
         </w:rPr>
         <w:t>алидности;</w:t>
+      </w:r>
+    </w:p>
+    <w:p>
+      <w:pPr>
+        <w:ind w:firstLine="708"/>
+        <w:rPr>
+          <w:rFonts w:ascii="Times New Roman" w:hAnsi="Times New Roman" w:cs="Times New Roman"/>
+          <w:sz w:val="20"/>
+          <w:szCs w:val="20"/>
+          <w:lang w:val="en-US"/>
+        </w:rPr>
+      </w:pPr>
+      <w:r>
+        <w:rPr>
+          <w:rFonts w:ascii="Times New Roman" w:hAnsi="Times New Roman" w:cs="Times New Roman"/>
+          <w:sz w:val="20"/>
+          <w:szCs w:val="20"/>
+        </w:rPr>
+        <w:t>сведения</w:t>
+      </w:r>
+      <w:r>
+        <w:rPr>
+          <w:rFonts w:ascii="Times New Roman" w:hAnsi="Times New Roman" w:cs="Times New Roman"/>
+          <w:spacing w:val="-1"/>
+          <w:sz w:val="20"/>
+          <w:szCs w:val="20"/>
+        </w:rPr>
+        <w:t xml:space="preserve"> </w:t>
+      </w:r>
+      <w:r>
+        <w:rPr>
+          <w:rFonts w:ascii="Times New Roman" w:hAnsi="Times New Roman" w:cs="Times New Roman"/>
+          <w:sz w:val="20"/>
+          <w:szCs w:val="20"/>
+        </w:rPr>
+        <w:t>о при</w:t>
+      </w:r>
+      <w:r>
+        <w:rPr>
+          <w:rFonts w:ascii="Times New Roman" w:hAnsi="Times New Roman" w:cs="Times New Roman"/>
+          <w:spacing w:val="-1"/>
+          <w:sz w:val="20"/>
+          <w:szCs w:val="20"/>
+        </w:rPr>
+        <w:t>в</w:t>
+      </w:r>
+      <w:r>
+        <w:rPr>
+          <w:rFonts w:ascii="Times New Roman" w:hAnsi="Times New Roman" w:cs="Times New Roman"/>
+          <w:sz w:val="20"/>
+          <w:szCs w:val="20"/>
+        </w:rPr>
+        <w:t>ле</w:t>
+      </w:r>
+      <w:r>
+        <w:rPr>
+          <w:rFonts w:ascii="Times New Roman" w:hAnsi="Times New Roman" w:cs="Times New Roman"/>
+          <w:spacing w:val="-2"/>
+          <w:sz w:val="20"/>
+          <w:szCs w:val="20"/>
+        </w:rPr>
+        <w:t>ч</w:t>
+      </w:r>
+      <w:r>
+        <w:rPr>
+          <w:rFonts w:ascii="Times New Roman" w:hAnsi="Times New Roman" w:cs="Times New Roman"/>
+          <w:sz w:val="20"/>
+          <w:szCs w:val="20"/>
+        </w:rPr>
+        <w:t>ении к</w:t>
+      </w:r>
+      <w:r>
+        <w:rPr>
+          <w:rFonts w:ascii="Times New Roman" w:hAnsi="Times New Roman" w:cs="Times New Roman"/>
+          <w:spacing w:val="-1"/>
+          <w:sz w:val="20"/>
+          <w:szCs w:val="20"/>
+        </w:rPr>
+        <w:t xml:space="preserve"> </w:t>
+      </w:r>
+      <w:r>
+        <w:rPr>
+          <w:rFonts w:ascii="Times New Roman" w:hAnsi="Times New Roman" w:cs="Times New Roman"/>
+          <w:sz w:val="20"/>
+          <w:szCs w:val="20"/>
+        </w:rPr>
+        <w:t>адм</w:t>
+      </w:r>
+      <w:r>
+        <w:rPr>
+          <w:rFonts w:ascii="Times New Roman" w:hAnsi="Times New Roman" w:cs="Times New Roman"/>
+          <w:spacing w:val="-1"/>
+          <w:sz w:val="20"/>
+          <w:szCs w:val="20"/>
+        </w:rPr>
+        <w:t>и</w:t>
+      </w:r>
+      <w:r>
+        <w:rPr>
+          <w:rFonts w:ascii="Times New Roman" w:hAnsi="Times New Roman" w:cs="Times New Roman"/>
+          <w:sz w:val="20"/>
+          <w:szCs w:val="20"/>
+        </w:rPr>
+        <w:t>н</w:t>
+      </w:r>
+      <w:r>
+        <w:rPr>
+          <w:rFonts w:ascii="Times New Roman" w:hAnsi="Times New Roman" w:cs="Times New Roman"/>
+          <w:spacing w:val="-1"/>
+          <w:sz w:val="20"/>
+          <w:szCs w:val="20"/>
+        </w:rPr>
+        <w:t>и</w:t>
+      </w:r>
+      <w:r>
+        <w:rPr>
+          <w:rFonts w:ascii="Times New Roman" w:hAnsi="Times New Roman" w:cs="Times New Roman"/>
+          <w:sz w:val="20"/>
+          <w:szCs w:val="20"/>
+        </w:rPr>
+        <w:t>страти</w:t>
+      </w:r>
+      <w:r>
+        <w:rPr>
+          <w:rFonts w:ascii="Times New Roman" w:hAnsi="Times New Roman" w:cs="Times New Roman"/>
+          <w:spacing w:val="-1"/>
+          <w:sz w:val="20"/>
+          <w:szCs w:val="20"/>
+        </w:rPr>
+        <w:t>в</w:t>
+      </w:r>
+      <w:r>
+        <w:rPr>
+          <w:rFonts w:ascii="Times New Roman" w:hAnsi="Times New Roman" w:cs="Times New Roman"/>
+          <w:sz w:val="20"/>
+          <w:szCs w:val="20"/>
+        </w:rPr>
+        <w:t xml:space="preserve">ной и </w:t>
+      </w:r>
+      <w:r>
+        <w:rPr>
+          <w:rFonts w:ascii="Times New Roman" w:hAnsi="Times New Roman" w:cs="Times New Roman"/>
+          <w:spacing w:val="-1"/>
+          <w:sz w:val="20"/>
+          <w:szCs w:val="20"/>
+        </w:rPr>
+        <w:t>у</w:t>
+      </w:r>
+      <w:r>
+        <w:rPr>
+          <w:rFonts w:ascii="Times New Roman" w:hAnsi="Times New Roman" w:cs="Times New Roman"/>
+          <w:sz w:val="20"/>
+          <w:szCs w:val="20"/>
+        </w:rPr>
+        <w:t>г</w:t>
+      </w:r>
+      <w:r>
+        <w:rPr>
+          <w:rFonts w:ascii="Times New Roman" w:hAnsi="Times New Roman" w:cs="Times New Roman"/>
+          <w:spacing w:val="-1"/>
+          <w:sz w:val="20"/>
+          <w:szCs w:val="20"/>
+        </w:rPr>
+        <w:t>о</w:t>
+      </w:r>
+      <w:r>
+        <w:rPr>
+          <w:rFonts w:ascii="Times New Roman" w:hAnsi="Times New Roman" w:cs="Times New Roman"/>
+          <w:sz w:val="20"/>
+          <w:szCs w:val="20"/>
+        </w:rPr>
+        <w:t>ловной от</w:t>
+      </w:r>
+      <w:r>
+        <w:rPr>
+          <w:rFonts w:ascii="Times New Roman" w:hAnsi="Times New Roman" w:cs="Times New Roman"/>
+          <w:spacing w:val="-1"/>
+          <w:sz w:val="20"/>
+          <w:szCs w:val="20"/>
+        </w:rPr>
+        <w:t>в</w:t>
+      </w:r>
+      <w:r>
+        <w:rPr>
+          <w:rFonts w:ascii="Times New Roman" w:hAnsi="Times New Roman" w:cs="Times New Roman"/>
+          <w:sz w:val="20"/>
+          <w:szCs w:val="20"/>
+        </w:rPr>
+        <w:t>етст</w:t>
+      </w:r>
+      <w:r>
+        <w:rPr>
+          <w:rFonts w:ascii="Times New Roman" w:hAnsi="Times New Roman" w:cs="Times New Roman"/>
+          <w:spacing w:val="-1"/>
+          <w:sz w:val="20"/>
+          <w:szCs w:val="20"/>
+        </w:rPr>
+        <w:t>в</w:t>
+      </w:r>
+      <w:r>
+        <w:rPr>
+          <w:rFonts w:ascii="Times New Roman" w:hAnsi="Times New Roman" w:cs="Times New Roman"/>
+          <w:sz w:val="20"/>
+          <w:szCs w:val="20"/>
+        </w:rPr>
+        <w:t xml:space="preserve">енности; </w:t>
       </w:r>
     </w:p>
     <w:p>
@@ -7082,6 +7318,7 @@
         <w:widowControl w:val="0"/>
         <w:spacing w:line="239" w:lineRule="auto"/>
         <w:ind w:left="709" w:right="2412"/>
+        <w:jc w:val="both"/>
         <w:rPr>
           <w:rFonts w:ascii="Times New Roman" w:eastAsia="Times New Roman" w:hAnsi="Times New Roman" w:cs="Times New Roman"/>
           <w:color w:val="000000"/>
@@ -7096,216 +7333,7 @@
           <w:sz w:val="20"/>
           <w:szCs w:val="20"/>
         </w:rPr>
-        <w:t>сведения</w:t>
-      </w:r>
-      <w:r>
-        <w:rPr>
-          <w:rFonts w:ascii="Times New Roman" w:eastAsia="Times New Roman" w:hAnsi="Times New Roman" w:cs="Times New Roman"/>
-          <w:color w:val="000000"/>
-          <w:spacing w:val="-1"/>
-          <w:sz w:val="20"/>
-          <w:szCs w:val="20"/>
-        </w:rPr>
-        <w:t xml:space="preserve"> </w:t>
-      </w:r>
-      <w:r>
-        <w:rPr>
-          <w:rFonts w:ascii="Times New Roman" w:eastAsia="Times New Roman" w:hAnsi="Times New Roman" w:cs="Times New Roman"/>
-          <w:color w:val="000000"/>
-          <w:sz w:val="20"/>
-          <w:szCs w:val="20"/>
-        </w:rPr>
-        <w:t>о при</w:t>
-      </w:r>
-      <w:r>
-        <w:rPr>
-          <w:rFonts w:ascii="Times New Roman" w:eastAsia="Times New Roman" w:hAnsi="Times New Roman" w:cs="Times New Roman"/>
-          <w:color w:val="000000"/>
-          <w:spacing w:val="-1"/>
-          <w:sz w:val="20"/>
-          <w:szCs w:val="20"/>
-        </w:rPr>
-        <w:t>в</w:t>
-      </w:r>
-      <w:r>
-        <w:rPr>
-          <w:rFonts w:ascii="Times New Roman" w:eastAsia="Times New Roman" w:hAnsi="Times New Roman" w:cs="Times New Roman"/>
-          <w:color w:val="000000"/>
-          <w:sz w:val="20"/>
-          <w:szCs w:val="20"/>
-        </w:rPr>
-        <w:t>ле</w:t>
-      </w:r>
-      <w:r>
-        <w:rPr>
-          <w:rFonts w:ascii="Times New Roman" w:eastAsia="Times New Roman" w:hAnsi="Times New Roman" w:cs="Times New Roman"/>
-          <w:color w:val="000000"/>
-          <w:spacing w:val="-2"/>
-          <w:sz w:val="20"/>
-          <w:szCs w:val="20"/>
-        </w:rPr>
-        <w:t>ч</w:t>
-      </w:r>
-      <w:r>
-        <w:rPr>
-          <w:rFonts w:ascii="Times New Roman" w:eastAsia="Times New Roman" w:hAnsi="Times New Roman" w:cs="Times New Roman"/>
-          <w:color w:val="000000"/>
-          <w:sz w:val="20"/>
-          <w:szCs w:val="20"/>
-        </w:rPr>
-        <w:t>ении к</w:t>
-      </w:r>
-      <w:r>
-        <w:rPr>
-          <w:rFonts w:ascii="Times New Roman" w:eastAsia="Times New Roman" w:hAnsi="Times New Roman" w:cs="Times New Roman"/>
-          <w:color w:val="000000"/>
-          <w:spacing w:val="-1"/>
-          <w:sz w:val="20"/>
-          <w:szCs w:val="20"/>
-        </w:rPr>
-        <w:t xml:space="preserve"> </w:t>
-      </w:r>
-      <w:r>
-        <w:rPr>
-          <w:rFonts w:ascii="Times New Roman" w:eastAsia="Times New Roman" w:hAnsi="Times New Roman" w:cs="Times New Roman"/>
-          <w:color w:val="000000"/>
-          <w:sz w:val="20"/>
-          <w:szCs w:val="20"/>
-        </w:rPr>
-        <w:t>адм</w:t>
-      </w:r>
-      <w:r>
-        <w:rPr>
-          <w:rFonts w:ascii="Times New Roman" w:eastAsia="Times New Roman" w:hAnsi="Times New Roman" w:cs="Times New Roman"/>
-          <w:color w:val="000000"/>
-          <w:spacing w:val="-1"/>
-          <w:sz w:val="20"/>
-          <w:szCs w:val="20"/>
-        </w:rPr>
-        <w:t>и</w:t>
-      </w:r>
-      <w:r>
-        <w:rPr>
-          <w:rFonts w:ascii="Times New Roman" w:eastAsia="Times New Roman" w:hAnsi="Times New Roman" w:cs="Times New Roman"/>
-          <w:color w:val="000000"/>
-          <w:sz w:val="20"/>
-          <w:szCs w:val="20"/>
-        </w:rPr>
-        <w:t>н</w:t>
-      </w:r>
-      <w:r>
-        <w:rPr>
-          <w:rFonts w:ascii="Times New Roman" w:eastAsia="Times New Roman" w:hAnsi="Times New Roman" w:cs="Times New Roman"/>
-          <w:color w:val="000000"/>
-          <w:spacing w:val="-1"/>
-          <w:sz w:val="20"/>
-          <w:szCs w:val="20"/>
-        </w:rPr>
-        <w:t>и</w:t>
-      </w:r>
-      <w:r>
-        <w:rPr>
-          <w:rFonts w:ascii="Times New Roman" w:eastAsia="Times New Roman" w:hAnsi="Times New Roman" w:cs="Times New Roman"/>
-          <w:color w:val="000000"/>
-          <w:sz w:val="20"/>
-          <w:szCs w:val="20"/>
-        </w:rPr>
-        <w:t>страти</w:t>
-      </w:r>
-      <w:r>
-        <w:rPr>
-          <w:rFonts w:ascii="Times New Roman" w:eastAsia="Times New Roman" w:hAnsi="Times New Roman" w:cs="Times New Roman"/>
-          <w:color w:val="000000"/>
-          <w:spacing w:val="-1"/>
-          <w:sz w:val="20"/>
-          <w:szCs w:val="20"/>
-        </w:rPr>
-        <w:t>в</w:t>
-      </w:r>
-      <w:r>
-        <w:rPr>
-          <w:rFonts w:ascii="Times New Roman" w:eastAsia="Times New Roman" w:hAnsi="Times New Roman" w:cs="Times New Roman"/>
-          <w:color w:val="000000"/>
-          <w:sz w:val="20"/>
-          <w:szCs w:val="20"/>
-        </w:rPr>
-        <w:t xml:space="preserve">ной и </w:t>
-      </w:r>
-      <w:r>
-        <w:rPr>
-          <w:rFonts w:ascii="Times New Roman" w:eastAsia="Times New Roman" w:hAnsi="Times New Roman" w:cs="Times New Roman"/>
-          <w:color w:val="000000"/>
-          <w:spacing w:val="-1"/>
-          <w:sz w:val="20"/>
-          <w:szCs w:val="20"/>
-        </w:rPr>
-        <w:t>у</w:t>
-      </w:r>
-      <w:r>
-        <w:rPr>
-          <w:rFonts w:ascii="Times New Roman" w:eastAsia="Times New Roman" w:hAnsi="Times New Roman" w:cs="Times New Roman"/>
-          <w:color w:val="000000"/>
-          <w:sz w:val="20"/>
-          <w:szCs w:val="20"/>
-        </w:rPr>
-        <w:t>г</w:t>
-      </w:r>
-      <w:r>
-        <w:rPr>
-          <w:rFonts w:ascii="Times New Roman" w:eastAsia="Times New Roman" w:hAnsi="Times New Roman" w:cs="Times New Roman"/>
-          <w:color w:val="000000"/>
-          <w:spacing w:val="-1"/>
-          <w:sz w:val="20"/>
-          <w:szCs w:val="20"/>
-        </w:rPr>
-        <w:t>о</w:t>
-      </w:r>
-      <w:r>
-        <w:rPr>
-          <w:rFonts w:ascii="Times New Roman" w:eastAsia="Times New Roman" w:hAnsi="Times New Roman" w:cs="Times New Roman"/>
-          <w:color w:val="000000"/>
-          <w:sz w:val="20"/>
-          <w:szCs w:val="20"/>
-        </w:rPr>
-        <w:t>ловной от</w:t>
-      </w:r>
-      <w:r>
-        <w:rPr>
-          <w:rFonts w:ascii="Times New Roman" w:eastAsia="Times New Roman" w:hAnsi="Times New Roman" w:cs="Times New Roman"/>
-          <w:color w:val="000000"/>
-          <w:spacing w:val="-1"/>
-          <w:sz w:val="20"/>
-          <w:szCs w:val="20"/>
-        </w:rPr>
-        <w:t>в</w:t>
-      </w:r>
-      <w:r>
-        <w:rPr>
-          <w:rFonts w:ascii="Times New Roman" w:eastAsia="Times New Roman" w:hAnsi="Times New Roman" w:cs="Times New Roman"/>
-          <w:color w:val="000000"/>
-          <w:sz w:val="20"/>
-          <w:szCs w:val="20"/>
-        </w:rPr>
-        <w:t>етст</w:t>
-      </w:r>
-      <w:r>
-        <w:rPr>
-          <w:rFonts w:ascii="Times New Roman" w:eastAsia="Times New Roman" w:hAnsi="Times New Roman" w:cs="Times New Roman"/>
-          <w:color w:val="000000"/>
-          <w:spacing w:val="-1"/>
-          <w:sz w:val="20"/>
-          <w:szCs w:val="20"/>
-        </w:rPr>
-        <w:t>в</w:t>
-      </w:r>
-      <w:r>
-        <w:rPr>
-          <w:rFonts w:ascii="Times New Roman" w:eastAsia="Times New Roman" w:hAnsi="Times New Roman" w:cs="Times New Roman"/>
-          <w:color w:val="000000"/>
-          <w:sz w:val="20"/>
-          <w:szCs w:val="20"/>
-        </w:rPr>
-        <w:t xml:space="preserve">енности; данные виз и </w:t>
+        <w:t xml:space="preserve">данные виз и </w:t>
       </w:r>
       <w:r>
         <w:rPr>
@@ -7465,6 +7493,7 @@
         <w:widowControl w:val="0"/>
         <w:spacing w:line="239" w:lineRule="auto"/>
         <w:ind w:left="709" w:right="-20"/>
+        <w:jc w:val="both"/>
         <w:rPr>
           <w:rFonts w:ascii="Times New Roman" w:eastAsia="Times New Roman" w:hAnsi="Times New Roman" w:cs="Times New Roman"/>
           <w:color w:val="000000"/>
@@ -7630,6 +7659,7 @@
         <w:widowControl w:val="0"/>
         <w:spacing w:line="240" w:lineRule="auto"/>
         <w:ind w:right="-49" w:firstLine="708"/>
+        <w:jc w:val="both"/>
         <w:rPr>
           <w:rFonts w:ascii="Times New Roman" w:eastAsia="Times New Roman" w:hAnsi="Times New Roman" w:cs="Times New Roman"/>
           <w:color w:val="000000"/>
@@ -8068,12 +8098,12 @@
     </w:p>
     <w:p>
       <w:pPr>
-        <w:widowControl w:val="0"/>
-        <w:spacing w:line="239" w:lineRule="auto"/>
-        <w:ind w:left="709" w:right="5243"/>
-        <w:rPr>
-          <w:rFonts w:ascii="Times New Roman" w:eastAsia="Times New Roman" w:hAnsi="Times New Roman" w:cs="Times New Roman"/>
-          <w:color w:val="000000"/>
+        <w:pStyle w:val="a5"/>
+        <w:ind w:firstLine="708"/>
+        <w:rPr>
+          <w:rFonts w:ascii="Times New Roman" w:eastAsia="Times New Roman" w:hAnsi="Times New Roman" w:cs="Times New Roman"/>
+          <w:color w:val="000000"/>
+          <w:spacing w:val="85"/>
           <w:sz w:val="20"/>
           <w:szCs w:val="20"/>
         </w:rPr>
@@ -8192,109 +8222,40 @@
         </w:rPr>
         <w:t xml:space="preserve"> </w:t>
       </w:r>
-      <w:r>
-        <w:rPr>
-          <w:rFonts w:ascii="Times New Roman" w:eastAsia="Times New Roman" w:hAnsi="Times New Roman" w:cs="Times New Roman"/>
-          <w:color w:val="000000"/>
-          <w:sz w:val="20"/>
-          <w:szCs w:val="20"/>
-        </w:rPr>
-        <w:t>сведения</w:t>
-      </w:r>
-      <w:r>
-        <w:rPr>
-          <w:rFonts w:ascii="Times New Roman" w:eastAsia="Times New Roman" w:hAnsi="Times New Roman" w:cs="Times New Roman"/>
-          <w:color w:val="000000"/>
-          <w:spacing w:val="-1"/>
-          <w:sz w:val="20"/>
-          <w:szCs w:val="20"/>
-        </w:rPr>
-        <w:t xml:space="preserve"> </w:t>
-      </w:r>
-      <w:r>
-        <w:rPr>
-          <w:rFonts w:ascii="Times New Roman" w:eastAsia="Times New Roman" w:hAnsi="Times New Roman" w:cs="Times New Roman"/>
-          <w:color w:val="000000"/>
-          <w:sz w:val="20"/>
-          <w:szCs w:val="20"/>
-        </w:rPr>
-        <w:t>о н</w:t>
-      </w:r>
-      <w:r>
-        <w:rPr>
-          <w:rFonts w:ascii="Times New Roman" w:eastAsia="Times New Roman" w:hAnsi="Times New Roman" w:cs="Times New Roman"/>
-          <w:color w:val="000000"/>
-          <w:spacing w:val="-2"/>
-          <w:sz w:val="20"/>
-          <w:szCs w:val="20"/>
-        </w:rPr>
-        <w:t>а</w:t>
-      </w:r>
-      <w:r>
-        <w:rPr>
-          <w:rFonts w:ascii="Times New Roman" w:eastAsia="Times New Roman" w:hAnsi="Times New Roman" w:cs="Times New Roman"/>
-          <w:color w:val="000000"/>
-          <w:sz w:val="20"/>
-          <w:szCs w:val="20"/>
-        </w:rPr>
-        <w:t>личии нед</w:t>
-      </w:r>
-      <w:r>
-        <w:rPr>
-          <w:rFonts w:ascii="Times New Roman" w:eastAsia="Times New Roman" w:hAnsi="Times New Roman" w:cs="Times New Roman"/>
-          <w:color w:val="000000"/>
-          <w:spacing w:val="-3"/>
-          <w:sz w:val="20"/>
-          <w:szCs w:val="20"/>
-        </w:rPr>
-        <w:t>в</w:t>
-      </w:r>
-      <w:r>
-        <w:rPr>
-          <w:rFonts w:ascii="Times New Roman" w:eastAsia="Times New Roman" w:hAnsi="Times New Roman" w:cs="Times New Roman"/>
-          <w:color w:val="000000"/>
-          <w:sz w:val="20"/>
-          <w:szCs w:val="20"/>
-        </w:rPr>
-        <w:t>ижимого им</w:t>
-      </w:r>
-      <w:r>
-        <w:rPr>
-          <w:rFonts w:ascii="Times New Roman" w:eastAsia="Times New Roman" w:hAnsi="Times New Roman" w:cs="Times New Roman"/>
-          <w:color w:val="000000"/>
-          <w:spacing w:val="-2"/>
-          <w:sz w:val="20"/>
-          <w:szCs w:val="20"/>
-        </w:rPr>
-        <w:t>у</w:t>
-      </w:r>
-      <w:r>
-        <w:rPr>
-          <w:rFonts w:ascii="Times New Roman" w:eastAsia="Times New Roman" w:hAnsi="Times New Roman" w:cs="Times New Roman"/>
-          <w:color w:val="000000"/>
-          <w:sz w:val="20"/>
-          <w:szCs w:val="20"/>
-        </w:rPr>
-        <w:t>ществ</w:t>
-      </w:r>
-      <w:r>
-        <w:rPr>
-          <w:rFonts w:ascii="Times New Roman" w:eastAsia="Times New Roman" w:hAnsi="Times New Roman" w:cs="Times New Roman"/>
-          <w:color w:val="000000"/>
-          <w:spacing w:val="-2"/>
-          <w:sz w:val="20"/>
-          <w:szCs w:val="20"/>
-        </w:rPr>
-        <w:t>а</w:t>
-      </w:r>
-      <w:r>
-        <w:rPr>
-          <w:rFonts w:ascii="Times New Roman" w:eastAsia="Times New Roman" w:hAnsi="Times New Roman" w:cs="Times New Roman"/>
-          <w:color w:val="000000"/>
-          <w:sz w:val="20"/>
-          <w:szCs w:val="20"/>
-        </w:rPr>
-        <w:t>.</w:t>
+    </w:p>
+    <w:p>
+      <w:pPr>
+        <w:pStyle w:val="a5"/>
+        <w:ind w:firstLine="708"/>
+        <w:rPr>
+          <w:rFonts w:ascii="Times New Roman" w:hAnsi="Times New Roman" w:cs="Times New Roman"/>
+          <w:sz w:val="20"/>
+          <w:szCs w:val="20"/>
+        </w:rPr>
+      </w:pPr>
+      <w:r>
+        <w:rPr>
+          <w:rFonts w:ascii="Times New Roman" w:hAnsi="Times New Roman" w:cs="Times New Roman"/>
+          <w:sz w:val="20"/>
+          <w:szCs w:val="20"/>
+        </w:rPr>
+        <w:t>сведения о наличии недвижимог</w:t>
+      </w:r>
+      <w:r>
+        <w:rPr>
+          <w:rFonts w:ascii="Times New Roman" w:hAnsi="Times New Roman" w:cs="Times New Roman"/>
+          <w:sz w:val="20"/>
+          <w:szCs w:val="20"/>
+        </w:rPr>
+        <w:t>о им</w:t>
+      </w:r>
+      <w:r>
+        <w:rPr>
+          <w:rFonts w:ascii="Times New Roman" w:hAnsi="Times New Roman" w:cs="Times New Roman"/>
+          <w:sz w:val="20"/>
+          <w:szCs w:val="20"/>
+        </w:rPr>
+        <w:t>ущества.</w:t>
       </w:r>
     </w:p>
     <w:p>
@@ -8305,6 +8266,7 @@
         </w:tabs>
         <w:spacing w:before="1" w:line="239" w:lineRule="auto"/>
         <w:ind w:left="709" w:right="-20"/>
+        <w:jc w:val="both"/>
         <w:rPr>
           <w:rFonts w:ascii="Times New Roman" w:eastAsia="Times New Roman" w:hAnsi="Times New Roman" w:cs="Times New Roman"/>
           <w:color w:val="000000"/>
@@ -8479,6 +8441,7 @@
         <w:widowControl w:val="0"/>
         <w:spacing w:line="240" w:lineRule="auto"/>
         <w:ind w:right="-50" w:firstLine="708"/>
+        <w:jc w:val="both"/>
         <w:rPr>
           <w:rFonts w:ascii="Times New Roman" w:eastAsia="Times New Roman" w:hAnsi="Times New Roman" w:cs="Times New Roman"/>
           <w:color w:val="000000"/>
@@ -9426,6 +9389,7 @@
         <w:widowControl w:val="0"/>
         <w:spacing w:line="240" w:lineRule="auto"/>
         <w:ind w:left="709" w:right="234"/>
+        <w:jc w:val="both"/>
         <w:rPr>
           <w:rFonts w:ascii="Times New Roman" w:eastAsia="Times New Roman" w:hAnsi="Times New Roman" w:cs="Times New Roman"/>
           <w:color w:val="000000"/>
@@ -10655,6 +10619,7 @@
         <w:rPr>
           <w:rFonts w:ascii="Times New Roman" w:eastAsia="Times New Roman" w:hAnsi="Times New Roman" w:cs="Times New Roman"/>
           <w:color w:val="000000"/>
+          <w:spacing w:val="1"/>
           <w:sz w:val="20"/>
           <w:szCs w:val="20"/>
         </w:rPr>
@@ -11209,7 +11174,25 @@
           <w:sz w:val="20"/>
           <w:szCs w:val="20"/>
         </w:rPr>
-        <w:t>й почты;</w:t>
+        <w:t>й почты</w:t>
+      </w:r>
+      <w:r>
+        <w:rPr>
+          <w:rFonts w:ascii="Times New Roman" w:eastAsia="Times New Roman" w:hAnsi="Times New Roman" w:cs="Times New Roman"/>
+          <w:color w:val="000000"/>
+          <w:sz w:val="20"/>
+          <w:szCs w:val="20"/>
+        </w:rPr>
+        <w:t>)</w:t>
+      </w:r>
+      <w:r>
+        <w:rPr>
+          <w:rFonts w:ascii="Times New Roman" w:eastAsia="Times New Roman" w:hAnsi="Times New Roman" w:cs="Times New Roman"/>
+          <w:color w:val="000000"/>
+          <w:sz w:val="20"/>
+          <w:szCs w:val="20"/>
+        </w:rPr>
+        <w:t>;</w:t>
       </w:r>
       <w:r>
         <w:rPr>
@@ -11221,6 +11204,20 @@
         </w:rPr>
         <w:t xml:space="preserve"> </w:t>
       </w:r>
+    </w:p>
+    <w:p>
+      <w:pPr>
+        <w:widowControl w:val="0"/>
+        <w:spacing w:line="239" w:lineRule="auto"/>
+        <w:ind w:right="-18" w:firstLine="708"/>
+        <w:jc w:val="both"/>
+        <w:rPr>
+          <w:rFonts w:ascii="Times New Roman" w:eastAsia="Times New Roman" w:hAnsi="Times New Roman" w:cs="Times New Roman"/>
+          <w:color w:val="000000"/>
+          <w:sz w:val="20"/>
+          <w:szCs w:val="20"/>
+        </w:rPr>
+      </w:pPr>
       <w:r>
         <w:rPr>
           <w:rFonts w:ascii="Times New Roman" w:eastAsia="Times New Roman" w:hAnsi="Times New Roman" w:cs="Times New Roman"/>
@@ -11639,6 +11636,124 @@
         </w:rPr>
         <w:t>жи;</w:t>
       </w:r>
+    </w:p>
+    <w:p>
+      <w:pPr>
+        <w:widowControl w:val="0"/>
+        <w:spacing w:line="239" w:lineRule="auto"/>
+        <w:ind w:right="-18" w:firstLine="708"/>
+        <w:jc w:val="both"/>
+        <w:rPr>
+          <w:rFonts w:ascii="Times New Roman" w:eastAsia="Times New Roman" w:hAnsi="Times New Roman" w:cs="Times New Roman"/>
+          <w:color w:val="000000"/>
+          <w:sz w:val="20"/>
+          <w:szCs w:val="20"/>
+        </w:rPr>
+      </w:pPr>
+      <w:r>
+        <w:rPr>
+          <w:rFonts w:ascii="Times New Roman" w:eastAsia="Times New Roman" w:hAnsi="Times New Roman" w:cs="Times New Roman"/>
+          <w:color w:val="000000"/>
+          <w:sz w:val="20"/>
+          <w:szCs w:val="20"/>
+        </w:rPr>
+        <w:t>сведения о</w:t>
+      </w:r>
+      <w:r>
+        <w:rPr>
+          <w:rFonts w:ascii="Times New Roman" w:eastAsia="Times New Roman" w:hAnsi="Times New Roman" w:cs="Times New Roman"/>
+          <w:color w:val="000000"/>
+          <w:spacing w:val="2"/>
+          <w:sz w:val="20"/>
+          <w:szCs w:val="20"/>
+        </w:rPr>
+        <w:t xml:space="preserve"> </w:t>
+      </w:r>
+      <w:r>
+        <w:rPr>
+          <w:rFonts w:ascii="Times New Roman" w:eastAsia="Times New Roman" w:hAnsi="Times New Roman" w:cs="Times New Roman"/>
+          <w:color w:val="000000"/>
+          <w:sz w:val="20"/>
+          <w:szCs w:val="20"/>
+        </w:rPr>
+        <w:t>правонару</w:t>
+      </w:r>
+      <w:r>
+        <w:rPr>
+          <w:rFonts w:ascii="Times New Roman" w:eastAsia="Times New Roman" w:hAnsi="Times New Roman" w:cs="Times New Roman"/>
+          <w:color w:val="000000"/>
+          <w:spacing w:val="-1"/>
+          <w:sz w:val="20"/>
+          <w:szCs w:val="20"/>
+        </w:rPr>
+        <w:t>ш</w:t>
+      </w:r>
+      <w:r>
+        <w:rPr>
+          <w:rFonts w:ascii="Times New Roman" w:eastAsia="Times New Roman" w:hAnsi="Times New Roman" w:cs="Times New Roman"/>
+          <w:color w:val="000000"/>
+          <w:sz w:val="20"/>
+          <w:szCs w:val="20"/>
+        </w:rPr>
+        <w:t>ениях,</w:t>
+      </w:r>
+      <w:r>
+        <w:rPr>
+          <w:rFonts w:ascii="Times New Roman" w:eastAsia="Times New Roman" w:hAnsi="Times New Roman" w:cs="Times New Roman"/>
+          <w:color w:val="000000"/>
+          <w:spacing w:val="2"/>
+          <w:sz w:val="20"/>
+          <w:szCs w:val="20"/>
+        </w:rPr>
+        <w:t xml:space="preserve"> </w:t>
+      </w:r>
+      <w:r>
+        <w:rPr>
+          <w:rFonts w:ascii="Times New Roman" w:eastAsia="Times New Roman" w:hAnsi="Times New Roman" w:cs="Times New Roman"/>
+          <w:color w:val="000000"/>
+          <w:sz w:val="20"/>
+          <w:szCs w:val="20"/>
+        </w:rPr>
+        <w:t>хр</w:t>
+      </w:r>
+      <w:r>
+        <w:rPr>
+          <w:rFonts w:ascii="Times New Roman" w:eastAsia="Times New Roman" w:hAnsi="Times New Roman" w:cs="Times New Roman"/>
+          <w:color w:val="000000"/>
+          <w:spacing w:val="-1"/>
+          <w:sz w:val="20"/>
+          <w:szCs w:val="20"/>
+        </w:rPr>
+        <w:t>а</w:t>
+      </w:r>
+      <w:r>
+        <w:rPr>
+          <w:rFonts w:ascii="Times New Roman" w:eastAsia="Times New Roman" w:hAnsi="Times New Roman" w:cs="Times New Roman"/>
+          <w:color w:val="000000"/>
+          <w:sz w:val="20"/>
+          <w:szCs w:val="20"/>
+        </w:rPr>
+        <w:t>н</w:t>
+      </w:r>
+      <w:r>
+        <w:rPr>
+          <w:rFonts w:ascii="Times New Roman" w:eastAsia="Times New Roman" w:hAnsi="Times New Roman" w:cs="Times New Roman"/>
+          <w:color w:val="000000"/>
+          <w:spacing w:val="-1"/>
+          <w:sz w:val="20"/>
+          <w:szCs w:val="20"/>
+        </w:rPr>
+        <w:t>я</w:t>
+      </w:r>
+      <w:r>
+        <w:rPr>
+          <w:rFonts w:ascii="Times New Roman" w:eastAsia="Times New Roman" w:hAnsi="Times New Roman" w:cs="Times New Roman"/>
+          <w:color w:val="000000"/>
+          <w:sz w:val="20"/>
+          <w:szCs w:val="20"/>
+        </w:rPr>
+        <w:t>щи</w:t>
+      </w:r>
       <w:r>
         <w:rPr>
           <w:rFonts w:ascii="Times New Roman" w:eastAsia="Times New Roman" w:hAnsi="Times New Roman" w:cs="Times New Roman"/>
@@ -11647,88 +11762,22 @@
           <w:sz w:val="20"/>
           <w:szCs w:val="20"/>
         </w:rPr>
-        <w:t xml:space="preserve"> </w:t>
-      </w:r>
-      <w:r>
-        <w:rPr>
-          <w:rFonts w:ascii="Times New Roman" w:eastAsia="Times New Roman" w:hAnsi="Times New Roman" w:cs="Times New Roman"/>
-          <w:color w:val="000000"/>
-          <w:sz w:val="20"/>
-          <w:szCs w:val="20"/>
-        </w:rPr>
-        <w:t>сведения о</w:t>
-      </w:r>
-      <w:r>
-        <w:rPr>
-          <w:rFonts w:ascii="Times New Roman" w:eastAsia="Times New Roman" w:hAnsi="Times New Roman" w:cs="Times New Roman"/>
-          <w:color w:val="000000"/>
-          <w:spacing w:val="2"/>
-          <w:sz w:val="20"/>
-          <w:szCs w:val="20"/>
-        </w:rPr>
-        <w:t xml:space="preserve"> </w:t>
-      </w:r>
-      <w:r>
-        <w:rPr>
-          <w:rFonts w:ascii="Times New Roman" w:eastAsia="Times New Roman" w:hAnsi="Times New Roman" w:cs="Times New Roman"/>
-          <w:color w:val="000000"/>
-          <w:sz w:val="20"/>
-          <w:szCs w:val="20"/>
-        </w:rPr>
-        <w:t>правонару</w:t>
-      </w:r>
-      <w:r>
-        <w:rPr>
-          <w:rFonts w:ascii="Times New Roman" w:eastAsia="Times New Roman" w:hAnsi="Times New Roman" w:cs="Times New Roman"/>
-          <w:color w:val="000000"/>
-          <w:spacing w:val="-1"/>
-          <w:sz w:val="20"/>
-          <w:szCs w:val="20"/>
-        </w:rPr>
-        <w:t>ш</w:t>
-      </w:r>
-      <w:r>
-        <w:rPr>
-          <w:rFonts w:ascii="Times New Roman" w:eastAsia="Times New Roman" w:hAnsi="Times New Roman" w:cs="Times New Roman"/>
-          <w:color w:val="000000"/>
-          <w:sz w:val="20"/>
-          <w:szCs w:val="20"/>
-        </w:rPr>
-        <w:t>ениях,</w:t>
-      </w:r>
-      <w:r>
-        <w:rPr>
-          <w:rFonts w:ascii="Times New Roman" w:eastAsia="Times New Roman" w:hAnsi="Times New Roman" w:cs="Times New Roman"/>
-          <w:color w:val="000000"/>
-          <w:spacing w:val="2"/>
-          <w:sz w:val="20"/>
-          <w:szCs w:val="20"/>
-        </w:rPr>
-        <w:t xml:space="preserve"> </w:t>
-      </w:r>
-      <w:r>
-        <w:rPr>
-          <w:rFonts w:ascii="Times New Roman" w:eastAsia="Times New Roman" w:hAnsi="Times New Roman" w:cs="Times New Roman"/>
-          <w:color w:val="000000"/>
-          <w:sz w:val="20"/>
-          <w:szCs w:val="20"/>
-        </w:rPr>
-        <w:t>хр</w:t>
-      </w:r>
-      <w:r>
-        <w:rPr>
-          <w:rFonts w:ascii="Times New Roman" w:eastAsia="Times New Roman" w:hAnsi="Times New Roman" w:cs="Times New Roman"/>
-          <w:color w:val="000000"/>
-          <w:spacing w:val="-1"/>
-          <w:sz w:val="20"/>
-          <w:szCs w:val="20"/>
-        </w:rPr>
-        <w:t>а</w:t>
-      </w:r>
-      <w:r>
-        <w:rPr>
-          <w:rFonts w:ascii="Times New Roman" w:eastAsia="Times New Roman" w:hAnsi="Times New Roman" w:cs="Times New Roman"/>
-          <w:color w:val="000000"/>
+        <w:t>е</w:t>
+      </w:r>
+      <w:r>
+        <w:rPr>
+          <w:rFonts w:ascii="Times New Roman" w:eastAsia="Times New Roman" w:hAnsi="Times New Roman" w:cs="Times New Roman"/>
+          <w:color w:val="000000"/>
+          <w:sz w:val="20"/>
+          <w:szCs w:val="20"/>
+        </w:rPr>
+        <w:t>ся в еди</w:t>
+      </w:r>
+      <w:r>
+        <w:rPr>
+          <w:rFonts w:ascii="Times New Roman" w:eastAsia="Times New Roman" w:hAnsi="Times New Roman" w:cs="Times New Roman"/>
+          <w:color w:val="000000"/>
+          <w:spacing w:val="-1"/>
           <w:sz w:val="20"/>
           <w:szCs w:val="20"/>
         </w:rPr>
@@ -11738,39 +11787,48 @@
         <w:rPr>
           <w:rFonts w:ascii="Times New Roman" w:eastAsia="Times New Roman" w:hAnsi="Times New Roman" w:cs="Times New Roman"/>
           <w:color w:val="000000"/>
-          <w:spacing w:val="-1"/>
-          <w:sz w:val="20"/>
-          <w:szCs w:val="20"/>
-        </w:rPr>
-        <w:t>я</w:t>
-      </w:r>
-      <w:r>
-        <w:rPr>
-          <w:rFonts w:ascii="Times New Roman" w:eastAsia="Times New Roman" w:hAnsi="Times New Roman" w:cs="Times New Roman"/>
-          <w:color w:val="000000"/>
-          <w:sz w:val="20"/>
-          <w:szCs w:val="20"/>
-        </w:rPr>
-        <w:t>щи</w:t>
-      </w:r>
-      <w:r>
-        <w:rPr>
-          <w:rFonts w:ascii="Times New Roman" w:eastAsia="Times New Roman" w:hAnsi="Times New Roman" w:cs="Times New Roman"/>
-          <w:color w:val="000000"/>
-          <w:spacing w:val="1"/>
-          <w:sz w:val="20"/>
-          <w:szCs w:val="20"/>
-        </w:rPr>
-        <w:t>е</w:t>
-      </w:r>
-      <w:r>
-        <w:rPr>
-          <w:rFonts w:ascii="Times New Roman" w:eastAsia="Times New Roman" w:hAnsi="Times New Roman" w:cs="Times New Roman"/>
-          <w:color w:val="000000"/>
-          <w:sz w:val="20"/>
-          <w:szCs w:val="20"/>
-        </w:rPr>
-        <w:t>ся в еди</w:t>
+          <w:sz w:val="20"/>
+          <w:szCs w:val="20"/>
+        </w:rPr>
+        <w:t>ом го</w:t>
+      </w:r>
+      <w:r>
+        <w:rPr>
+          <w:rFonts w:ascii="Times New Roman" w:eastAsia="Times New Roman" w:hAnsi="Times New Roman" w:cs="Times New Roman"/>
+          <w:color w:val="000000"/>
+          <w:spacing w:val="-1"/>
+          <w:sz w:val="20"/>
+          <w:szCs w:val="20"/>
+        </w:rPr>
+        <w:t>с</w:t>
+      </w:r>
+      <w:r>
+        <w:rPr>
+          <w:rFonts w:ascii="Times New Roman" w:eastAsia="Times New Roman" w:hAnsi="Times New Roman" w:cs="Times New Roman"/>
+          <w:color w:val="000000"/>
+          <w:sz w:val="20"/>
+          <w:szCs w:val="20"/>
+        </w:rPr>
+        <w:t>уда</w:t>
+      </w:r>
+      <w:r>
+        <w:rPr>
+          <w:rFonts w:ascii="Times New Roman" w:eastAsia="Times New Roman" w:hAnsi="Times New Roman" w:cs="Times New Roman"/>
+          <w:color w:val="000000"/>
+          <w:spacing w:val="-2"/>
+          <w:sz w:val="20"/>
+          <w:szCs w:val="20"/>
+        </w:rPr>
+        <w:t>р</w:t>
+      </w:r>
+      <w:r>
+        <w:rPr>
+          <w:rFonts w:ascii="Times New Roman" w:eastAsia="Times New Roman" w:hAnsi="Times New Roman" w:cs="Times New Roman"/>
+          <w:color w:val="000000"/>
+          <w:sz w:val="20"/>
+          <w:szCs w:val="20"/>
+        </w:rPr>
+        <w:t>ствен</w:t>
       </w:r>
       <w:r>
         <w:rPr>
@@ -11786,48 +11844,58 @@
         <w:rPr>
           <w:rFonts w:ascii="Times New Roman" w:eastAsia="Times New Roman" w:hAnsi="Times New Roman" w:cs="Times New Roman"/>
           <w:color w:val="000000"/>
-          <w:sz w:val="20"/>
-          <w:szCs w:val="20"/>
-        </w:rPr>
-        <w:t>ом го</w:t>
-      </w:r>
-      <w:r>
-        <w:rPr>
-          <w:rFonts w:ascii="Times New Roman" w:eastAsia="Times New Roman" w:hAnsi="Times New Roman" w:cs="Times New Roman"/>
-          <w:color w:val="000000"/>
-          <w:spacing w:val="-1"/>
-          <w:sz w:val="20"/>
-          <w:szCs w:val="20"/>
-        </w:rPr>
-        <w:t>с</w:t>
-      </w:r>
-      <w:r>
-        <w:rPr>
-          <w:rFonts w:ascii="Times New Roman" w:eastAsia="Times New Roman" w:hAnsi="Times New Roman" w:cs="Times New Roman"/>
-          <w:color w:val="000000"/>
-          <w:sz w:val="20"/>
-          <w:szCs w:val="20"/>
-        </w:rPr>
-        <w:t>уда</w:t>
-      </w:r>
-      <w:r>
-        <w:rPr>
-          <w:rFonts w:ascii="Times New Roman" w:eastAsia="Times New Roman" w:hAnsi="Times New Roman" w:cs="Times New Roman"/>
-          <w:color w:val="000000"/>
-          <w:spacing w:val="-2"/>
-          <w:sz w:val="20"/>
-          <w:szCs w:val="20"/>
-        </w:rPr>
-        <w:t>р</w:t>
-      </w:r>
-      <w:r>
-        <w:rPr>
-          <w:rFonts w:ascii="Times New Roman" w:eastAsia="Times New Roman" w:hAnsi="Times New Roman" w:cs="Times New Roman"/>
-          <w:color w:val="000000"/>
-          <w:sz w:val="20"/>
-          <w:szCs w:val="20"/>
-        </w:rPr>
-        <w:t>ствен</w:t>
+          <w:spacing w:val="-2"/>
+          <w:sz w:val="20"/>
+          <w:szCs w:val="20"/>
+        </w:rPr>
+        <w:t>о</w:t>
+      </w:r>
+      <w:r>
+        <w:rPr>
+          <w:rFonts w:ascii="Times New Roman" w:eastAsia="Times New Roman" w:hAnsi="Times New Roman" w:cs="Times New Roman"/>
+          <w:color w:val="000000"/>
+          <w:sz w:val="20"/>
+          <w:szCs w:val="20"/>
+        </w:rPr>
+        <w:t>м банке</w:t>
+      </w:r>
+      <w:r>
+        <w:rPr>
+          <w:rFonts w:ascii="Times New Roman" w:eastAsia="Times New Roman" w:hAnsi="Times New Roman" w:cs="Times New Roman"/>
+          <w:color w:val="000000"/>
+          <w:spacing w:val="-2"/>
+          <w:sz w:val="20"/>
+          <w:szCs w:val="20"/>
+        </w:rPr>
+        <w:t xml:space="preserve"> </w:t>
+      </w:r>
+      <w:r>
+        <w:rPr>
+          <w:rFonts w:ascii="Times New Roman" w:eastAsia="Times New Roman" w:hAnsi="Times New Roman" w:cs="Times New Roman"/>
+          <w:color w:val="000000"/>
+          <w:sz w:val="20"/>
+          <w:szCs w:val="20"/>
+        </w:rPr>
+        <w:t>дан</w:t>
+      </w:r>
+      <w:r>
+        <w:rPr>
+          <w:rFonts w:ascii="Times New Roman" w:eastAsia="Times New Roman" w:hAnsi="Times New Roman" w:cs="Times New Roman"/>
+          <w:color w:val="000000"/>
+          <w:spacing w:val="-1"/>
+          <w:sz w:val="20"/>
+          <w:szCs w:val="20"/>
+        </w:rPr>
+        <w:t>ны</w:t>
+      </w:r>
+      <w:r>
+        <w:rPr>
+          <w:rFonts w:ascii="Times New Roman" w:eastAsia="Times New Roman" w:hAnsi="Times New Roman" w:cs="Times New Roman"/>
+          <w:color w:val="000000"/>
+          <w:sz w:val="20"/>
+          <w:szCs w:val="20"/>
+        </w:rPr>
+        <w:t>х о право</w:t>
       </w:r>
       <w:r>
         <w:rPr>
@@ -11843,115 +11911,10 @@
         <w:rPr>
           <w:rFonts w:ascii="Times New Roman" w:eastAsia="Times New Roman" w:hAnsi="Times New Roman" w:cs="Times New Roman"/>
           <w:color w:val="000000"/>
-          <w:spacing w:val="-2"/>
-          <w:sz w:val="20"/>
-          <w:szCs w:val="20"/>
-        </w:rPr>
-        <w:t>о</w:t>
-      </w:r>
-      <w:r>
-        <w:rPr>
-          <w:rFonts w:ascii="Times New Roman" w:eastAsia="Times New Roman" w:hAnsi="Times New Roman" w:cs="Times New Roman"/>
-          <w:color w:val="000000"/>
-          <w:sz w:val="20"/>
-          <w:szCs w:val="20"/>
-        </w:rPr>
-        <w:t>м банке</w:t>
-      </w:r>
-      <w:r>
-        <w:rPr>
-          <w:rFonts w:ascii="Times New Roman" w:eastAsia="Times New Roman" w:hAnsi="Times New Roman" w:cs="Times New Roman"/>
-          <w:color w:val="000000"/>
-          <w:spacing w:val="-2"/>
-          <w:sz w:val="20"/>
-          <w:szCs w:val="20"/>
-        </w:rPr>
-        <w:t xml:space="preserve"> </w:t>
-      </w:r>
-      <w:r>
-        <w:rPr>
-          <w:rFonts w:ascii="Times New Roman" w:eastAsia="Times New Roman" w:hAnsi="Times New Roman" w:cs="Times New Roman"/>
-          <w:color w:val="000000"/>
-          <w:sz w:val="20"/>
-          <w:szCs w:val="20"/>
-        </w:rPr>
-        <w:t>дан</w:t>
-      </w:r>
-      <w:r>
-        <w:rPr>
-          <w:rFonts w:ascii="Times New Roman" w:eastAsia="Times New Roman" w:hAnsi="Times New Roman" w:cs="Times New Roman"/>
-          <w:color w:val="000000"/>
-          <w:spacing w:val="-1"/>
-          <w:sz w:val="20"/>
-          <w:szCs w:val="20"/>
-        </w:rPr>
-        <w:t>ны</w:t>
-      </w:r>
-      <w:r>
-        <w:rPr>
-          <w:rFonts w:ascii="Times New Roman" w:eastAsia="Times New Roman" w:hAnsi="Times New Roman" w:cs="Times New Roman"/>
-          <w:color w:val="000000"/>
-          <w:sz w:val="20"/>
-          <w:szCs w:val="20"/>
-        </w:rPr>
-        <w:t>х о право</w:t>
-      </w:r>
-      <w:r>
-        <w:rPr>
-          <w:rFonts w:ascii="Times New Roman" w:eastAsia="Times New Roman" w:hAnsi="Times New Roman" w:cs="Times New Roman"/>
-          <w:color w:val="000000"/>
-          <w:spacing w:val="-1"/>
-          <w:sz w:val="20"/>
-          <w:szCs w:val="20"/>
-        </w:rPr>
-        <w:t>н</w:t>
-      </w:r>
-      <w:r>
-        <w:rPr>
-          <w:rFonts w:ascii="Times New Roman" w:eastAsia="Times New Roman" w:hAnsi="Times New Roman" w:cs="Times New Roman"/>
-          <w:color w:val="000000"/>
-          <w:sz w:val="20"/>
-          <w:szCs w:val="20"/>
-        </w:rPr>
-        <w:t>арушениях и т</w:t>
-      </w:r>
-      <w:r>
-        <w:rPr>
-          <w:rFonts w:ascii="Times New Roman" w:eastAsia="Times New Roman" w:hAnsi="Times New Roman" w:cs="Times New Roman"/>
-          <w:color w:val="000000"/>
-          <w:spacing w:val="-2"/>
-          <w:sz w:val="20"/>
-          <w:szCs w:val="20"/>
-        </w:rPr>
-        <w:t>.</w:t>
-      </w:r>
-      <w:r>
-        <w:rPr>
-          <w:rFonts w:ascii="Times New Roman" w:eastAsia="Times New Roman" w:hAnsi="Times New Roman" w:cs="Times New Roman"/>
-          <w:color w:val="000000"/>
-          <w:sz w:val="20"/>
-          <w:szCs w:val="20"/>
-        </w:rPr>
-        <w:t>д.</w:t>
-      </w:r>
-      <w:r>
-        <w:rPr>
-          <w:rFonts w:ascii="Times New Roman" w:eastAsia="Times New Roman" w:hAnsi="Times New Roman" w:cs="Times New Roman"/>
-          <w:color w:val="000000"/>
-          <w:spacing w:val="-1"/>
-          <w:sz w:val="20"/>
-          <w:szCs w:val="20"/>
-        </w:rPr>
-        <w:t>)</w:t>
-      </w:r>
-      <w:r>
-        <w:rPr>
-          <w:rFonts w:ascii="Times New Roman" w:eastAsia="Times New Roman" w:hAnsi="Times New Roman" w:cs="Times New Roman"/>
-          <w:color w:val="000000"/>
-          <w:sz w:val="20"/>
-          <w:szCs w:val="20"/>
-        </w:rPr>
-        <w:t>;</w:t>
+          <w:sz w:val="20"/>
+          <w:szCs w:val="20"/>
+        </w:rPr>
+        <w:t>арушениях;</w:t>
       </w:r>
       <w:bookmarkStart w:id="1" w:name="_page_23_0"/>
       <w:bookmarkEnd w:id="0"/>
@@ -11965,6 +11928,7 @@
         <w:rPr>
           <w:rFonts w:ascii="Times New Roman" w:eastAsia="Times New Roman" w:hAnsi="Times New Roman" w:cs="Times New Roman"/>
           <w:color w:val="000000"/>
+          <w:spacing w:val="-1"/>
           <w:sz w:val="20"/>
           <w:szCs w:val="20"/>
         </w:rPr>
@@ -12600,16 +12564,20 @@
         </w:rPr>
         <w:t>г;</w:t>
       </w:r>
-      <w:r>
-        <w:rPr>
-          <w:rFonts w:ascii="Times New Roman" w:eastAsia="Times New Roman" w:hAnsi="Times New Roman" w:cs="Times New Roman"/>
-          <w:color w:val="000000"/>
-          <w:spacing w:val="-1"/>
-          <w:sz w:val="20"/>
-          <w:szCs w:val="20"/>
-        </w:rPr>
-        <w:t xml:space="preserve"> </w:t>
-      </w:r>
+    </w:p>
+    <w:p>
+      <w:pPr>
+        <w:widowControl w:val="0"/>
+        <w:spacing w:line="239" w:lineRule="auto"/>
+        <w:ind w:right="-18" w:firstLine="708"/>
+        <w:jc w:val="both"/>
+        <w:rPr>
+          <w:rFonts w:ascii="Times New Roman" w:eastAsia="Times New Roman" w:hAnsi="Times New Roman" w:cs="Times New Roman"/>
+          <w:color w:val="000000"/>
+          <w:sz w:val="20"/>
+          <w:szCs w:val="20"/>
+        </w:rPr>
+      </w:pPr>
       <w:r>
         <w:rPr>
           <w:rFonts w:ascii="Times New Roman" w:eastAsia="Times New Roman" w:hAnsi="Times New Roman" w:cs="Times New Roman"/>
@@ -12837,7 +12805,7 @@
           <w:sz w:val="20"/>
           <w:szCs w:val="20"/>
         </w:rPr>
-        <w:t>иям);</w:t>
+        <w:t>иям;</w:t>
       </w:r>
     </w:p>
     <w:p>
@@ -12845,6 +12813,7 @@
         <w:widowControl w:val="0"/>
         <w:spacing w:line="241" w:lineRule="auto"/>
         <w:ind w:left="709" w:right="-20"/>
+        <w:jc w:val="both"/>
         <w:rPr>
           <w:rFonts w:ascii="Times New Roman" w:eastAsia="Times New Roman" w:hAnsi="Times New Roman" w:cs="Times New Roman"/>
           <w:color w:val="000000"/>
@@ -13727,6 +13696,7 @@
         <w:widowControl w:val="0"/>
         <w:spacing w:line="240" w:lineRule="auto"/>
         <w:ind w:right="-52" w:firstLine="708"/>
+        <w:jc w:val="both"/>
         <w:rPr>
           <w:rFonts w:ascii="Times New Roman" w:eastAsia="Times New Roman" w:hAnsi="Times New Roman" w:cs="Times New Roman"/>
           <w:color w:val="000000"/>
@@ -14022,32 +13992,26 @@
     </w:p>
     <w:p>
       <w:pPr>
-        <w:widowControl w:val="0"/>
-        <w:tabs>
-          <w:tab w:val="left" w:pos="5812"/>
-        </w:tabs>
-        <w:spacing w:line="239" w:lineRule="auto"/>
-        <w:ind w:left="709" w:right="3618"/>
-        <w:rPr>
-          <w:rFonts w:ascii="Times New Roman" w:eastAsia="Times New Roman" w:hAnsi="Times New Roman" w:cs="Times New Roman"/>
-          <w:color w:val="000000"/>
+        <w:ind w:firstLine="708"/>
+        <w:jc w:val="both"/>
+        <w:rPr>
+          <w:rFonts w:ascii="Times New Roman" w:hAnsi="Times New Roman" w:cs="Times New Roman"/>
           <w:sz w:val="20"/>
           <w:szCs w:val="20"/>
         </w:rPr>
       </w:pPr>
       <w:r>
         <w:rPr>
-          <w:rFonts w:ascii="Times New Roman" w:eastAsia="Times New Roman" w:hAnsi="Times New Roman" w:cs="Times New Roman"/>
-          <w:color w:val="000000"/>
-          <w:sz w:val="20"/>
-          <w:szCs w:val="20"/>
-        </w:rPr>
+          <w:rFonts w:ascii="Times New Roman" w:hAnsi="Times New Roman" w:cs="Times New Roman"/>
+          <w:sz w:val="20"/>
+          <w:szCs w:val="20"/>
+        </w:rPr>
+        <w:lastRenderedPageBreak/>
         <w:t xml:space="preserve">проведение </w:t>
       </w:r>
       <w:r>
         <w:rPr>
-          <w:rFonts w:ascii="Times New Roman" w:eastAsia="Times New Roman" w:hAnsi="Times New Roman" w:cs="Times New Roman"/>
-          <w:color w:val="000000"/>
+          <w:rFonts w:ascii="Times New Roman" w:hAnsi="Times New Roman" w:cs="Times New Roman"/>
           <w:sz w:val="20"/>
           <w:szCs w:val="20"/>
         </w:rPr>
@@ -14055,17 +14019,15 @@
       </w:r>
       <w:r>
         <w:rPr>
-          <w:rFonts w:ascii="Times New Roman" w:eastAsia="Times New Roman" w:hAnsi="Times New Roman" w:cs="Times New Roman"/>
-          <w:color w:val="000000"/>
-          <w:sz w:val="20"/>
-          <w:szCs w:val="20"/>
-        </w:rPr>
-        <w:t xml:space="preserve"> </w:t>
-      </w:r>
-      <w:r>
-        <w:rPr>
-          <w:rFonts w:ascii="Times New Roman" w:eastAsia="Times New Roman" w:hAnsi="Times New Roman" w:cs="Times New Roman"/>
-          <w:color w:val="000000"/>
+          <w:rFonts w:ascii="Times New Roman" w:hAnsi="Times New Roman" w:cs="Times New Roman"/>
+          <w:sz w:val="20"/>
+          <w:szCs w:val="20"/>
+        </w:rPr>
+        <w:t xml:space="preserve"> </w:t>
+      </w:r>
+      <w:r>
+        <w:rPr>
+          <w:rFonts w:ascii="Times New Roman" w:hAnsi="Times New Roman" w:cs="Times New Roman"/>
           <w:spacing w:val="-3"/>
           <w:sz w:val="20"/>
           <w:szCs w:val="20"/>
@@ -14074,8 +14036,7 @@
       </w:r>
       <w:r>
         <w:rPr>
-          <w:rFonts w:ascii="Times New Roman" w:eastAsia="Times New Roman" w:hAnsi="Times New Roman" w:cs="Times New Roman"/>
-          <w:color w:val="000000"/>
+          <w:rFonts w:ascii="Times New Roman" w:hAnsi="Times New Roman" w:cs="Times New Roman"/>
           <w:sz w:val="20"/>
           <w:szCs w:val="20"/>
         </w:rPr>
@@ -14083,8 +14044,7 @@
       </w:r>
       <w:r>
         <w:rPr>
-          <w:rFonts w:ascii="Times New Roman" w:eastAsia="Times New Roman" w:hAnsi="Times New Roman" w:cs="Times New Roman"/>
-          <w:color w:val="000000"/>
+          <w:rFonts w:ascii="Times New Roman" w:hAnsi="Times New Roman" w:cs="Times New Roman"/>
           <w:spacing w:val="-1"/>
           <w:sz w:val="20"/>
           <w:szCs w:val="20"/>
@@ -14093,8 +14053,7 @@
       </w:r>
       <w:r>
         <w:rPr>
-          <w:rFonts w:ascii="Times New Roman" w:eastAsia="Times New Roman" w:hAnsi="Times New Roman" w:cs="Times New Roman"/>
-          <w:color w:val="000000"/>
+          <w:rFonts w:ascii="Times New Roman" w:hAnsi="Times New Roman" w:cs="Times New Roman"/>
           <w:sz w:val="20"/>
           <w:szCs w:val="20"/>
         </w:rPr>
@@ -14102,8 +14061,7 @@
       </w:r>
       <w:r>
         <w:rPr>
-          <w:rFonts w:ascii="Times New Roman" w:eastAsia="Times New Roman" w:hAnsi="Times New Roman" w:cs="Times New Roman"/>
-          <w:color w:val="000000"/>
+          <w:rFonts w:ascii="Times New Roman" w:hAnsi="Times New Roman" w:cs="Times New Roman"/>
           <w:spacing w:val="-1"/>
           <w:sz w:val="20"/>
           <w:szCs w:val="20"/>
@@ -14112,8 +14070,7 @@
       </w:r>
       <w:r>
         <w:rPr>
-          <w:rFonts w:ascii="Times New Roman" w:eastAsia="Times New Roman" w:hAnsi="Times New Roman" w:cs="Times New Roman"/>
-          <w:color w:val="000000"/>
+          <w:rFonts w:ascii="Times New Roman" w:hAnsi="Times New Roman" w:cs="Times New Roman"/>
           <w:sz w:val="20"/>
           <w:szCs w:val="20"/>
         </w:rPr>
@@ -14121,28 +14078,23 @@
       </w:r>
       <w:r>
         <w:rPr>
-          <w:rFonts w:ascii="Times New Roman" w:eastAsia="Times New Roman" w:hAnsi="Times New Roman" w:cs="Times New Roman"/>
-          <w:color w:val="000000"/>
-          <w:spacing w:val="-1"/>
-          <w:sz w:val="20"/>
-          <w:szCs w:val="20"/>
-        </w:rPr>
-        <w:t xml:space="preserve"> </w:t>
-      </w:r>
-      <w:r>
-        <w:rPr>
-          <w:rFonts w:ascii="Times New Roman" w:eastAsia="Times New Roman" w:hAnsi="Times New Roman" w:cs="Times New Roman"/>
-          <w:color w:val="000000"/>
-          <w:sz w:val="20"/>
-          <w:szCs w:val="20"/>
-        </w:rPr>
-        <w:lastRenderedPageBreak/>
+          <w:rFonts w:ascii="Times New Roman" w:hAnsi="Times New Roman" w:cs="Times New Roman"/>
+          <w:sz w:val="20"/>
+          <w:szCs w:val="20"/>
+        </w:rPr>
+        <w:t xml:space="preserve"> </w:t>
+      </w:r>
+      <w:r>
+        <w:rPr>
+          <w:rFonts w:ascii="Times New Roman" w:hAnsi="Times New Roman" w:cs="Times New Roman"/>
+          <w:sz w:val="20"/>
+          <w:szCs w:val="20"/>
+        </w:rPr>
         <w:t>ис</w:t>
       </w:r>
       <w:r>
         <w:rPr>
-          <w:rFonts w:ascii="Times New Roman" w:eastAsia="Times New Roman" w:hAnsi="Times New Roman" w:cs="Times New Roman"/>
-          <w:color w:val="000000"/>
+          <w:rFonts w:ascii="Times New Roman" w:hAnsi="Times New Roman" w:cs="Times New Roman"/>
           <w:spacing w:val="-2"/>
           <w:sz w:val="20"/>
           <w:szCs w:val="20"/>
@@ -14151,171 +14103,153 @@
       </w:r>
       <w:r>
         <w:rPr>
-          <w:rFonts w:ascii="Times New Roman" w:eastAsia="Times New Roman" w:hAnsi="Times New Roman" w:cs="Times New Roman"/>
-          <w:color w:val="000000"/>
-          <w:sz w:val="20"/>
-          <w:szCs w:val="20"/>
-        </w:rPr>
-        <w:t>ледований; подготов</w:t>
-      </w:r>
-      <w:r>
-        <w:rPr>
-          <w:rFonts w:ascii="Times New Roman" w:eastAsia="Times New Roman" w:hAnsi="Times New Roman" w:cs="Times New Roman"/>
-          <w:color w:val="000000"/>
-          <w:spacing w:val="-1"/>
-          <w:sz w:val="20"/>
-          <w:szCs w:val="20"/>
-        </w:rPr>
-        <w:t>к</w:t>
-      </w:r>
-      <w:r>
-        <w:rPr>
-          <w:rFonts w:ascii="Times New Roman" w:eastAsia="Times New Roman" w:hAnsi="Times New Roman" w:cs="Times New Roman"/>
-          <w:color w:val="000000"/>
-          <w:sz w:val="20"/>
-          <w:szCs w:val="20"/>
-        </w:rPr>
-        <w:t>а и пер</w:t>
-      </w:r>
-      <w:r>
-        <w:rPr>
-          <w:rFonts w:ascii="Times New Roman" w:eastAsia="Times New Roman" w:hAnsi="Times New Roman" w:cs="Times New Roman"/>
-          <w:color w:val="000000"/>
-          <w:spacing w:val="-1"/>
-          <w:sz w:val="20"/>
-          <w:szCs w:val="20"/>
-        </w:rPr>
-        <w:t>е</w:t>
-      </w:r>
-      <w:r>
-        <w:rPr>
-          <w:rFonts w:ascii="Times New Roman" w:eastAsia="Times New Roman" w:hAnsi="Times New Roman" w:cs="Times New Roman"/>
-          <w:color w:val="000000"/>
-          <w:sz w:val="20"/>
-          <w:szCs w:val="20"/>
-        </w:rPr>
-        <w:t>да</w:t>
-      </w:r>
-      <w:r>
-        <w:rPr>
-          <w:rFonts w:ascii="Times New Roman" w:eastAsia="Times New Roman" w:hAnsi="Times New Roman" w:cs="Times New Roman"/>
-          <w:color w:val="000000"/>
-          <w:spacing w:val="-1"/>
-          <w:sz w:val="20"/>
-          <w:szCs w:val="20"/>
-        </w:rPr>
-        <w:t>ч</w:t>
-      </w:r>
-      <w:r>
-        <w:rPr>
-          <w:rFonts w:ascii="Times New Roman" w:eastAsia="Times New Roman" w:hAnsi="Times New Roman" w:cs="Times New Roman"/>
-          <w:color w:val="000000"/>
-          <w:sz w:val="20"/>
-          <w:szCs w:val="20"/>
-        </w:rPr>
-        <w:t xml:space="preserve">а </w:t>
-      </w:r>
-      <w:r>
-        <w:rPr>
-          <w:rFonts w:ascii="Times New Roman" w:eastAsia="Times New Roman" w:hAnsi="Times New Roman" w:cs="Times New Roman"/>
-          <w:color w:val="000000"/>
-          <w:sz w:val="20"/>
-          <w:szCs w:val="20"/>
-        </w:rPr>
-        <w:t>Исполнителем  о</w:t>
-      </w:r>
-      <w:r>
-        <w:rPr>
-          <w:rFonts w:ascii="Times New Roman" w:eastAsia="Times New Roman" w:hAnsi="Times New Roman" w:cs="Times New Roman"/>
-          <w:color w:val="000000"/>
-          <w:sz w:val="20"/>
-          <w:szCs w:val="20"/>
-        </w:rPr>
-        <w:t>т</w:t>
-      </w:r>
-      <w:r>
-        <w:rPr>
-          <w:rFonts w:ascii="Times New Roman" w:eastAsia="Times New Roman" w:hAnsi="Times New Roman" w:cs="Times New Roman"/>
-          <w:color w:val="000000"/>
-          <w:spacing w:val="-1"/>
-          <w:sz w:val="20"/>
-          <w:szCs w:val="20"/>
-        </w:rPr>
-        <w:t>в</w:t>
-      </w:r>
-      <w:r>
-        <w:rPr>
-          <w:rFonts w:ascii="Times New Roman" w:eastAsia="Times New Roman" w:hAnsi="Times New Roman" w:cs="Times New Roman"/>
-          <w:color w:val="000000"/>
-          <w:sz w:val="20"/>
-          <w:szCs w:val="20"/>
-        </w:rPr>
-        <w:t>е</w:t>
-      </w:r>
-      <w:r>
-        <w:rPr>
-          <w:rFonts w:ascii="Times New Roman" w:eastAsia="Times New Roman" w:hAnsi="Times New Roman" w:cs="Times New Roman"/>
-          <w:color w:val="000000"/>
-          <w:spacing w:val="-2"/>
-          <w:sz w:val="20"/>
-          <w:szCs w:val="20"/>
-        </w:rPr>
-        <w:t>т</w:t>
-      </w:r>
-      <w:r>
-        <w:rPr>
-          <w:rFonts w:ascii="Times New Roman" w:eastAsia="Times New Roman" w:hAnsi="Times New Roman" w:cs="Times New Roman"/>
-          <w:color w:val="000000"/>
-          <w:sz w:val="20"/>
-          <w:szCs w:val="20"/>
-        </w:rPr>
-        <w:t>ов на обра</w:t>
-      </w:r>
-      <w:r>
-        <w:rPr>
-          <w:rFonts w:ascii="Times New Roman" w:eastAsia="Times New Roman" w:hAnsi="Times New Roman" w:cs="Times New Roman"/>
-          <w:color w:val="000000"/>
-          <w:spacing w:val="-1"/>
-          <w:sz w:val="20"/>
-          <w:szCs w:val="20"/>
-        </w:rPr>
-        <w:t>щ</w:t>
-      </w:r>
-      <w:r>
-        <w:rPr>
-          <w:rFonts w:ascii="Times New Roman" w:eastAsia="Times New Roman" w:hAnsi="Times New Roman" w:cs="Times New Roman"/>
-          <w:color w:val="000000"/>
-          <w:sz w:val="20"/>
-          <w:szCs w:val="20"/>
-        </w:rPr>
-        <w:t>ения;</w:t>
-      </w:r>
-      <w:r>
-        <w:rPr>
-          <w:rFonts w:ascii="Times New Roman" w:eastAsia="Times New Roman" w:hAnsi="Times New Roman" w:cs="Times New Roman"/>
-          <w:color w:val="000000"/>
-          <w:sz w:val="20"/>
-          <w:szCs w:val="20"/>
-        </w:rPr>
-        <w:t xml:space="preserve"> </w:t>
+          <w:rFonts w:ascii="Times New Roman" w:hAnsi="Times New Roman" w:cs="Times New Roman"/>
+          <w:sz w:val="20"/>
+          <w:szCs w:val="20"/>
+        </w:rPr>
+        <w:t>ледований;</w:t>
       </w:r>
     </w:p>
     <w:p>
       <w:pPr>
-        <w:widowControl w:val="0"/>
-        <w:spacing w:line="239" w:lineRule="auto"/>
-        <w:ind w:left="709" w:right="3618"/>
-        <w:rPr>
-          <w:rFonts w:ascii="Times New Roman" w:eastAsia="Times New Roman" w:hAnsi="Times New Roman" w:cs="Times New Roman"/>
-          <w:color w:val="000000"/>
+        <w:ind w:firstLine="708"/>
+        <w:jc w:val="both"/>
+        <w:rPr>
+          <w:rFonts w:ascii="Times New Roman" w:hAnsi="Times New Roman" w:cs="Times New Roman"/>
           <w:sz w:val="20"/>
           <w:szCs w:val="20"/>
         </w:rPr>
       </w:pPr>
       <w:r>
         <w:rPr>
-          <w:rFonts w:ascii="Times New Roman" w:eastAsia="Times New Roman" w:hAnsi="Times New Roman" w:cs="Times New Roman"/>
-          <w:color w:val="000000"/>
+          <w:rFonts w:ascii="Times New Roman" w:hAnsi="Times New Roman" w:cs="Times New Roman"/>
+          <w:sz w:val="20"/>
+          <w:szCs w:val="20"/>
+        </w:rPr>
+        <w:t>подготов</w:t>
+      </w:r>
+      <w:r>
+        <w:rPr>
+          <w:rFonts w:ascii="Times New Roman" w:hAnsi="Times New Roman" w:cs="Times New Roman"/>
+          <w:spacing w:val="-1"/>
+          <w:sz w:val="20"/>
+          <w:szCs w:val="20"/>
+        </w:rPr>
+        <w:t>к</w:t>
+      </w:r>
+      <w:r>
+        <w:rPr>
+          <w:rFonts w:ascii="Times New Roman" w:hAnsi="Times New Roman" w:cs="Times New Roman"/>
+          <w:sz w:val="20"/>
+          <w:szCs w:val="20"/>
+        </w:rPr>
+        <w:t>а и пер</w:t>
+      </w:r>
+      <w:r>
+        <w:rPr>
+          <w:rFonts w:ascii="Times New Roman" w:hAnsi="Times New Roman" w:cs="Times New Roman"/>
+          <w:spacing w:val="-1"/>
+          <w:sz w:val="20"/>
+          <w:szCs w:val="20"/>
+        </w:rPr>
+        <w:t>е</w:t>
+      </w:r>
+      <w:r>
+        <w:rPr>
+          <w:rFonts w:ascii="Times New Roman" w:hAnsi="Times New Roman" w:cs="Times New Roman"/>
+          <w:sz w:val="20"/>
+          <w:szCs w:val="20"/>
+        </w:rPr>
+        <w:t>да</w:t>
+      </w:r>
+      <w:r>
+        <w:rPr>
+          <w:rFonts w:ascii="Times New Roman" w:hAnsi="Times New Roman" w:cs="Times New Roman"/>
+          <w:spacing w:val="-1"/>
+          <w:sz w:val="20"/>
+          <w:szCs w:val="20"/>
+        </w:rPr>
+        <w:t>ч</w:t>
+      </w:r>
+      <w:r>
+        <w:rPr>
+          <w:rFonts w:ascii="Times New Roman" w:hAnsi="Times New Roman" w:cs="Times New Roman"/>
+          <w:sz w:val="20"/>
+          <w:szCs w:val="20"/>
+        </w:rPr>
+        <w:t xml:space="preserve">а </w:t>
+      </w:r>
+      <w:r>
+        <w:rPr>
+          <w:rFonts w:ascii="Times New Roman" w:hAnsi="Times New Roman" w:cs="Times New Roman"/>
+          <w:sz w:val="20"/>
+          <w:szCs w:val="20"/>
+        </w:rPr>
+        <w:t>Исполнителем ответов</w:t>
+      </w:r>
+      <w:r>
+        <w:rPr>
+          <w:rFonts w:ascii="Times New Roman" w:hAnsi="Times New Roman" w:cs="Times New Roman"/>
+          <w:sz w:val="20"/>
+          <w:szCs w:val="20"/>
+        </w:rPr>
+        <w:t xml:space="preserve"> на </w:t>
+      </w:r>
+      <w:r>
+        <w:rPr>
+          <w:rFonts w:ascii="Times New Roman" w:hAnsi="Times New Roman" w:cs="Times New Roman"/>
+          <w:sz w:val="20"/>
+          <w:szCs w:val="20"/>
+        </w:rPr>
+        <w:t>о</w:t>
+      </w:r>
+      <w:r>
+        <w:rPr>
+          <w:rFonts w:ascii="Times New Roman" w:hAnsi="Times New Roman" w:cs="Times New Roman"/>
+          <w:sz w:val="20"/>
+          <w:szCs w:val="20"/>
+        </w:rPr>
+        <w:t>бра</w:t>
+      </w:r>
+      <w:r>
+        <w:rPr>
+          <w:rFonts w:ascii="Times New Roman" w:hAnsi="Times New Roman" w:cs="Times New Roman"/>
+          <w:spacing w:val="-1"/>
+          <w:sz w:val="20"/>
+          <w:szCs w:val="20"/>
+        </w:rPr>
+        <w:t>щ</w:t>
+      </w:r>
+      <w:r>
+        <w:rPr>
+          <w:rFonts w:ascii="Times New Roman" w:hAnsi="Times New Roman" w:cs="Times New Roman"/>
+          <w:sz w:val="20"/>
+          <w:szCs w:val="20"/>
+        </w:rPr>
+        <w:t>ения;</w:t>
+      </w:r>
+      <w:r>
+        <w:rPr>
+          <w:rFonts w:ascii="Times New Roman" w:hAnsi="Times New Roman" w:cs="Times New Roman"/>
+          <w:sz w:val="20"/>
+          <w:szCs w:val="20"/>
+        </w:rPr>
+        <w:t xml:space="preserve"> </w:t>
+      </w:r>
+    </w:p>
+    <w:p>
+      <w:pPr>
+        <w:ind w:firstLine="708"/>
+        <w:jc w:val="both"/>
+        <w:rPr>
+          <w:rFonts w:ascii="Times New Roman" w:hAnsi="Times New Roman" w:cs="Times New Roman"/>
+          <w:sz w:val="20"/>
+          <w:szCs w:val="20"/>
+        </w:rPr>
+      </w:pPr>
+      <w:r>
+        <w:rPr>
+          <w:rFonts w:ascii="Times New Roman" w:hAnsi="Times New Roman" w:cs="Times New Roman"/>
           <w:sz w:val="20"/>
           <w:szCs w:val="20"/>
         </w:rPr>
@@ -14323,8 +14257,7 @@
       </w:r>
       <w:r>
         <w:rPr>
-          <w:rFonts w:ascii="Times New Roman" w:eastAsia="Times New Roman" w:hAnsi="Times New Roman" w:cs="Times New Roman"/>
-          <w:color w:val="000000"/>
+          <w:rFonts w:ascii="Times New Roman" w:hAnsi="Times New Roman" w:cs="Times New Roman"/>
           <w:spacing w:val="54"/>
           <w:sz w:val="20"/>
           <w:szCs w:val="20"/>
@@ -14333,8 +14266,7 @@
       </w:r>
       <w:r>
         <w:rPr>
-          <w:rFonts w:ascii="Times New Roman" w:eastAsia="Times New Roman" w:hAnsi="Times New Roman" w:cs="Times New Roman"/>
-          <w:color w:val="000000"/>
+          <w:rFonts w:ascii="Times New Roman" w:hAnsi="Times New Roman" w:cs="Times New Roman"/>
           <w:sz w:val="20"/>
           <w:szCs w:val="20"/>
         </w:rPr>
@@ -14342,8 +14274,7 @@
       </w:r>
       <w:r>
         <w:rPr>
-          <w:rFonts w:ascii="Times New Roman" w:eastAsia="Times New Roman" w:hAnsi="Times New Roman" w:cs="Times New Roman"/>
-          <w:color w:val="000000"/>
+          <w:rFonts w:ascii="Times New Roman" w:hAnsi="Times New Roman" w:cs="Times New Roman"/>
           <w:spacing w:val="54"/>
           <w:sz w:val="20"/>
           <w:szCs w:val="20"/>
@@ -14352,8 +14283,7 @@
       </w:r>
       <w:r>
         <w:rPr>
-          <w:rFonts w:ascii="Times New Roman" w:eastAsia="Times New Roman" w:hAnsi="Times New Roman" w:cs="Times New Roman"/>
-          <w:color w:val="000000"/>
+          <w:rFonts w:ascii="Times New Roman" w:hAnsi="Times New Roman" w:cs="Times New Roman"/>
           <w:sz w:val="20"/>
           <w:szCs w:val="20"/>
         </w:rPr>
@@ -14361,8 +14291,7 @@
       </w:r>
       <w:r>
         <w:rPr>
-          <w:rFonts w:ascii="Times New Roman" w:eastAsia="Times New Roman" w:hAnsi="Times New Roman" w:cs="Times New Roman"/>
-          <w:color w:val="000000"/>
+          <w:rFonts w:ascii="Times New Roman" w:hAnsi="Times New Roman" w:cs="Times New Roman"/>
           <w:spacing w:val="57"/>
           <w:sz w:val="20"/>
           <w:szCs w:val="20"/>
@@ -14371,8 +14300,7 @@
       </w:r>
       <w:r>
         <w:rPr>
-          <w:rFonts w:ascii="Times New Roman" w:eastAsia="Times New Roman" w:hAnsi="Times New Roman" w:cs="Times New Roman"/>
-          <w:color w:val="000000"/>
+          <w:rFonts w:ascii="Times New Roman" w:hAnsi="Times New Roman" w:cs="Times New Roman"/>
           <w:sz w:val="20"/>
           <w:szCs w:val="20"/>
         </w:rPr>
@@ -14380,8 +14308,7 @@
       </w:r>
       <w:r>
         <w:rPr>
-          <w:rFonts w:ascii="Times New Roman" w:eastAsia="Times New Roman" w:hAnsi="Times New Roman" w:cs="Times New Roman"/>
-          <w:color w:val="000000"/>
+          <w:rFonts w:ascii="Times New Roman" w:hAnsi="Times New Roman" w:cs="Times New Roman"/>
           <w:spacing w:val="53"/>
           <w:sz w:val="20"/>
           <w:szCs w:val="20"/>
@@ -14390,8 +14317,7 @@
       </w:r>
       <w:r>
         <w:rPr>
-          <w:rFonts w:ascii="Times New Roman" w:eastAsia="Times New Roman" w:hAnsi="Times New Roman" w:cs="Times New Roman"/>
-          <w:color w:val="000000"/>
+          <w:rFonts w:ascii="Times New Roman" w:hAnsi="Times New Roman" w:cs="Times New Roman"/>
           <w:sz w:val="20"/>
           <w:szCs w:val="20"/>
         </w:rPr>
@@ -14399,8 +14325,7 @@
       </w:r>
       <w:r>
         <w:rPr>
-          <w:rFonts w:ascii="Times New Roman" w:eastAsia="Times New Roman" w:hAnsi="Times New Roman" w:cs="Times New Roman"/>
-          <w:color w:val="000000"/>
+          <w:rFonts w:ascii="Times New Roman" w:hAnsi="Times New Roman" w:cs="Times New Roman"/>
           <w:spacing w:val="56"/>
           <w:sz w:val="20"/>
           <w:szCs w:val="20"/>
@@ -14409,8 +14334,7 @@
       </w:r>
       <w:r>
         <w:rPr>
-          <w:rFonts w:ascii="Times New Roman" w:eastAsia="Times New Roman" w:hAnsi="Times New Roman" w:cs="Times New Roman"/>
-          <w:color w:val="000000"/>
+          <w:rFonts w:ascii="Times New Roman" w:hAnsi="Times New Roman" w:cs="Times New Roman"/>
           <w:sz w:val="20"/>
           <w:szCs w:val="20"/>
         </w:rPr>
@@ -14418,8 +14342,7 @@
       </w:r>
       <w:r>
         <w:rPr>
-          <w:rFonts w:ascii="Times New Roman" w:eastAsia="Times New Roman" w:hAnsi="Times New Roman" w:cs="Times New Roman"/>
-          <w:color w:val="000000"/>
+          <w:rFonts w:ascii="Times New Roman" w:hAnsi="Times New Roman" w:cs="Times New Roman"/>
           <w:spacing w:val="-1"/>
           <w:sz w:val="20"/>
           <w:szCs w:val="20"/>
@@ -14428,8 +14351,7 @@
       </w:r>
       <w:r>
         <w:rPr>
-          <w:rFonts w:ascii="Times New Roman" w:eastAsia="Times New Roman" w:hAnsi="Times New Roman" w:cs="Times New Roman"/>
-          <w:color w:val="000000"/>
+          <w:rFonts w:ascii="Times New Roman" w:hAnsi="Times New Roman" w:cs="Times New Roman"/>
           <w:sz w:val="20"/>
           <w:szCs w:val="20"/>
         </w:rPr>
@@ -14437,8 +14359,7 @@
       </w:r>
       <w:r>
         <w:rPr>
-          <w:rFonts w:ascii="Times New Roman" w:eastAsia="Times New Roman" w:hAnsi="Times New Roman" w:cs="Times New Roman"/>
-          <w:color w:val="000000"/>
+          <w:rFonts w:ascii="Times New Roman" w:hAnsi="Times New Roman" w:cs="Times New Roman"/>
           <w:spacing w:val="55"/>
           <w:sz w:val="20"/>
           <w:szCs w:val="20"/>
@@ -14447,8 +14368,7 @@
       </w:r>
       <w:r>
         <w:rPr>
-          <w:rFonts w:ascii="Times New Roman" w:eastAsia="Times New Roman" w:hAnsi="Times New Roman" w:cs="Times New Roman"/>
-          <w:color w:val="000000"/>
+          <w:rFonts w:ascii="Times New Roman" w:hAnsi="Times New Roman" w:cs="Times New Roman"/>
           <w:sz w:val="20"/>
           <w:szCs w:val="20"/>
         </w:rPr>
@@ -14456,8 +14376,7 @@
       </w:r>
       <w:r>
         <w:rPr>
-          <w:rFonts w:ascii="Times New Roman" w:eastAsia="Times New Roman" w:hAnsi="Times New Roman" w:cs="Times New Roman"/>
-          <w:color w:val="000000"/>
+          <w:rFonts w:ascii="Times New Roman" w:hAnsi="Times New Roman" w:cs="Times New Roman"/>
           <w:spacing w:val="1"/>
           <w:sz w:val="20"/>
           <w:szCs w:val="20"/>
@@ -14466,8 +14385,7 @@
       </w:r>
       <w:r>
         <w:rPr>
-          <w:rFonts w:ascii="Times New Roman" w:eastAsia="Times New Roman" w:hAnsi="Times New Roman" w:cs="Times New Roman"/>
-          <w:color w:val="000000"/>
+          <w:rFonts w:ascii="Times New Roman" w:hAnsi="Times New Roman" w:cs="Times New Roman"/>
           <w:sz w:val="20"/>
           <w:szCs w:val="20"/>
         </w:rPr>
@@ -14475,8 +14393,7 @@
       </w:r>
       <w:r>
         <w:rPr>
-          <w:rFonts w:ascii="Times New Roman" w:eastAsia="Times New Roman" w:hAnsi="Times New Roman" w:cs="Times New Roman"/>
-          <w:color w:val="000000"/>
+          <w:rFonts w:ascii="Times New Roman" w:hAnsi="Times New Roman" w:cs="Times New Roman"/>
           <w:spacing w:val="56"/>
           <w:sz w:val="20"/>
           <w:szCs w:val="20"/>
@@ -14485,8 +14402,7 @@
       </w:r>
       <w:r>
         <w:rPr>
-          <w:rFonts w:ascii="Times New Roman" w:eastAsia="Times New Roman" w:hAnsi="Times New Roman" w:cs="Times New Roman"/>
-          <w:color w:val="000000"/>
+          <w:rFonts w:ascii="Times New Roman" w:hAnsi="Times New Roman" w:cs="Times New Roman"/>
           <w:sz w:val="20"/>
           <w:szCs w:val="20"/>
         </w:rPr>
@@ -14494,8 +14410,7 @@
       </w:r>
       <w:r>
         <w:rPr>
-          <w:rFonts w:ascii="Times New Roman" w:eastAsia="Times New Roman" w:hAnsi="Times New Roman" w:cs="Times New Roman"/>
-          <w:color w:val="000000"/>
+          <w:rFonts w:ascii="Times New Roman" w:hAnsi="Times New Roman" w:cs="Times New Roman"/>
           <w:spacing w:val="-2"/>
           <w:sz w:val="20"/>
           <w:szCs w:val="20"/>
@@ -14504,8 +14419,7 @@
       </w:r>
       <w:r>
         <w:rPr>
-          <w:rFonts w:ascii="Times New Roman" w:eastAsia="Times New Roman" w:hAnsi="Times New Roman" w:cs="Times New Roman"/>
-          <w:color w:val="000000"/>
+          <w:rFonts w:ascii="Times New Roman" w:hAnsi="Times New Roman" w:cs="Times New Roman"/>
           <w:sz w:val="20"/>
           <w:szCs w:val="20"/>
         </w:rPr>
@@ -14513,8 +14427,7 @@
       </w:r>
       <w:r>
         <w:rPr>
-          <w:rFonts w:ascii="Times New Roman" w:eastAsia="Times New Roman" w:hAnsi="Times New Roman" w:cs="Times New Roman"/>
-          <w:color w:val="000000"/>
+          <w:rFonts w:ascii="Times New Roman" w:hAnsi="Times New Roman" w:cs="Times New Roman"/>
           <w:spacing w:val="55"/>
           <w:sz w:val="20"/>
           <w:szCs w:val="20"/>
@@ -14523,8 +14436,7 @@
       </w:r>
       <w:r>
         <w:rPr>
-          <w:rFonts w:ascii="Times New Roman" w:eastAsia="Times New Roman" w:hAnsi="Times New Roman" w:cs="Times New Roman"/>
-          <w:color w:val="000000"/>
+          <w:rFonts w:ascii="Times New Roman" w:hAnsi="Times New Roman" w:cs="Times New Roman"/>
           <w:sz w:val="20"/>
           <w:szCs w:val="20"/>
         </w:rPr>
@@ -14532,8 +14444,7 @@
       </w:r>
       <w:r>
         <w:rPr>
-          <w:rFonts w:ascii="Times New Roman" w:eastAsia="Times New Roman" w:hAnsi="Times New Roman" w:cs="Times New Roman"/>
-          <w:color w:val="000000"/>
+          <w:rFonts w:ascii="Times New Roman" w:hAnsi="Times New Roman" w:cs="Times New Roman"/>
           <w:spacing w:val="-1"/>
           <w:sz w:val="20"/>
           <w:szCs w:val="20"/>
@@ -14542,8 +14453,7 @@
       </w:r>
       <w:r>
         <w:rPr>
-          <w:rFonts w:ascii="Times New Roman" w:eastAsia="Times New Roman" w:hAnsi="Times New Roman" w:cs="Times New Roman"/>
-          <w:color w:val="000000"/>
+          <w:rFonts w:ascii="Times New Roman" w:hAnsi="Times New Roman" w:cs="Times New Roman"/>
           <w:sz w:val="20"/>
           <w:szCs w:val="20"/>
         </w:rPr>
@@ -14551,8 +14461,7 @@
       </w:r>
       <w:r>
         <w:rPr>
-          <w:rFonts w:ascii="Times New Roman" w:eastAsia="Times New Roman" w:hAnsi="Times New Roman" w:cs="Times New Roman"/>
-          <w:color w:val="000000"/>
+          <w:rFonts w:ascii="Times New Roman" w:hAnsi="Times New Roman" w:cs="Times New Roman"/>
           <w:spacing w:val="57"/>
           <w:sz w:val="20"/>
           <w:szCs w:val="20"/>
@@ -14561,8 +14470,7 @@
       </w:r>
       <w:r>
         <w:rPr>
-          <w:rFonts w:ascii="Times New Roman" w:eastAsia="Times New Roman" w:hAnsi="Times New Roman" w:cs="Times New Roman"/>
-          <w:color w:val="000000"/>
+          <w:rFonts w:ascii="Times New Roman" w:hAnsi="Times New Roman" w:cs="Times New Roman"/>
           <w:sz w:val="20"/>
           <w:szCs w:val="20"/>
         </w:rPr>
@@ -14570,8 +14478,7 @@
       </w:r>
       <w:r>
         <w:rPr>
-          <w:rFonts w:ascii="Times New Roman" w:eastAsia="Times New Roman" w:hAnsi="Times New Roman" w:cs="Times New Roman"/>
-          <w:color w:val="000000"/>
+          <w:rFonts w:ascii="Times New Roman" w:hAnsi="Times New Roman" w:cs="Times New Roman"/>
           <w:spacing w:val="-2"/>
           <w:sz w:val="20"/>
           <w:szCs w:val="20"/>
@@ -14580,8 +14487,7 @@
       </w:r>
       <w:r>
         <w:rPr>
-          <w:rFonts w:ascii="Times New Roman" w:eastAsia="Times New Roman" w:hAnsi="Times New Roman" w:cs="Times New Roman"/>
-          <w:color w:val="000000"/>
+          <w:rFonts w:ascii="Times New Roman" w:hAnsi="Times New Roman" w:cs="Times New Roman"/>
           <w:sz w:val="20"/>
           <w:szCs w:val="20"/>
         </w:rPr>
@@ -14589,8 +14495,7 @@
       </w:r>
       <w:r>
         <w:rPr>
-          <w:rFonts w:ascii="Times New Roman" w:eastAsia="Times New Roman" w:hAnsi="Times New Roman" w:cs="Times New Roman"/>
-          <w:color w:val="000000"/>
+          <w:rFonts w:ascii="Times New Roman" w:hAnsi="Times New Roman" w:cs="Times New Roman"/>
           <w:spacing w:val="56"/>
           <w:sz w:val="20"/>
           <w:szCs w:val="20"/>
@@ -14599,8 +14504,7 @@
       </w:r>
       <w:r>
         <w:rPr>
-          <w:rFonts w:ascii="Times New Roman" w:eastAsia="Times New Roman" w:hAnsi="Times New Roman" w:cs="Times New Roman"/>
-          <w:color w:val="000000"/>
+          <w:rFonts w:ascii="Times New Roman" w:hAnsi="Times New Roman" w:cs="Times New Roman"/>
           <w:sz w:val="20"/>
           <w:szCs w:val="20"/>
         </w:rPr>
@@ -14608,8 +14512,7 @@
       </w:r>
       <w:r>
         <w:rPr>
-          <w:rFonts w:ascii="Times New Roman" w:eastAsia="Times New Roman" w:hAnsi="Times New Roman" w:cs="Times New Roman"/>
-          <w:color w:val="000000"/>
+          <w:rFonts w:ascii="Times New Roman" w:hAnsi="Times New Roman" w:cs="Times New Roman"/>
           <w:spacing w:val="1"/>
           <w:sz w:val="20"/>
           <w:szCs w:val="20"/>
@@ -14618,8 +14521,7 @@
       </w:r>
       <w:r>
         <w:rPr>
-          <w:rFonts w:ascii="Times New Roman" w:eastAsia="Times New Roman" w:hAnsi="Times New Roman" w:cs="Times New Roman"/>
-          <w:color w:val="000000"/>
+          <w:rFonts w:ascii="Times New Roman" w:hAnsi="Times New Roman" w:cs="Times New Roman"/>
           <w:sz w:val="20"/>
           <w:szCs w:val="20"/>
         </w:rPr>
@@ -14627,8 +14529,7 @@
       </w:r>
       <w:r>
         <w:rPr>
-          <w:rFonts w:ascii="Times New Roman" w:eastAsia="Times New Roman" w:hAnsi="Times New Roman" w:cs="Times New Roman"/>
-          <w:color w:val="000000"/>
+          <w:rFonts w:ascii="Times New Roman" w:hAnsi="Times New Roman" w:cs="Times New Roman"/>
           <w:spacing w:val="-2"/>
           <w:sz w:val="20"/>
           <w:szCs w:val="20"/>
@@ -14637,8 +14538,7 @@
       </w:r>
       <w:r>
         <w:rPr>
-          <w:rFonts w:ascii="Times New Roman" w:eastAsia="Times New Roman" w:hAnsi="Times New Roman" w:cs="Times New Roman"/>
-          <w:color w:val="000000"/>
+          <w:rFonts w:ascii="Times New Roman" w:hAnsi="Times New Roman" w:cs="Times New Roman"/>
           <w:sz w:val="20"/>
           <w:szCs w:val="20"/>
         </w:rPr>
@@ -14646,8 +14546,7 @@
       </w:r>
       <w:r>
         <w:rPr>
-          <w:rFonts w:ascii="Times New Roman" w:eastAsia="Times New Roman" w:hAnsi="Times New Roman" w:cs="Times New Roman"/>
-          <w:color w:val="000000"/>
+          <w:rFonts w:ascii="Times New Roman" w:hAnsi="Times New Roman" w:cs="Times New Roman"/>
           <w:spacing w:val="-2"/>
           <w:sz w:val="20"/>
           <w:szCs w:val="20"/>
@@ -14656,8 +14555,7 @@
       </w:r>
       <w:r>
         <w:rPr>
-          <w:rFonts w:ascii="Times New Roman" w:eastAsia="Times New Roman" w:hAnsi="Times New Roman" w:cs="Times New Roman"/>
-          <w:color w:val="000000"/>
+          <w:rFonts w:ascii="Times New Roman" w:hAnsi="Times New Roman" w:cs="Times New Roman"/>
           <w:sz w:val="20"/>
           <w:szCs w:val="20"/>
         </w:rPr>
@@ -14665,8 +14563,7 @@
       </w:r>
       <w:r>
         <w:rPr>
-          <w:rFonts w:ascii="Times New Roman" w:eastAsia="Times New Roman" w:hAnsi="Times New Roman" w:cs="Times New Roman"/>
-          <w:color w:val="000000"/>
+          <w:rFonts w:ascii="Times New Roman" w:hAnsi="Times New Roman" w:cs="Times New Roman"/>
           <w:spacing w:val="1"/>
           <w:sz w:val="20"/>
           <w:szCs w:val="20"/>
@@ -14675,8 +14572,7 @@
       </w:r>
       <w:r>
         <w:rPr>
-          <w:rFonts w:ascii="Times New Roman" w:eastAsia="Times New Roman" w:hAnsi="Times New Roman" w:cs="Times New Roman"/>
-          <w:color w:val="000000"/>
+          <w:rFonts w:ascii="Times New Roman" w:hAnsi="Times New Roman" w:cs="Times New Roman"/>
           <w:spacing w:val="-1"/>
           <w:sz w:val="20"/>
           <w:szCs w:val="20"/>
@@ -14685,8 +14581,7 @@
       </w:r>
       <w:r>
         <w:rPr>
-          <w:rFonts w:ascii="Times New Roman" w:eastAsia="Times New Roman" w:hAnsi="Times New Roman" w:cs="Times New Roman"/>
-          <w:color w:val="000000"/>
+          <w:rFonts w:ascii="Times New Roman" w:hAnsi="Times New Roman" w:cs="Times New Roman"/>
           <w:sz w:val="20"/>
           <w:szCs w:val="20"/>
         </w:rPr>
@@ -14694,8 +14589,7 @@
       </w:r>
       <w:r>
         <w:rPr>
-          <w:rFonts w:ascii="Times New Roman" w:eastAsia="Times New Roman" w:hAnsi="Times New Roman" w:cs="Times New Roman"/>
-          <w:color w:val="000000"/>
+          <w:rFonts w:ascii="Times New Roman" w:hAnsi="Times New Roman" w:cs="Times New Roman"/>
           <w:spacing w:val="-1"/>
           <w:sz w:val="20"/>
           <w:szCs w:val="20"/>
@@ -14704,8 +14598,7 @@
       </w:r>
       <w:r>
         <w:rPr>
-          <w:rFonts w:ascii="Times New Roman" w:eastAsia="Times New Roman" w:hAnsi="Times New Roman" w:cs="Times New Roman"/>
-          <w:color w:val="000000"/>
+          <w:rFonts w:ascii="Times New Roman" w:hAnsi="Times New Roman" w:cs="Times New Roman"/>
           <w:spacing w:val="-2"/>
           <w:sz w:val="20"/>
           <w:szCs w:val="20"/>
@@ -14714,8 +14607,7 @@
       </w:r>
       <w:r>
         <w:rPr>
-          <w:rFonts w:ascii="Times New Roman" w:eastAsia="Times New Roman" w:hAnsi="Times New Roman" w:cs="Times New Roman"/>
-          <w:color w:val="000000"/>
+          <w:rFonts w:ascii="Times New Roman" w:hAnsi="Times New Roman" w:cs="Times New Roman"/>
           <w:sz w:val="20"/>
           <w:szCs w:val="20"/>
         </w:rPr>
@@ -14723,18 +14615,16 @@
       </w:r>
       <w:r>
         <w:rPr>
-          <w:rFonts w:ascii="Times New Roman" w:eastAsia="Times New Roman" w:hAnsi="Times New Roman" w:cs="Times New Roman"/>
-          <w:color w:val="000000"/>
-          <w:spacing w:val="-2"/>
-          <w:sz w:val="20"/>
-          <w:szCs w:val="20"/>
-        </w:rPr>
-        <w:t xml:space="preserve"> </w:t>
-      </w:r>
-      <w:r>
-        <w:rPr>
-          <w:rFonts w:ascii="Times New Roman" w:eastAsia="Times New Roman" w:hAnsi="Times New Roman" w:cs="Times New Roman"/>
-          <w:color w:val="000000"/>
+          <w:rFonts w:ascii="Times New Roman" w:hAnsi="Times New Roman" w:cs="Times New Roman"/>
+          <w:spacing w:val="-2"/>
+          <w:sz w:val="20"/>
+          <w:szCs w:val="20"/>
+        </w:rPr>
+        <w:t xml:space="preserve"> </w:t>
+      </w:r>
+      <w:r>
+        <w:rPr>
+          <w:rFonts w:ascii="Times New Roman" w:hAnsi="Times New Roman" w:cs="Times New Roman"/>
           <w:sz w:val="20"/>
           <w:szCs w:val="20"/>
         </w:rPr>
@@ -14742,8 +14632,7 @@
       </w:r>
       <w:r>
         <w:rPr>
-          <w:rFonts w:ascii="Times New Roman" w:eastAsia="Times New Roman" w:hAnsi="Times New Roman" w:cs="Times New Roman"/>
-          <w:color w:val="000000"/>
+          <w:rFonts w:ascii="Times New Roman" w:hAnsi="Times New Roman" w:cs="Times New Roman"/>
           <w:spacing w:val="-1"/>
           <w:sz w:val="20"/>
           <w:szCs w:val="20"/>
@@ -14752,8 +14641,7 @@
       </w:r>
       <w:r>
         <w:rPr>
-          <w:rFonts w:ascii="Times New Roman" w:eastAsia="Times New Roman" w:hAnsi="Times New Roman" w:cs="Times New Roman"/>
-          <w:color w:val="000000"/>
+          <w:rFonts w:ascii="Times New Roman" w:hAnsi="Times New Roman" w:cs="Times New Roman"/>
           <w:sz w:val="20"/>
           <w:szCs w:val="20"/>
         </w:rPr>
@@ -14761,8 +14649,7 @@
       </w:r>
       <w:r>
         <w:rPr>
-          <w:rFonts w:ascii="Times New Roman" w:eastAsia="Times New Roman" w:hAnsi="Times New Roman" w:cs="Times New Roman"/>
-          <w:color w:val="000000"/>
+          <w:rFonts w:ascii="Times New Roman" w:hAnsi="Times New Roman" w:cs="Times New Roman"/>
           <w:spacing w:val="-1"/>
           <w:sz w:val="20"/>
           <w:szCs w:val="20"/>
@@ -14771,8 +14658,7 @@
       </w:r>
       <w:r>
         <w:rPr>
-          <w:rFonts w:ascii="Times New Roman" w:eastAsia="Times New Roman" w:hAnsi="Times New Roman" w:cs="Times New Roman"/>
-          <w:color w:val="000000"/>
+          <w:rFonts w:ascii="Times New Roman" w:hAnsi="Times New Roman" w:cs="Times New Roman"/>
           <w:sz w:val="20"/>
           <w:szCs w:val="20"/>
         </w:rPr>
@@ -14784,6 +14670,7 @@
         <w:widowControl w:val="0"/>
         <w:spacing w:before="2" w:line="239" w:lineRule="auto"/>
         <w:ind w:right="-51" w:firstLine="708"/>
+        <w:jc w:val="both"/>
         <w:rPr>
           <w:rFonts w:ascii="Times New Roman" w:eastAsia="Times New Roman" w:hAnsi="Times New Roman" w:cs="Times New Roman"/>
           <w:color w:val="000000"/>
@@ -15208,6 +15095,7 @@
         <w:widowControl w:val="0"/>
         <w:spacing w:line="240" w:lineRule="auto"/>
         <w:ind w:right="-52" w:firstLine="708"/>
+        <w:jc w:val="both"/>
         <w:rPr>
           <w:rFonts w:ascii="Times New Roman" w:eastAsia="Times New Roman" w:hAnsi="Times New Roman" w:cs="Times New Roman"/>
           <w:color w:val="000000"/>
@@ -15708,6 +15596,7 @@
         <w:widowControl w:val="0"/>
         <w:spacing w:line="241" w:lineRule="auto"/>
         <w:ind w:left="709" w:right="-20"/>
+        <w:jc w:val="both"/>
         <w:rPr>
           <w:rFonts w:ascii="Times New Roman" w:eastAsia="Times New Roman" w:hAnsi="Times New Roman" w:cs="Times New Roman"/>
           <w:color w:val="000000"/>
@@ -15858,6 +15747,7 @@
         </w:tabs>
         <w:spacing w:line="239" w:lineRule="auto"/>
         <w:ind w:right="-51" w:firstLine="708"/>
+        <w:jc w:val="both"/>
         <w:rPr>
           <w:rFonts w:ascii="Times New Roman" w:eastAsia="Times New Roman" w:hAnsi="Times New Roman" w:cs="Times New Roman"/>
           <w:color w:val="000000"/>
@@ -23603,6 +23493,7 @@
         </w:tabs>
         <w:spacing w:line="240" w:lineRule="auto"/>
         <w:ind w:right="-52" w:firstLine="708"/>
+        <w:jc w:val="both"/>
         <w:rPr>
           <w:rFonts w:ascii="Times New Roman" w:eastAsia="Times New Roman" w:hAnsi="Times New Roman" w:cs="Times New Roman"/>
           <w:color w:val="000000"/>
@@ -24985,6 +24876,7 @@
         </w:tabs>
         <w:spacing w:line="240" w:lineRule="auto"/>
         <w:ind w:right="-49" w:firstLine="708"/>
+        <w:jc w:val="both"/>
         <w:rPr>
           <w:rFonts w:ascii="Times New Roman" w:eastAsia="Times New Roman" w:hAnsi="Times New Roman" w:cs="Times New Roman"/>
           <w:color w:val="000000"/>
@@ -27295,6 +27187,7 @@
         </w:rPr>
         <w:t>{{</w:t>
       </w:r>
+      <w:proofErr w:type="gramStart"/>
       <w:r>
         <w:rPr>
           <w:rFonts w:ascii="Times New Roman" w:hAnsi="Times New Roman" w:cs="Times New Roman"/>
@@ -27315,6 +27208,7 @@
         </w:rPr>
         <w:t>initials</w:t>
       </w:r>
+      <w:proofErr w:type="gramEnd"/>
       <w:r>
         <w:rPr>
           <w:rFonts w:ascii="Times New Roman" w:hAnsi="Times New Roman" w:cs="Times New Roman"/>
@@ -27339,6 +27233,7 @@
         </w:rPr>
         <w:t>{{</w:t>
       </w:r>
+      <w:proofErr w:type="gramStart"/>
       <w:r>
         <w:rPr>
           <w:rFonts w:ascii="Times New Roman" w:hAnsi="Times New Roman" w:cs="Times New Roman"/>
@@ -27359,6 +27254,7 @@
         </w:rPr>
         <w:t>date</w:t>
       </w:r>
+      <w:proofErr w:type="gramEnd"/>
       <w:r>
         <w:rPr>
           <w:rFonts w:ascii="Times New Roman" w:hAnsi="Times New Roman" w:cs="Times New Roman"/>
@@ -27486,6 +27382,7 @@
         </w:rPr>
         <w:t>а</w:t>
       </w:r>
+      <w:proofErr w:type="gramStart"/>
       <w:r>
         <w:rPr>
           <w:rFonts w:ascii="Times New Roman" w:eastAsia="Times New Roman" w:hAnsi="Times New Roman" w:cs="Times New Roman"/>
@@ -27506,7 +27403,15 @@
           <w:rFonts w:ascii="Times New Roman" w:eastAsia="Times New Roman" w:hAnsi="Times New Roman" w:cs="Times New Roman"/>
           <w:color w:val="000000"/>
         </w:rPr>
-        <w:t xml:space="preserve">     </w:t>
+        <w:t xml:space="preserve">  </w:t>
+      </w:r>
+      <w:proofErr w:type="gramEnd"/>
+      <w:r>
+        <w:rPr>
+          <w:rFonts w:ascii="Times New Roman" w:eastAsia="Times New Roman" w:hAnsi="Times New Roman" w:cs="Times New Roman"/>
+          <w:color w:val="000000"/>
+        </w:rPr>
+        <w:t xml:space="preserve">   </w:t>
       </w:r>
       <w:r>
         <w:rPr>
@@ -27553,6 +27458,7 @@
         </w:rPr>
         <w:t>{{</w:t>
       </w:r>
+      <w:proofErr w:type="gramStart"/>
       <w:r>
         <w:rPr>
           <w:rFonts w:ascii="Times New Roman" w:eastAsia="Times New Roman" w:hAnsi="Times New Roman" w:cs="Times New Roman"/>
@@ -27595,6 +27501,7 @@
         </w:rPr>
         <w:tab/>
       </w:r>
+      <w:proofErr w:type="gramEnd"/>
       <w:r>
         <w:rPr>
           <w:rFonts w:ascii="Times New Roman" w:hAnsi="Times New Roman" w:cs="Times New Roman"/>
@@ -27607,6 +27514,7 @@
         </w:rPr>
         <w:t>{{</w:t>
       </w:r>
+      <w:proofErr w:type="gramStart"/>
       <w:r>
         <w:rPr>
           <w:rFonts w:ascii="Times New Roman" w:hAnsi="Times New Roman" w:cs="Times New Roman"/>
@@ -27627,6 +27535,7 @@
         </w:rPr>
         <w:t>date</w:t>
       </w:r>
+      <w:proofErr w:type="gramEnd"/>
       <w:r>
         <w:rPr>
           <w:rFonts w:ascii="Times New Roman" w:hAnsi="Times New Roman" w:cs="Times New Roman"/>
@@ -27711,7 +27620,7 @@
 </file>
 
 <file path=word/styles.xml><?xml version="1.0" encoding="utf-8"?>
-<w:styles xmlns:mc="http://schemas.openxmlformats.org/markup-compatibility/2006" xmlns:r="http://schemas.openxmlformats.org/officeDocument/2006/relationships" xmlns:w="http://schemas.openxmlformats.org/wordprocessingml/2006/main" xmlns:w14="http://schemas.microsoft.com/office/word/2010/wordml" xmlns:w15="http://schemas.microsoft.com/office/word/2012/wordml" xmlns:w16cex="http://schemas.microsoft.com/office/word/2018/wordml/cex" xmlns:w16cid="http://schemas.microsoft.com/office/word/2016/wordml/cid" xmlns:w16="http://schemas.microsoft.com/office/word/2018/wordml" xmlns:w16sdtdh="http://schemas.microsoft.com/office/word/2020/wordml/sdtdatahash" xmlns:w16se="http://schemas.microsoft.com/office/word/2015/wordml/symex" mc:Ignorable="w14 w15 w16se w16cid w16 w16cex w16sdtdh">
+<w:styles xmlns:mc="http://schemas.openxmlformats.org/markup-compatibility/2006" xmlns:r="http://schemas.openxmlformats.org/officeDocument/2006/relationships" xmlns:w="http://schemas.openxmlformats.org/wordprocessingml/2006/main" xmlns:w14="http://schemas.microsoft.com/office/word/2010/wordml" xmlns:w15="http://schemas.microsoft.com/office/word/2012/wordml" xmlns:w16cex="http://schemas.microsoft.com/office/word/2018/wordml/cex" xmlns:w16cid="http://schemas.microsoft.com/office/word/2016/wordml/cid" xmlns:w16="http://schemas.microsoft.com/office/word/2018/wordml" xmlns:w16du="http://schemas.microsoft.com/office/word/2023/wordml/word16du" xmlns:w16sdtdh="http://schemas.microsoft.com/office/word/2020/wordml/sdtdatahash" xmlns:w16sdtfl="http://schemas.microsoft.com/office/word/2024/wordml/sdtformatlock" xmlns:w16se="http://schemas.microsoft.com/office/word/2015/wordml/symex" mc:Ignorable="w14 w15 w16se w16cid w16 w16cex w16sdtdh w16sdtfl w16du">
   <w:docDefaults>
     <w:rPrDefault>
       <w:rPr>
@@ -28112,7 +28021,6 @@
   <w:style w:type="character" w:default="1" w:styleId="a0">
     <w:name w:val="Default Paragraph Font"/>
     <w:uiPriority w:val="1"/>
-    <w:semiHidden/>
     <w:unhideWhenUsed/>
   </w:style>
   <w:style w:type="table" w:default="1" w:styleId="a1">
@@ -28165,6 +28073,15 @@
       <w:sz w:val="18"/>
       <w:szCs w:val="18"/>
     </w:rPr>
+  </w:style>
+  <w:style w:type="paragraph" w:styleId="a5">
+    <w:name w:val="No Spacing"/>
+    <w:uiPriority w:val="1"/>
+    <w:qFormat/>
+    <w:rsid w:val="00013022"/>
+    <w:pPr>
+      <w:spacing w:line="240" w:lineRule="auto"/>
+    </w:pPr>
   </w:style>
 </w:styles>
 </file>

--- a/templates/working/Согласие_на_обработку_данных.docx
+++ b/templates/working/Согласие_на_обработку_данных.docx
@@ -1,6 +1,6 @@
 
 <file path=word/document.xml><?xml version="1.0" encoding="utf-8"?>
-<w:document xmlns:wpc="http://schemas.microsoft.com/office/word/2010/wordprocessingCanvas" xmlns:cx="http://schemas.microsoft.com/office/drawing/2014/chartex" xmlns:cx1="http://schemas.microsoft.com/office/drawing/2015/9/8/chartex" xmlns:cx2="http://schemas.microsoft.com/office/drawing/2015/10/21/chartex" xmlns:cx3="http://schemas.microsoft.com/office/drawing/2016/5/9/chartex" xmlns:cx4="http://schemas.microsoft.com/office/drawing/2016/5/10/chartex" xmlns:cx5="http://schemas.microsoft.com/office/drawing/2016/5/11/chartex" xmlns:cx6="http://schemas.microsoft.com/office/drawing/2016/5/12/chartex" xmlns:cx7="http://schemas.microsoft.com/office/drawing/2016/5/13/chartex" xmlns:cx8="http://schemas.microsoft.com/office/drawing/2016/5/14/chartex" xmlns:mc="http://schemas.openxmlformats.org/markup-compatibility/2006" xmlns:aink="http://schemas.microsoft.com/office/drawing/2016/ink" xmlns:am3d="http://schemas.microsoft.com/office/drawing/2017/model3d" xmlns:o="urn:schemas-microsoft-com:office:office" xmlns:oel="http://schemas.microsoft.com/office/2019/extlst" xmlns:r="http://schemas.openxmlformats.org/officeDocument/2006/relationships" xmlns:m="http://schemas.openxmlformats.org/officeDocument/2006/math" xmlns:v="urn:schemas-microsoft-com:vml" xmlns:wp14="http://schemas.microsoft.com/office/word/2010/wordprocessingDrawing" xmlns:wp="http://schemas.openxmlformats.org/drawingml/2006/wordprocessingDrawing" xmlns:w10="urn:schemas-microsoft-com:office:word" xmlns:w="http://schemas.openxmlformats.org/wordprocessingml/2006/main" xmlns:w14="http://schemas.microsoft.com/office/word/2010/wordml" xmlns:w15="http://schemas.microsoft.com/office/word/2012/wordml" xmlns:w16cex="http://schemas.microsoft.com/office/word/2018/wordml/cex" xmlns:w16cid="http://schemas.microsoft.com/office/word/2016/wordml/cid" xmlns:w16="http://schemas.microsoft.com/office/word/2018/wordml" xmlns:w16du="http://schemas.microsoft.com/office/word/2023/wordml/word16du" xmlns:w16sdtdh="http://schemas.microsoft.com/office/word/2020/wordml/sdtdatahash" xmlns:w16sdtfl="http://schemas.microsoft.com/office/word/2024/wordml/sdtformatlock" xmlns:w16se="http://schemas.microsoft.com/office/word/2015/wordml/symex" xmlns:wpg="http://schemas.microsoft.com/office/word/2010/wordprocessingGroup" xmlns:wpi="http://schemas.microsoft.com/office/word/2010/wordprocessingInk" xmlns:wne="http://schemas.microsoft.com/office/word/2006/wordml" xmlns:wps="http://schemas.microsoft.com/office/word/2010/wordprocessingShape" mc:Ignorable="w14 w15 w16se w16cid w16 w16cex w16sdtdh w16sdtfl w16du wp14">
+<w:document xmlns:wpc="http://schemas.microsoft.com/office/word/2010/wordprocessingCanvas" xmlns:cx="http://schemas.microsoft.com/office/drawing/2014/chartex" xmlns:cx1="http://schemas.microsoft.com/office/drawing/2015/9/8/chartex" xmlns:cx2="http://schemas.microsoft.com/office/drawing/2015/10/21/chartex" xmlns:cx3="http://schemas.microsoft.com/office/drawing/2016/5/9/chartex" xmlns:cx4="http://schemas.microsoft.com/office/drawing/2016/5/10/chartex" xmlns:cx5="http://schemas.microsoft.com/office/drawing/2016/5/11/chartex" xmlns:cx6="http://schemas.microsoft.com/office/drawing/2016/5/12/chartex" xmlns:cx7="http://schemas.microsoft.com/office/drawing/2016/5/13/chartex" xmlns:cx8="http://schemas.microsoft.com/office/drawing/2016/5/14/chartex" xmlns:mc="http://schemas.openxmlformats.org/markup-compatibility/2006" xmlns:aink="http://schemas.microsoft.com/office/drawing/2016/ink" xmlns:am3d="http://schemas.microsoft.com/office/drawing/2017/model3d" xmlns:o="urn:schemas-microsoft-com:office:office" xmlns:r="http://schemas.openxmlformats.org/officeDocument/2006/relationships" xmlns:m="http://schemas.openxmlformats.org/officeDocument/2006/math" xmlns:v="urn:schemas-microsoft-com:vml" xmlns:wp14="http://schemas.microsoft.com/office/word/2010/wordprocessingDrawing" xmlns:wp="http://schemas.openxmlformats.org/drawingml/2006/wordprocessingDrawing" xmlns:w10="urn:schemas-microsoft-com:office:word" xmlns:w="http://schemas.openxmlformats.org/wordprocessingml/2006/main" xmlns:w14="http://schemas.microsoft.com/office/word/2010/wordml" xmlns:w15="http://schemas.microsoft.com/office/word/2012/wordml" xmlns:w16cex="http://schemas.microsoft.com/office/word/2018/wordml/cex" xmlns:w16cid="http://schemas.microsoft.com/office/word/2016/wordml/cid" xmlns:w16="http://schemas.microsoft.com/office/word/2018/wordml" xmlns:w16sdtdh="http://schemas.microsoft.com/office/word/2020/wordml/sdtdatahash" xmlns:w16se="http://schemas.microsoft.com/office/word/2015/wordml/symex" xmlns:wpg="http://schemas.microsoft.com/office/word/2010/wordprocessingGroup" xmlns:wpi="http://schemas.microsoft.com/office/word/2010/wordprocessingInk" xmlns:wne="http://schemas.microsoft.com/office/word/2006/wordml" xmlns:wps="http://schemas.microsoft.com/office/word/2010/wordprocessingShape" mc:Ignorable="w14 w15 w16se w16cid w16 w16cex w16sdtdh wp14">
   <w:body>
     <w:p>
       <w:pPr>
@@ -119,1472 +119,6 @@
           <w:szCs w:val="24"/>
         </w:rPr>
       </w:pPr>
-    </w:p>
-    <w:p>
-      <w:pPr>
-        <w:tabs>
-          <w:tab w:val="left" w:pos="2100"/>
-        </w:tabs>
-        <w:spacing w:line="240" w:lineRule="auto"/>
-        <w:jc w:val="both"/>
-        <w:rPr>
-          <w:rFonts w:ascii="Times New Roman" w:eastAsia="Times New Roman" w:hAnsi="Times New Roman" w:cs="Times New Roman"/>
-          <w:color w:val="000000"/>
-          <w:sz w:val="20"/>
-          <w:szCs w:val="20"/>
-        </w:rPr>
-      </w:pPr>
-      <w:r>
-        <w:rPr>
-          <w:rFonts w:ascii="Times New Roman" w:eastAsia="Times New Roman" w:hAnsi="Times New Roman" w:cs="Times New Roman"/>
-          <w:color w:val="000000"/>
-          <w:sz w:val="20"/>
-          <w:szCs w:val="20"/>
-        </w:rPr>
-        <w:t>Я, {{</w:t>
-      </w:r>
-      <w:r>
-        <w:rPr>
-          <w:rFonts w:ascii="Times New Roman" w:eastAsia="Times New Roman" w:hAnsi="Times New Roman" w:cs="Times New Roman"/>
-          <w:color w:val="000000"/>
-          <w:sz w:val="20"/>
-          <w:szCs w:val="20"/>
-          <w:lang w:val="en-US"/>
-        </w:rPr>
-        <w:t>seller</w:t>
-      </w:r>
-      <w:r>
-        <w:rPr>
-          <w:rFonts w:ascii="Times New Roman" w:eastAsia="Times New Roman" w:hAnsi="Times New Roman" w:cs="Times New Roman"/>
-          <w:color w:val="000000"/>
-          <w:sz w:val="20"/>
-          <w:szCs w:val="20"/>
-        </w:rPr>
-        <w:t>.</w:t>
-      </w:r>
-      <w:proofErr w:type="spellStart"/>
-      <w:r>
-        <w:rPr>
-          <w:rFonts w:ascii="Times New Roman" w:eastAsia="Times New Roman" w:hAnsi="Times New Roman" w:cs="Times New Roman"/>
-          <w:color w:val="000000"/>
-          <w:sz w:val="20"/>
-          <w:szCs w:val="20"/>
-          <w:lang w:val="en-US"/>
-        </w:rPr>
-        <w:t>fullName</w:t>
-      </w:r>
-      <w:proofErr w:type="spellEnd"/>
-      <w:r>
-        <w:rPr>
-          <w:rFonts w:ascii="Times New Roman" w:eastAsia="Times New Roman" w:hAnsi="Times New Roman" w:cs="Times New Roman"/>
-          <w:color w:val="000000"/>
-          <w:sz w:val="20"/>
-          <w:szCs w:val="20"/>
-        </w:rPr>
-        <w:t>}},</w:t>
-      </w:r>
-      <w:r>
-        <w:rPr>
-          <w:rFonts w:ascii="Times New Roman" w:eastAsia="Times New Roman" w:hAnsi="Times New Roman" w:cs="Times New Roman"/>
-          <w:color w:val="000000"/>
-          <w:sz w:val="20"/>
-          <w:szCs w:val="20"/>
-        </w:rPr>
-        <w:t xml:space="preserve"> </w:t>
-      </w:r>
-      <w:r>
-        <w:rPr>
-          <w:rFonts w:ascii="Times New Roman" w:eastAsia="Times New Roman" w:hAnsi="Times New Roman" w:cs="Times New Roman"/>
-          <w:color w:val="000000"/>
-          <w:sz w:val="20"/>
-          <w:szCs w:val="20"/>
-        </w:rPr>
-        <w:t>дата рождения: {{</w:t>
-      </w:r>
-      <w:r>
-        <w:rPr>
-          <w:rFonts w:ascii="Times New Roman" w:eastAsia="Times New Roman" w:hAnsi="Times New Roman" w:cs="Times New Roman"/>
-          <w:color w:val="000000"/>
-          <w:sz w:val="20"/>
-          <w:szCs w:val="20"/>
-          <w:lang w:val="en-US"/>
-        </w:rPr>
-        <w:t>seller</w:t>
-      </w:r>
-      <w:r>
-        <w:rPr>
-          <w:rFonts w:ascii="Times New Roman" w:eastAsia="Times New Roman" w:hAnsi="Times New Roman" w:cs="Times New Roman"/>
-          <w:color w:val="000000"/>
-          <w:sz w:val="20"/>
-          <w:szCs w:val="20"/>
-        </w:rPr>
-        <w:t>.</w:t>
-      </w:r>
-      <w:proofErr w:type="spellStart"/>
-      <w:r>
-        <w:rPr>
-          <w:rFonts w:ascii="Times New Roman" w:eastAsia="Times New Roman" w:hAnsi="Times New Roman" w:cs="Times New Roman"/>
-          <w:color w:val="000000"/>
-          <w:sz w:val="20"/>
-          <w:szCs w:val="20"/>
-          <w:lang w:val="en-US"/>
-        </w:rPr>
-        <w:t>birthDate</w:t>
-      </w:r>
-      <w:proofErr w:type="spellEnd"/>
-      <w:r>
-        <w:rPr>
-          <w:rFonts w:ascii="Times New Roman" w:eastAsia="Times New Roman" w:hAnsi="Times New Roman" w:cs="Times New Roman"/>
-          <w:color w:val="000000"/>
-          <w:sz w:val="20"/>
-          <w:szCs w:val="20"/>
-        </w:rPr>
-        <w:t>}},</w:t>
-      </w:r>
-      <w:r>
-        <w:rPr>
-          <w:rFonts w:ascii="Times New Roman" w:eastAsia="Times New Roman" w:hAnsi="Times New Roman" w:cs="Times New Roman"/>
-          <w:color w:val="000000"/>
-          <w:sz w:val="20"/>
-          <w:szCs w:val="20"/>
-        </w:rPr>
-        <w:t xml:space="preserve"> </w:t>
-      </w:r>
-      <w:r>
-        <w:rPr>
-          <w:rFonts w:ascii="Times New Roman" w:eastAsia="Times New Roman" w:hAnsi="Times New Roman" w:cs="Times New Roman"/>
-          <w:color w:val="000000"/>
-          <w:sz w:val="20"/>
-          <w:szCs w:val="20"/>
-        </w:rPr>
-        <w:t>идентификационный номер</w:t>
-      </w:r>
-      <w:r>
-        <w:rPr>
-          <w:rFonts w:ascii="Times New Roman" w:eastAsia="Times New Roman" w:hAnsi="Times New Roman" w:cs="Times New Roman"/>
-          <w:color w:val="000000"/>
-          <w:sz w:val="20"/>
-          <w:szCs w:val="20"/>
-        </w:rPr>
-        <w:t xml:space="preserve"> </w:t>
-      </w:r>
-      <w:r>
-        <w:rPr>
-          <w:rFonts w:ascii="Times New Roman" w:eastAsia="Times New Roman" w:hAnsi="Times New Roman" w:cs="Times New Roman"/>
-          <w:color w:val="000000"/>
-          <w:sz w:val="20"/>
-          <w:szCs w:val="20"/>
-        </w:rPr>
-        <w:t>паспорта</w:t>
-      </w:r>
-      <w:r>
-        <w:rPr>
-          <w:rFonts w:ascii="Times New Roman" w:eastAsia="Times New Roman" w:hAnsi="Times New Roman" w:cs="Times New Roman"/>
-          <w:color w:val="000000"/>
-          <w:sz w:val="20"/>
-          <w:szCs w:val="20"/>
-        </w:rPr>
-        <w:t xml:space="preserve"> {{</w:t>
-      </w:r>
-      <w:r>
-        <w:rPr>
-          <w:rFonts w:ascii="Times New Roman" w:eastAsia="Times New Roman" w:hAnsi="Times New Roman" w:cs="Times New Roman"/>
-          <w:color w:val="000000"/>
-          <w:sz w:val="20"/>
-          <w:szCs w:val="20"/>
-          <w:lang w:val="en-US"/>
-        </w:rPr>
-        <w:t>seller</w:t>
-      </w:r>
-      <w:r>
-        <w:rPr>
-          <w:rFonts w:ascii="Times New Roman" w:eastAsia="Times New Roman" w:hAnsi="Times New Roman" w:cs="Times New Roman"/>
-          <w:color w:val="000000"/>
-          <w:sz w:val="20"/>
-          <w:szCs w:val="20"/>
-        </w:rPr>
-        <w:t>.</w:t>
-      </w:r>
-      <w:r>
-        <w:rPr>
-          <w:rFonts w:ascii="Times New Roman" w:eastAsia="Times New Roman" w:hAnsi="Times New Roman" w:cs="Times New Roman"/>
-          <w:color w:val="000000"/>
-          <w:sz w:val="20"/>
-          <w:szCs w:val="20"/>
-          <w:lang w:val="en-US"/>
-        </w:rPr>
-        <w:t>id</w:t>
-      </w:r>
-      <w:r>
-        <w:rPr>
-          <w:rFonts w:ascii="Times New Roman" w:eastAsia="Times New Roman" w:hAnsi="Times New Roman" w:cs="Times New Roman"/>
-          <w:color w:val="000000"/>
-          <w:sz w:val="20"/>
-          <w:szCs w:val="20"/>
-        </w:rPr>
-        <w:t>}}</w:t>
-      </w:r>
-      <w:r>
-        <w:rPr>
-          <w:rFonts w:ascii="Times New Roman" w:eastAsia="Times New Roman" w:hAnsi="Times New Roman" w:cs="Times New Roman"/>
-          <w:color w:val="000000"/>
-          <w:sz w:val="20"/>
-          <w:szCs w:val="20"/>
-        </w:rPr>
-        <w:t xml:space="preserve"> </w:t>
-      </w:r>
-      <w:r>
-        <w:rPr>
-          <w:rFonts w:ascii="Times New Roman" w:eastAsia="Times New Roman" w:hAnsi="Times New Roman" w:cs="Times New Roman"/>
-          <w:color w:val="000000"/>
-          <w:sz w:val="20"/>
-          <w:szCs w:val="20"/>
-        </w:rPr>
-        <w:t>в</w:t>
-      </w:r>
-      <w:r>
-        <w:rPr>
-          <w:rFonts w:ascii="Times New Roman" w:eastAsia="Times New Roman" w:hAnsi="Times New Roman" w:cs="Times New Roman"/>
-          <w:color w:val="000000"/>
-          <w:spacing w:val="73"/>
-          <w:sz w:val="20"/>
-          <w:szCs w:val="20"/>
-        </w:rPr>
-        <w:t xml:space="preserve"> </w:t>
-      </w:r>
-      <w:r>
-        <w:rPr>
-          <w:rFonts w:ascii="Times New Roman" w:eastAsia="Times New Roman" w:hAnsi="Times New Roman" w:cs="Times New Roman"/>
-          <w:color w:val="000000"/>
-          <w:sz w:val="20"/>
-          <w:szCs w:val="20"/>
-        </w:rPr>
-        <w:t>соответствии</w:t>
-      </w:r>
-      <w:r>
-        <w:rPr>
-          <w:rFonts w:ascii="Times New Roman" w:eastAsia="Times New Roman" w:hAnsi="Times New Roman" w:cs="Times New Roman"/>
-          <w:color w:val="000000"/>
-          <w:spacing w:val="74"/>
-          <w:sz w:val="20"/>
-          <w:szCs w:val="20"/>
-        </w:rPr>
-        <w:t xml:space="preserve"> </w:t>
-      </w:r>
-      <w:r>
-        <w:rPr>
-          <w:rFonts w:ascii="Times New Roman" w:eastAsia="Times New Roman" w:hAnsi="Times New Roman" w:cs="Times New Roman"/>
-          <w:color w:val="000000"/>
-          <w:sz w:val="20"/>
-          <w:szCs w:val="20"/>
-        </w:rPr>
-        <w:t>со</w:t>
-      </w:r>
-      <w:r>
-        <w:rPr>
-          <w:rFonts w:ascii="Times New Roman" w:eastAsia="Times New Roman" w:hAnsi="Times New Roman" w:cs="Times New Roman"/>
-          <w:color w:val="000000"/>
-          <w:spacing w:val="72"/>
-          <w:sz w:val="20"/>
-          <w:szCs w:val="20"/>
-        </w:rPr>
-        <w:t xml:space="preserve"> </w:t>
-      </w:r>
-      <w:r>
-        <w:rPr>
-          <w:rFonts w:ascii="Times New Roman" w:eastAsia="Times New Roman" w:hAnsi="Times New Roman" w:cs="Times New Roman"/>
-          <w:color w:val="000000"/>
-          <w:sz w:val="20"/>
-          <w:szCs w:val="20"/>
-        </w:rPr>
-        <w:t>стат</w:t>
-      </w:r>
-      <w:r>
-        <w:rPr>
-          <w:rFonts w:ascii="Times New Roman" w:eastAsia="Times New Roman" w:hAnsi="Times New Roman" w:cs="Times New Roman"/>
-          <w:color w:val="000000"/>
-          <w:spacing w:val="-1"/>
-          <w:sz w:val="20"/>
-          <w:szCs w:val="20"/>
-        </w:rPr>
-        <w:t>ь</w:t>
-      </w:r>
-      <w:r>
-        <w:rPr>
-          <w:rFonts w:ascii="Times New Roman" w:eastAsia="Times New Roman" w:hAnsi="Times New Roman" w:cs="Times New Roman"/>
-          <w:color w:val="000000"/>
-          <w:sz w:val="20"/>
-          <w:szCs w:val="20"/>
-        </w:rPr>
-        <w:t>ей</w:t>
-      </w:r>
-      <w:r>
-        <w:rPr>
-          <w:rFonts w:ascii="Times New Roman" w:eastAsia="Times New Roman" w:hAnsi="Times New Roman" w:cs="Times New Roman"/>
-          <w:color w:val="000000"/>
-          <w:spacing w:val="73"/>
-          <w:sz w:val="20"/>
-          <w:szCs w:val="20"/>
-        </w:rPr>
-        <w:t xml:space="preserve"> </w:t>
-      </w:r>
-      <w:r>
-        <w:rPr>
-          <w:rFonts w:ascii="Times New Roman" w:eastAsia="Times New Roman" w:hAnsi="Times New Roman" w:cs="Times New Roman"/>
-          <w:color w:val="000000"/>
-          <w:sz w:val="20"/>
-          <w:szCs w:val="20"/>
-        </w:rPr>
-        <w:t>4,</w:t>
-      </w:r>
-      <w:r>
-        <w:rPr>
-          <w:rFonts w:ascii="Times New Roman" w:eastAsia="Times New Roman" w:hAnsi="Times New Roman" w:cs="Times New Roman"/>
-          <w:color w:val="000000"/>
-          <w:spacing w:val="74"/>
-          <w:sz w:val="20"/>
-          <w:szCs w:val="20"/>
-        </w:rPr>
-        <w:t xml:space="preserve"> </w:t>
-      </w:r>
-      <w:r>
-        <w:rPr>
-          <w:rFonts w:ascii="Times New Roman" w:eastAsia="Times New Roman" w:hAnsi="Times New Roman" w:cs="Times New Roman"/>
-          <w:color w:val="000000"/>
-          <w:spacing w:val="1"/>
-          <w:sz w:val="20"/>
-          <w:szCs w:val="20"/>
-        </w:rPr>
-        <w:t>5</w:t>
-      </w:r>
-      <w:r>
-        <w:rPr>
-          <w:rFonts w:ascii="Times New Roman" w:eastAsia="Times New Roman" w:hAnsi="Times New Roman" w:cs="Times New Roman"/>
-          <w:color w:val="000000"/>
-          <w:spacing w:val="73"/>
-          <w:sz w:val="20"/>
-          <w:szCs w:val="20"/>
-        </w:rPr>
-        <w:t xml:space="preserve"> </w:t>
-      </w:r>
-      <w:r>
-        <w:rPr>
-          <w:rFonts w:ascii="Times New Roman" w:eastAsia="Times New Roman" w:hAnsi="Times New Roman" w:cs="Times New Roman"/>
-          <w:color w:val="000000"/>
-          <w:sz w:val="20"/>
-          <w:szCs w:val="20"/>
-        </w:rPr>
-        <w:t>За</w:t>
-      </w:r>
-      <w:r>
-        <w:rPr>
-          <w:rFonts w:ascii="Times New Roman" w:eastAsia="Times New Roman" w:hAnsi="Times New Roman" w:cs="Times New Roman"/>
-          <w:color w:val="000000"/>
-          <w:spacing w:val="-1"/>
-          <w:sz w:val="20"/>
-          <w:szCs w:val="20"/>
-        </w:rPr>
-        <w:t>к</w:t>
-      </w:r>
-      <w:r>
-        <w:rPr>
-          <w:rFonts w:ascii="Times New Roman" w:eastAsia="Times New Roman" w:hAnsi="Times New Roman" w:cs="Times New Roman"/>
-          <w:color w:val="000000"/>
-          <w:sz w:val="20"/>
-          <w:szCs w:val="20"/>
-        </w:rPr>
-        <w:t>она</w:t>
-      </w:r>
-      <w:r>
-        <w:rPr>
-          <w:rFonts w:ascii="Times New Roman" w:eastAsia="Times New Roman" w:hAnsi="Times New Roman" w:cs="Times New Roman"/>
-          <w:color w:val="000000"/>
-          <w:spacing w:val="74"/>
-          <w:sz w:val="20"/>
-          <w:szCs w:val="20"/>
-        </w:rPr>
-        <w:t xml:space="preserve"> </w:t>
-      </w:r>
-      <w:r>
-        <w:rPr>
-          <w:rFonts w:ascii="Times New Roman" w:eastAsia="Times New Roman" w:hAnsi="Times New Roman" w:cs="Times New Roman"/>
-          <w:color w:val="000000"/>
-          <w:sz w:val="20"/>
-          <w:szCs w:val="20"/>
-        </w:rPr>
-        <w:t>Р</w:t>
-      </w:r>
-      <w:r>
-        <w:rPr>
-          <w:rFonts w:ascii="Times New Roman" w:eastAsia="Times New Roman" w:hAnsi="Times New Roman" w:cs="Times New Roman"/>
-          <w:color w:val="000000"/>
-          <w:spacing w:val="-1"/>
-          <w:sz w:val="20"/>
-          <w:szCs w:val="20"/>
-        </w:rPr>
-        <w:t>е</w:t>
-      </w:r>
-      <w:r>
-        <w:rPr>
-          <w:rFonts w:ascii="Times New Roman" w:eastAsia="Times New Roman" w:hAnsi="Times New Roman" w:cs="Times New Roman"/>
-          <w:color w:val="000000"/>
-          <w:sz w:val="20"/>
-          <w:szCs w:val="20"/>
-        </w:rPr>
-        <w:t>спуб</w:t>
-      </w:r>
-      <w:r>
-        <w:rPr>
-          <w:rFonts w:ascii="Times New Roman" w:eastAsia="Times New Roman" w:hAnsi="Times New Roman" w:cs="Times New Roman"/>
-          <w:color w:val="000000"/>
-          <w:spacing w:val="-2"/>
-          <w:sz w:val="20"/>
-          <w:szCs w:val="20"/>
-        </w:rPr>
-        <w:t>л</w:t>
-      </w:r>
-      <w:r>
-        <w:rPr>
-          <w:rFonts w:ascii="Times New Roman" w:eastAsia="Times New Roman" w:hAnsi="Times New Roman" w:cs="Times New Roman"/>
-          <w:color w:val="000000"/>
-          <w:sz w:val="20"/>
-          <w:szCs w:val="20"/>
-        </w:rPr>
-        <w:t>ики</w:t>
-      </w:r>
-      <w:r>
-        <w:rPr>
-          <w:rFonts w:ascii="Times New Roman" w:eastAsia="Times New Roman" w:hAnsi="Times New Roman" w:cs="Times New Roman"/>
-          <w:color w:val="000000"/>
-          <w:spacing w:val="74"/>
-          <w:sz w:val="20"/>
-          <w:szCs w:val="20"/>
-        </w:rPr>
-        <w:t xml:space="preserve"> </w:t>
-      </w:r>
-      <w:r>
-        <w:rPr>
-          <w:rFonts w:ascii="Times New Roman" w:eastAsia="Times New Roman" w:hAnsi="Times New Roman" w:cs="Times New Roman"/>
-          <w:color w:val="000000"/>
-          <w:sz w:val="20"/>
-          <w:szCs w:val="20"/>
-        </w:rPr>
-        <w:t>Белар</w:t>
-      </w:r>
-      <w:r>
-        <w:rPr>
-          <w:rFonts w:ascii="Times New Roman" w:eastAsia="Times New Roman" w:hAnsi="Times New Roman" w:cs="Times New Roman"/>
-          <w:color w:val="000000"/>
-          <w:spacing w:val="-1"/>
-          <w:sz w:val="20"/>
-          <w:szCs w:val="20"/>
-        </w:rPr>
-        <w:t>у</w:t>
-      </w:r>
-      <w:r>
-        <w:rPr>
-          <w:rFonts w:ascii="Times New Roman" w:eastAsia="Times New Roman" w:hAnsi="Times New Roman" w:cs="Times New Roman"/>
-          <w:color w:val="000000"/>
-          <w:sz w:val="20"/>
-          <w:szCs w:val="20"/>
-        </w:rPr>
-        <w:t>сь</w:t>
-      </w:r>
-      <w:r>
-        <w:rPr>
-          <w:rFonts w:ascii="Times New Roman" w:eastAsia="Times New Roman" w:hAnsi="Times New Roman" w:cs="Times New Roman"/>
-          <w:color w:val="000000"/>
-          <w:spacing w:val="74"/>
-          <w:sz w:val="20"/>
-          <w:szCs w:val="20"/>
-        </w:rPr>
-        <w:t xml:space="preserve"> </w:t>
-      </w:r>
-      <w:r>
-        <w:rPr>
-          <w:rFonts w:ascii="Times New Roman" w:eastAsia="Times New Roman" w:hAnsi="Times New Roman" w:cs="Times New Roman"/>
-          <w:color w:val="000000"/>
-          <w:sz w:val="20"/>
-          <w:szCs w:val="20"/>
-        </w:rPr>
-        <w:t>от</w:t>
-      </w:r>
-      <w:r>
-        <w:rPr>
-          <w:rFonts w:ascii="Times New Roman" w:eastAsia="Times New Roman" w:hAnsi="Times New Roman" w:cs="Times New Roman"/>
-          <w:color w:val="000000"/>
-          <w:spacing w:val="72"/>
-          <w:sz w:val="20"/>
-          <w:szCs w:val="20"/>
-        </w:rPr>
-        <w:t xml:space="preserve"> </w:t>
-      </w:r>
-      <w:r>
-        <w:rPr>
-          <w:rFonts w:ascii="Times New Roman" w:eastAsia="Times New Roman" w:hAnsi="Times New Roman" w:cs="Times New Roman"/>
-          <w:color w:val="000000"/>
-          <w:sz w:val="20"/>
-          <w:szCs w:val="20"/>
-        </w:rPr>
-        <w:t>07.05.</w:t>
-      </w:r>
-      <w:r>
-        <w:rPr>
-          <w:rFonts w:ascii="Times New Roman" w:eastAsia="Times New Roman" w:hAnsi="Times New Roman" w:cs="Times New Roman"/>
-          <w:color w:val="000000"/>
-          <w:spacing w:val="-1"/>
-          <w:sz w:val="20"/>
-          <w:szCs w:val="20"/>
-        </w:rPr>
-        <w:t>2</w:t>
-      </w:r>
-      <w:r>
-        <w:rPr>
-          <w:rFonts w:ascii="Times New Roman" w:eastAsia="Times New Roman" w:hAnsi="Times New Roman" w:cs="Times New Roman"/>
-          <w:color w:val="000000"/>
-          <w:sz w:val="20"/>
-          <w:szCs w:val="20"/>
-        </w:rPr>
-        <w:t>021</w:t>
-      </w:r>
-      <w:r>
-        <w:rPr>
-          <w:rFonts w:ascii="Times New Roman" w:eastAsia="Times New Roman" w:hAnsi="Times New Roman" w:cs="Times New Roman"/>
-          <w:color w:val="000000"/>
-          <w:spacing w:val="74"/>
-          <w:sz w:val="20"/>
-          <w:szCs w:val="20"/>
-        </w:rPr>
-        <w:t xml:space="preserve"> </w:t>
-      </w:r>
-      <w:r>
-        <w:rPr>
-          <w:rFonts w:ascii="Times New Roman" w:eastAsia="Times New Roman" w:hAnsi="Times New Roman" w:cs="Times New Roman"/>
-          <w:color w:val="000000"/>
-          <w:spacing w:val="1"/>
-          <w:sz w:val="20"/>
-          <w:szCs w:val="20"/>
-        </w:rPr>
-        <w:t>N</w:t>
-      </w:r>
-      <w:r>
-        <w:rPr>
-          <w:rFonts w:ascii="Times New Roman" w:eastAsia="Times New Roman" w:hAnsi="Times New Roman" w:cs="Times New Roman"/>
-          <w:color w:val="000000"/>
-          <w:spacing w:val="73"/>
-          <w:sz w:val="20"/>
-          <w:szCs w:val="20"/>
-        </w:rPr>
-        <w:t xml:space="preserve"> </w:t>
-      </w:r>
-      <w:r>
-        <w:rPr>
-          <w:rFonts w:ascii="Times New Roman" w:eastAsia="Times New Roman" w:hAnsi="Times New Roman" w:cs="Times New Roman"/>
-          <w:color w:val="000000"/>
-          <w:sz w:val="20"/>
-          <w:szCs w:val="20"/>
-        </w:rPr>
-        <w:t>9</w:t>
-      </w:r>
-      <w:r>
-        <w:rPr>
-          <w:rFonts w:ascii="Times New Roman" w:eastAsia="Times New Roman" w:hAnsi="Times New Roman" w:cs="Times New Roman"/>
-          <w:color w:val="000000"/>
-          <w:spacing w:val="3"/>
-          <w:sz w:val="20"/>
-          <w:szCs w:val="20"/>
-        </w:rPr>
-        <w:t>9</w:t>
-      </w:r>
-      <w:r>
-        <w:rPr>
-          <w:rFonts w:ascii="Times New Roman" w:eastAsia="Times New Roman" w:hAnsi="Times New Roman" w:cs="Times New Roman"/>
-          <w:color w:val="000000"/>
-          <w:sz w:val="20"/>
-          <w:szCs w:val="20"/>
-        </w:rPr>
-        <w:t>-З</w:t>
-      </w:r>
-      <w:r>
-        <w:rPr>
-          <w:rFonts w:ascii="Times New Roman" w:eastAsia="Times New Roman" w:hAnsi="Times New Roman" w:cs="Times New Roman"/>
-          <w:color w:val="000000"/>
-          <w:spacing w:val="70"/>
-          <w:sz w:val="20"/>
-          <w:szCs w:val="20"/>
-        </w:rPr>
-        <w:t xml:space="preserve"> </w:t>
-      </w:r>
-      <w:r>
-        <w:rPr>
-          <w:rFonts w:ascii="Times New Roman" w:eastAsia="Times New Roman" w:hAnsi="Times New Roman" w:cs="Times New Roman"/>
-          <w:color w:val="000000"/>
-          <w:spacing w:val="1"/>
-          <w:sz w:val="20"/>
-          <w:szCs w:val="20"/>
-        </w:rPr>
-        <w:t>"О</w:t>
-      </w:r>
-      <w:r>
-        <w:rPr>
-          <w:rFonts w:ascii="Times New Roman" w:eastAsia="Times New Roman" w:hAnsi="Times New Roman" w:cs="Times New Roman"/>
-          <w:color w:val="000000"/>
-          <w:spacing w:val="73"/>
-          <w:sz w:val="20"/>
-          <w:szCs w:val="20"/>
-        </w:rPr>
-        <w:t xml:space="preserve"> </w:t>
-      </w:r>
-      <w:r>
-        <w:rPr>
-          <w:rFonts w:ascii="Times New Roman" w:eastAsia="Times New Roman" w:hAnsi="Times New Roman" w:cs="Times New Roman"/>
-          <w:color w:val="000000"/>
-          <w:sz w:val="20"/>
-          <w:szCs w:val="20"/>
-        </w:rPr>
-        <w:t>защи</w:t>
-      </w:r>
-      <w:r>
-        <w:rPr>
-          <w:rFonts w:ascii="Times New Roman" w:eastAsia="Times New Roman" w:hAnsi="Times New Roman" w:cs="Times New Roman"/>
-          <w:color w:val="000000"/>
-          <w:spacing w:val="-1"/>
-          <w:sz w:val="20"/>
-          <w:szCs w:val="20"/>
-        </w:rPr>
-        <w:t>т</w:t>
-      </w:r>
-      <w:r>
-        <w:rPr>
-          <w:rFonts w:ascii="Times New Roman" w:eastAsia="Times New Roman" w:hAnsi="Times New Roman" w:cs="Times New Roman"/>
-          <w:color w:val="000000"/>
-          <w:sz w:val="20"/>
-          <w:szCs w:val="20"/>
-        </w:rPr>
-        <w:t>е персона</w:t>
-      </w:r>
-      <w:r>
-        <w:rPr>
-          <w:rFonts w:ascii="Times New Roman" w:eastAsia="Times New Roman" w:hAnsi="Times New Roman" w:cs="Times New Roman"/>
-          <w:color w:val="000000"/>
-          <w:spacing w:val="-1"/>
-          <w:sz w:val="20"/>
-          <w:szCs w:val="20"/>
-        </w:rPr>
-        <w:t>л</w:t>
-      </w:r>
-      <w:r>
-        <w:rPr>
-          <w:rFonts w:ascii="Times New Roman" w:eastAsia="Times New Roman" w:hAnsi="Times New Roman" w:cs="Times New Roman"/>
-          <w:color w:val="000000"/>
-          <w:sz w:val="20"/>
-          <w:szCs w:val="20"/>
-        </w:rPr>
-        <w:t>ьных</w:t>
-      </w:r>
-      <w:r>
-        <w:rPr>
-          <w:rFonts w:ascii="Times New Roman" w:eastAsia="Times New Roman" w:hAnsi="Times New Roman" w:cs="Times New Roman"/>
-          <w:color w:val="000000"/>
-          <w:spacing w:val="7"/>
-          <w:sz w:val="20"/>
-          <w:szCs w:val="20"/>
-        </w:rPr>
-        <w:t xml:space="preserve"> </w:t>
-      </w:r>
-      <w:r>
-        <w:rPr>
-          <w:rFonts w:ascii="Times New Roman" w:eastAsia="Times New Roman" w:hAnsi="Times New Roman" w:cs="Times New Roman"/>
-          <w:color w:val="000000"/>
-          <w:sz w:val="20"/>
-          <w:szCs w:val="20"/>
-        </w:rPr>
-        <w:t>данн</w:t>
-      </w:r>
-      <w:r>
-        <w:rPr>
-          <w:rFonts w:ascii="Times New Roman" w:eastAsia="Times New Roman" w:hAnsi="Times New Roman" w:cs="Times New Roman"/>
-          <w:color w:val="000000"/>
-          <w:spacing w:val="-2"/>
-          <w:sz w:val="20"/>
-          <w:szCs w:val="20"/>
-        </w:rPr>
-        <w:t>ы</w:t>
-      </w:r>
-      <w:r>
-        <w:rPr>
-          <w:rFonts w:ascii="Times New Roman" w:eastAsia="Times New Roman" w:hAnsi="Times New Roman" w:cs="Times New Roman"/>
-          <w:color w:val="000000"/>
-          <w:sz w:val="20"/>
-          <w:szCs w:val="20"/>
-        </w:rPr>
-        <w:t>х"</w:t>
-      </w:r>
-      <w:r>
-        <w:rPr>
-          <w:rFonts w:ascii="Times New Roman" w:eastAsia="Times New Roman" w:hAnsi="Times New Roman" w:cs="Times New Roman"/>
-          <w:color w:val="000000"/>
-          <w:spacing w:val="8"/>
-          <w:sz w:val="20"/>
-          <w:szCs w:val="20"/>
-        </w:rPr>
-        <w:t xml:space="preserve"> </w:t>
-      </w:r>
-      <w:r>
-        <w:rPr>
-          <w:rFonts w:ascii="Times New Roman" w:eastAsia="Times New Roman" w:hAnsi="Times New Roman" w:cs="Times New Roman"/>
-          <w:color w:val="000000"/>
-          <w:spacing w:val="-1"/>
-          <w:sz w:val="20"/>
-          <w:szCs w:val="20"/>
-        </w:rPr>
-        <w:t>д</w:t>
-      </w:r>
-      <w:r>
-        <w:rPr>
-          <w:rFonts w:ascii="Times New Roman" w:eastAsia="Times New Roman" w:hAnsi="Times New Roman" w:cs="Times New Roman"/>
-          <w:color w:val="000000"/>
-          <w:sz w:val="20"/>
-          <w:szCs w:val="20"/>
-        </w:rPr>
-        <w:t>аю</w:t>
-      </w:r>
-      <w:r>
-        <w:rPr>
-          <w:rFonts w:ascii="Times New Roman" w:eastAsia="Times New Roman" w:hAnsi="Times New Roman" w:cs="Times New Roman"/>
-          <w:color w:val="000000"/>
-          <w:spacing w:val="7"/>
-          <w:sz w:val="20"/>
-          <w:szCs w:val="20"/>
-        </w:rPr>
-        <w:t xml:space="preserve"> </w:t>
-      </w:r>
-      <w:r>
-        <w:rPr>
-          <w:rFonts w:ascii="Times New Roman" w:eastAsia="Times New Roman" w:hAnsi="Times New Roman" w:cs="Times New Roman"/>
-          <w:color w:val="000000"/>
-          <w:sz w:val="20"/>
-          <w:szCs w:val="20"/>
-        </w:rPr>
-        <w:t>свободн</w:t>
-      </w:r>
-      <w:r>
-        <w:rPr>
-          <w:rFonts w:ascii="Times New Roman" w:eastAsia="Times New Roman" w:hAnsi="Times New Roman" w:cs="Times New Roman"/>
-          <w:color w:val="000000"/>
-          <w:spacing w:val="-1"/>
-          <w:sz w:val="20"/>
-          <w:szCs w:val="20"/>
-        </w:rPr>
-        <w:t>о</w:t>
-      </w:r>
-      <w:r>
-        <w:rPr>
-          <w:rFonts w:ascii="Times New Roman" w:eastAsia="Times New Roman" w:hAnsi="Times New Roman" w:cs="Times New Roman"/>
-          <w:color w:val="000000"/>
-          <w:sz w:val="20"/>
-          <w:szCs w:val="20"/>
-        </w:rPr>
-        <w:t>е,</w:t>
-      </w:r>
-      <w:r>
-        <w:rPr>
-          <w:rFonts w:ascii="Times New Roman" w:eastAsia="Times New Roman" w:hAnsi="Times New Roman" w:cs="Times New Roman"/>
-          <w:color w:val="000000"/>
-          <w:spacing w:val="9"/>
-          <w:sz w:val="20"/>
-          <w:szCs w:val="20"/>
-        </w:rPr>
-        <w:t xml:space="preserve"> </w:t>
-      </w:r>
-      <w:r>
-        <w:rPr>
-          <w:rFonts w:ascii="Times New Roman" w:eastAsia="Times New Roman" w:hAnsi="Times New Roman" w:cs="Times New Roman"/>
-          <w:color w:val="000000"/>
-          <w:sz w:val="20"/>
-          <w:szCs w:val="20"/>
-        </w:rPr>
-        <w:t>однозна</w:t>
-      </w:r>
-      <w:r>
-        <w:rPr>
-          <w:rFonts w:ascii="Times New Roman" w:eastAsia="Times New Roman" w:hAnsi="Times New Roman" w:cs="Times New Roman"/>
-          <w:color w:val="000000"/>
-          <w:spacing w:val="-1"/>
-          <w:sz w:val="20"/>
-          <w:szCs w:val="20"/>
-        </w:rPr>
-        <w:t>ч</w:t>
-      </w:r>
-      <w:r>
-        <w:rPr>
-          <w:rFonts w:ascii="Times New Roman" w:eastAsia="Times New Roman" w:hAnsi="Times New Roman" w:cs="Times New Roman"/>
-          <w:color w:val="000000"/>
-          <w:spacing w:val="-3"/>
-          <w:sz w:val="20"/>
-          <w:szCs w:val="20"/>
-        </w:rPr>
-        <w:t>н</w:t>
-      </w:r>
-      <w:r>
-        <w:rPr>
-          <w:rFonts w:ascii="Times New Roman" w:eastAsia="Times New Roman" w:hAnsi="Times New Roman" w:cs="Times New Roman"/>
-          <w:color w:val="000000"/>
-          <w:sz w:val="20"/>
-          <w:szCs w:val="20"/>
-        </w:rPr>
-        <w:t>ое</w:t>
-      </w:r>
-      <w:r>
-        <w:rPr>
-          <w:rFonts w:ascii="Times New Roman" w:eastAsia="Times New Roman" w:hAnsi="Times New Roman" w:cs="Times New Roman"/>
-          <w:color w:val="000000"/>
-          <w:spacing w:val="9"/>
-          <w:sz w:val="20"/>
-          <w:szCs w:val="20"/>
-        </w:rPr>
-        <w:t xml:space="preserve"> </w:t>
-      </w:r>
-      <w:r>
-        <w:rPr>
-          <w:rFonts w:ascii="Times New Roman" w:eastAsia="Times New Roman" w:hAnsi="Times New Roman" w:cs="Times New Roman"/>
-          <w:color w:val="000000"/>
-          <w:spacing w:val="1"/>
-          <w:sz w:val="20"/>
-          <w:szCs w:val="20"/>
-        </w:rPr>
-        <w:t>и</w:t>
-      </w:r>
-      <w:r>
-        <w:rPr>
-          <w:rFonts w:ascii="Times New Roman" w:eastAsia="Times New Roman" w:hAnsi="Times New Roman" w:cs="Times New Roman"/>
-          <w:color w:val="000000"/>
-          <w:spacing w:val="9"/>
-          <w:sz w:val="20"/>
-          <w:szCs w:val="20"/>
-        </w:rPr>
-        <w:t xml:space="preserve"> </w:t>
-      </w:r>
-      <w:r>
-        <w:rPr>
-          <w:rFonts w:ascii="Times New Roman" w:eastAsia="Times New Roman" w:hAnsi="Times New Roman" w:cs="Times New Roman"/>
-          <w:color w:val="000000"/>
-          <w:sz w:val="20"/>
-          <w:szCs w:val="20"/>
-        </w:rPr>
-        <w:t>и</w:t>
-      </w:r>
-      <w:r>
-        <w:rPr>
-          <w:rFonts w:ascii="Times New Roman" w:eastAsia="Times New Roman" w:hAnsi="Times New Roman" w:cs="Times New Roman"/>
-          <w:color w:val="000000"/>
-          <w:spacing w:val="-2"/>
-          <w:sz w:val="20"/>
-          <w:szCs w:val="20"/>
-        </w:rPr>
-        <w:t>н</w:t>
-      </w:r>
-      <w:r>
-        <w:rPr>
-          <w:rFonts w:ascii="Times New Roman" w:eastAsia="Times New Roman" w:hAnsi="Times New Roman" w:cs="Times New Roman"/>
-          <w:color w:val="000000"/>
-          <w:sz w:val="20"/>
-          <w:szCs w:val="20"/>
-        </w:rPr>
-        <w:t>форм</w:t>
-      </w:r>
-      <w:r>
-        <w:rPr>
-          <w:rFonts w:ascii="Times New Roman" w:eastAsia="Times New Roman" w:hAnsi="Times New Roman" w:cs="Times New Roman"/>
-          <w:color w:val="000000"/>
-          <w:spacing w:val="-1"/>
-          <w:sz w:val="20"/>
-          <w:szCs w:val="20"/>
-        </w:rPr>
-        <w:t>и</w:t>
-      </w:r>
-      <w:r>
-        <w:rPr>
-          <w:rFonts w:ascii="Times New Roman" w:eastAsia="Times New Roman" w:hAnsi="Times New Roman" w:cs="Times New Roman"/>
-          <w:color w:val="000000"/>
-          <w:sz w:val="20"/>
-          <w:szCs w:val="20"/>
-        </w:rPr>
-        <w:t>рованн</w:t>
-      </w:r>
-      <w:r>
-        <w:rPr>
-          <w:rFonts w:ascii="Times New Roman" w:eastAsia="Times New Roman" w:hAnsi="Times New Roman" w:cs="Times New Roman"/>
-          <w:color w:val="000000"/>
-          <w:spacing w:val="-2"/>
-          <w:sz w:val="20"/>
-          <w:szCs w:val="20"/>
-        </w:rPr>
-        <w:t>о</w:t>
-      </w:r>
-      <w:r>
-        <w:rPr>
-          <w:rFonts w:ascii="Times New Roman" w:eastAsia="Times New Roman" w:hAnsi="Times New Roman" w:cs="Times New Roman"/>
-          <w:color w:val="000000"/>
-          <w:sz w:val="20"/>
-          <w:szCs w:val="20"/>
-        </w:rPr>
-        <w:t>е</w:t>
-      </w:r>
-      <w:r>
-        <w:rPr>
-          <w:rFonts w:ascii="Times New Roman" w:eastAsia="Times New Roman" w:hAnsi="Times New Roman" w:cs="Times New Roman"/>
-          <w:color w:val="000000"/>
-          <w:spacing w:val="9"/>
-          <w:sz w:val="20"/>
-          <w:szCs w:val="20"/>
-        </w:rPr>
-        <w:t xml:space="preserve"> </w:t>
-      </w:r>
-      <w:r>
-        <w:rPr>
-          <w:rFonts w:ascii="Times New Roman" w:eastAsia="Times New Roman" w:hAnsi="Times New Roman" w:cs="Times New Roman"/>
-          <w:color w:val="000000"/>
-          <w:sz w:val="20"/>
-          <w:szCs w:val="20"/>
-        </w:rPr>
-        <w:t>с</w:t>
-      </w:r>
-      <w:r>
-        <w:rPr>
-          <w:rFonts w:ascii="Times New Roman" w:eastAsia="Times New Roman" w:hAnsi="Times New Roman" w:cs="Times New Roman"/>
-          <w:color w:val="000000"/>
-          <w:spacing w:val="-1"/>
-          <w:sz w:val="20"/>
-          <w:szCs w:val="20"/>
-        </w:rPr>
-        <w:t>о</w:t>
-      </w:r>
-      <w:r>
-        <w:rPr>
-          <w:rFonts w:ascii="Times New Roman" w:eastAsia="Times New Roman" w:hAnsi="Times New Roman" w:cs="Times New Roman"/>
-          <w:color w:val="000000"/>
-          <w:sz w:val="20"/>
-          <w:szCs w:val="20"/>
-        </w:rPr>
-        <w:t>глас</w:t>
-      </w:r>
-      <w:r>
-        <w:rPr>
-          <w:rFonts w:ascii="Times New Roman" w:eastAsia="Times New Roman" w:hAnsi="Times New Roman" w:cs="Times New Roman"/>
-          <w:color w:val="000000"/>
-          <w:spacing w:val="-2"/>
-          <w:sz w:val="20"/>
-          <w:szCs w:val="20"/>
-        </w:rPr>
-        <w:t>и</w:t>
-      </w:r>
-      <w:r>
-        <w:rPr>
-          <w:rFonts w:ascii="Times New Roman" w:eastAsia="Times New Roman" w:hAnsi="Times New Roman" w:cs="Times New Roman"/>
-          <w:color w:val="000000"/>
-          <w:sz w:val="20"/>
-          <w:szCs w:val="20"/>
-        </w:rPr>
-        <w:t>е</w:t>
-      </w:r>
-      <w:r>
-        <w:rPr>
-          <w:rFonts w:ascii="Times New Roman" w:eastAsia="Times New Roman" w:hAnsi="Times New Roman" w:cs="Times New Roman"/>
-          <w:color w:val="000000"/>
-          <w:spacing w:val="12"/>
-          <w:sz w:val="20"/>
-          <w:szCs w:val="20"/>
-        </w:rPr>
-        <w:t xml:space="preserve"> </w:t>
-      </w:r>
-      <w:r>
-        <w:rPr>
-          <w:rFonts w:ascii="Times New Roman" w:eastAsia="Times New Roman" w:hAnsi="Times New Roman" w:cs="Times New Roman"/>
-          <w:color w:val="000000"/>
-          <w:spacing w:val="12"/>
-          <w:sz w:val="20"/>
-          <w:szCs w:val="20"/>
-        </w:rPr>
-        <w:t>ООО «</w:t>
-      </w:r>
-      <w:r>
-        <w:rPr>
-          <w:rFonts w:ascii="Times New Roman" w:eastAsia="Times New Roman" w:hAnsi="Times New Roman" w:cs="Times New Roman"/>
-          <w:color w:val="000000"/>
-          <w:spacing w:val="12"/>
-          <w:sz w:val="20"/>
-          <w:szCs w:val="20"/>
-        </w:rPr>
-        <w:t>ГермесГарант</w:t>
-      </w:r>
-      <w:r>
-        <w:rPr>
-          <w:rFonts w:ascii="Times New Roman" w:eastAsia="Times New Roman" w:hAnsi="Times New Roman" w:cs="Times New Roman"/>
-          <w:color w:val="000000"/>
-          <w:spacing w:val="12"/>
-          <w:sz w:val="20"/>
-          <w:szCs w:val="20"/>
-        </w:rPr>
-        <w:t>»</w:t>
-      </w:r>
-      <w:r>
-        <w:rPr>
-          <w:rFonts w:ascii="Times New Roman" w:eastAsia="Times New Roman" w:hAnsi="Times New Roman" w:cs="Times New Roman"/>
-          <w:color w:val="000000"/>
-          <w:spacing w:val="-1"/>
-          <w:sz w:val="20"/>
-          <w:szCs w:val="20"/>
-        </w:rPr>
-        <w:t xml:space="preserve"> </w:t>
-      </w:r>
-      <w:r>
-        <w:rPr>
-          <w:rFonts w:ascii="Times New Roman" w:eastAsia="Times New Roman" w:hAnsi="Times New Roman" w:cs="Times New Roman"/>
-          <w:color w:val="000000"/>
-          <w:sz w:val="20"/>
-          <w:szCs w:val="20"/>
-        </w:rPr>
-        <w:t>на</w:t>
-      </w:r>
-      <w:r>
-        <w:rPr>
-          <w:rFonts w:ascii="Times New Roman" w:eastAsia="Times New Roman" w:hAnsi="Times New Roman" w:cs="Times New Roman"/>
-          <w:color w:val="000000"/>
-          <w:spacing w:val="-4"/>
-          <w:sz w:val="20"/>
-          <w:szCs w:val="20"/>
-        </w:rPr>
-        <w:t xml:space="preserve"> </w:t>
-      </w:r>
-      <w:r>
-        <w:rPr>
-          <w:rFonts w:ascii="Times New Roman" w:eastAsia="Times New Roman" w:hAnsi="Times New Roman" w:cs="Times New Roman"/>
-          <w:color w:val="000000"/>
-          <w:sz w:val="20"/>
-          <w:szCs w:val="20"/>
-        </w:rPr>
-        <w:t>о</w:t>
-      </w:r>
-      <w:r>
-        <w:rPr>
-          <w:rFonts w:ascii="Times New Roman" w:eastAsia="Times New Roman" w:hAnsi="Times New Roman" w:cs="Times New Roman"/>
-          <w:color w:val="000000"/>
-          <w:spacing w:val="-2"/>
-          <w:sz w:val="20"/>
-          <w:szCs w:val="20"/>
-        </w:rPr>
-        <w:t>б</w:t>
-      </w:r>
-      <w:r>
-        <w:rPr>
-          <w:rFonts w:ascii="Times New Roman" w:eastAsia="Times New Roman" w:hAnsi="Times New Roman" w:cs="Times New Roman"/>
-          <w:color w:val="000000"/>
-          <w:sz w:val="20"/>
-          <w:szCs w:val="20"/>
-        </w:rPr>
-        <w:t>работ</w:t>
-      </w:r>
-      <w:r>
-        <w:rPr>
-          <w:rFonts w:ascii="Times New Roman" w:eastAsia="Times New Roman" w:hAnsi="Times New Roman" w:cs="Times New Roman"/>
-          <w:color w:val="000000"/>
-          <w:spacing w:val="-1"/>
-          <w:sz w:val="20"/>
-          <w:szCs w:val="20"/>
-        </w:rPr>
-        <w:t>к</w:t>
-      </w:r>
-      <w:r>
-        <w:rPr>
-          <w:rFonts w:ascii="Times New Roman" w:eastAsia="Times New Roman" w:hAnsi="Times New Roman" w:cs="Times New Roman"/>
-          <w:color w:val="000000"/>
-          <w:sz w:val="20"/>
-          <w:szCs w:val="20"/>
-        </w:rPr>
-        <w:t>у</w:t>
-      </w:r>
-      <w:r>
-        <w:rPr>
-          <w:rFonts w:ascii="Times New Roman" w:eastAsia="Times New Roman" w:hAnsi="Times New Roman" w:cs="Times New Roman"/>
-          <w:color w:val="000000"/>
-          <w:spacing w:val="-2"/>
-          <w:sz w:val="20"/>
-          <w:szCs w:val="20"/>
-        </w:rPr>
-        <w:t xml:space="preserve"> </w:t>
-      </w:r>
-      <w:r>
-        <w:rPr>
-          <w:rFonts w:ascii="Times New Roman" w:eastAsia="Times New Roman" w:hAnsi="Times New Roman" w:cs="Times New Roman"/>
-          <w:color w:val="000000"/>
-          <w:sz w:val="20"/>
-          <w:szCs w:val="20"/>
-        </w:rPr>
-        <w:t>мо</w:t>
-      </w:r>
-      <w:r>
-        <w:rPr>
-          <w:rFonts w:ascii="Times New Roman" w:eastAsia="Times New Roman" w:hAnsi="Times New Roman" w:cs="Times New Roman"/>
-          <w:color w:val="000000"/>
-          <w:spacing w:val="-1"/>
-          <w:sz w:val="20"/>
-          <w:szCs w:val="20"/>
-        </w:rPr>
-        <w:t>и</w:t>
-      </w:r>
-      <w:r>
-        <w:rPr>
-          <w:rFonts w:ascii="Times New Roman" w:eastAsia="Times New Roman" w:hAnsi="Times New Roman" w:cs="Times New Roman"/>
-          <w:color w:val="000000"/>
-          <w:sz w:val="20"/>
-          <w:szCs w:val="20"/>
-        </w:rPr>
-        <w:t>х</w:t>
-      </w:r>
-      <w:r>
-        <w:rPr>
-          <w:rFonts w:ascii="Times New Roman" w:eastAsia="Times New Roman" w:hAnsi="Times New Roman" w:cs="Times New Roman"/>
-          <w:color w:val="000000"/>
-          <w:spacing w:val="-3"/>
-          <w:sz w:val="20"/>
-          <w:szCs w:val="20"/>
-        </w:rPr>
-        <w:t xml:space="preserve"> </w:t>
-      </w:r>
-      <w:r>
-        <w:rPr>
-          <w:rFonts w:ascii="Times New Roman" w:eastAsia="Times New Roman" w:hAnsi="Times New Roman" w:cs="Times New Roman"/>
-          <w:color w:val="000000"/>
-          <w:sz w:val="20"/>
-          <w:szCs w:val="20"/>
-        </w:rPr>
-        <w:t>пер</w:t>
-      </w:r>
-      <w:r>
-        <w:rPr>
-          <w:rFonts w:ascii="Times New Roman" w:eastAsia="Times New Roman" w:hAnsi="Times New Roman" w:cs="Times New Roman"/>
-          <w:color w:val="000000"/>
-          <w:spacing w:val="-2"/>
-          <w:sz w:val="20"/>
-          <w:szCs w:val="20"/>
-        </w:rPr>
-        <w:t>с</w:t>
-      </w:r>
-      <w:r>
-        <w:rPr>
-          <w:rFonts w:ascii="Times New Roman" w:eastAsia="Times New Roman" w:hAnsi="Times New Roman" w:cs="Times New Roman"/>
-          <w:color w:val="000000"/>
-          <w:sz w:val="20"/>
-          <w:szCs w:val="20"/>
-        </w:rPr>
-        <w:t>ональ</w:t>
-      </w:r>
-      <w:r>
-        <w:rPr>
-          <w:rFonts w:ascii="Times New Roman" w:eastAsia="Times New Roman" w:hAnsi="Times New Roman" w:cs="Times New Roman"/>
-          <w:color w:val="000000"/>
-          <w:spacing w:val="-2"/>
-          <w:sz w:val="20"/>
-          <w:szCs w:val="20"/>
-        </w:rPr>
-        <w:t>н</w:t>
-      </w:r>
-      <w:r>
-        <w:rPr>
-          <w:rFonts w:ascii="Times New Roman" w:eastAsia="Times New Roman" w:hAnsi="Times New Roman" w:cs="Times New Roman"/>
-          <w:color w:val="000000"/>
-          <w:sz w:val="20"/>
-          <w:szCs w:val="20"/>
-        </w:rPr>
-        <w:t>ых</w:t>
-      </w:r>
-      <w:r>
-        <w:rPr>
-          <w:rFonts w:ascii="Times New Roman" w:eastAsia="Times New Roman" w:hAnsi="Times New Roman" w:cs="Times New Roman"/>
-          <w:color w:val="000000"/>
-          <w:spacing w:val="-2"/>
-          <w:sz w:val="20"/>
-          <w:szCs w:val="20"/>
-        </w:rPr>
-        <w:t xml:space="preserve"> д</w:t>
-      </w:r>
-      <w:r>
-        <w:rPr>
-          <w:rFonts w:ascii="Times New Roman" w:eastAsia="Times New Roman" w:hAnsi="Times New Roman" w:cs="Times New Roman"/>
-          <w:color w:val="000000"/>
-          <w:sz w:val="20"/>
-          <w:szCs w:val="20"/>
-        </w:rPr>
-        <w:t>анных,</w:t>
-      </w:r>
-      <w:r>
-        <w:rPr>
-          <w:rFonts w:ascii="Times New Roman" w:eastAsia="Times New Roman" w:hAnsi="Times New Roman" w:cs="Times New Roman"/>
-          <w:color w:val="000000"/>
-          <w:spacing w:val="-4"/>
-          <w:sz w:val="20"/>
-          <w:szCs w:val="20"/>
-        </w:rPr>
-        <w:t xml:space="preserve"> </w:t>
-      </w:r>
-      <w:r>
-        <w:rPr>
-          <w:rFonts w:ascii="Times New Roman" w:eastAsia="Times New Roman" w:hAnsi="Times New Roman" w:cs="Times New Roman"/>
-          <w:color w:val="000000"/>
-          <w:sz w:val="20"/>
-          <w:szCs w:val="20"/>
-        </w:rPr>
-        <w:t>а</w:t>
-      </w:r>
-      <w:r>
-        <w:rPr>
-          <w:rFonts w:ascii="Times New Roman" w:eastAsia="Times New Roman" w:hAnsi="Times New Roman" w:cs="Times New Roman"/>
-          <w:color w:val="000000"/>
-          <w:spacing w:val="-2"/>
-          <w:sz w:val="20"/>
-          <w:szCs w:val="20"/>
-        </w:rPr>
-        <w:t xml:space="preserve"> </w:t>
-      </w:r>
-      <w:r>
-        <w:rPr>
-          <w:rFonts w:ascii="Times New Roman" w:eastAsia="Times New Roman" w:hAnsi="Times New Roman" w:cs="Times New Roman"/>
-          <w:color w:val="000000"/>
-          <w:spacing w:val="-3"/>
-          <w:sz w:val="20"/>
-          <w:szCs w:val="20"/>
-        </w:rPr>
-        <w:t>т</w:t>
-      </w:r>
-      <w:r>
-        <w:rPr>
-          <w:rFonts w:ascii="Times New Roman" w:eastAsia="Times New Roman" w:hAnsi="Times New Roman" w:cs="Times New Roman"/>
-          <w:color w:val="000000"/>
-          <w:sz w:val="20"/>
-          <w:szCs w:val="20"/>
-        </w:rPr>
-        <w:t>а</w:t>
-      </w:r>
-      <w:r>
-        <w:rPr>
-          <w:rFonts w:ascii="Times New Roman" w:eastAsia="Times New Roman" w:hAnsi="Times New Roman" w:cs="Times New Roman"/>
-          <w:color w:val="000000"/>
-          <w:spacing w:val="-1"/>
-          <w:sz w:val="20"/>
-          <w:szCs w:val="20"/>
-        </w:rPr>
-        <w:t>к</w:t>
-      </w:r>
-      <w:r>
-        <w:rPr>
-          <w:rFonts w:ascii="Times New Roman" w:eastAsia="Times New Roman" w:hAnsi="Times New Roman" w:cs="Times New Roman"/>
-          <w:color w:val="000000"/>
-          <w:sz w:val="20"/>
-          <w:szCs w:val="20"/>
-        </w:rPr>
-        <w:t>же</w:t>
-      </w:r>
-      <w:r>
-        <w:rPr>
-          <w:rFonts w:ascii="Times New Roman" w:eastAsia="Times New Roman" w:hAnsi="Times New Roman" w:cs="Times New Roman"/>
-          <w:color w:val="000000"/>
-          <w:spacing w:val="-2"/>
-          <w:sz w:val="20"/>
-          <w:szCs w:val="20"/>
-        </w:rPr>
-        <w:t xml:space="preserve"> </w:t>
-      </w:r>
-      <w:r>
-        <w:rPr>
-          <w:rFonts w:ascii="Times New Roman" w:eastAsia="Times New Roman" w:hAnsi="Times New Roman" w:cs="Times New Roman"/>
-          <w:color w:val="000000"/>
-          <w:sz w:val="20"/>
-          <w:szCs w:val="20"/>
-        </w:rPr>
-        <w:t>подт</w:t>
-      </w:r>
-      <w:r>
-        <w:rPr>
-          <w:rFonts w:ascii="Times New Roman" w:eastAsia="Times New Roman" w:hAnsi="Times New Roman" w:cs="Times New Roman"/>
-          <w:color w:val="000000"/>
-          <w:spacing w:val="-4"/>
-          <w:sz w:val="20"/>
-          <w:szCs w:val="20"/>
-        </w:rPr>
-        <w:t>в</w:t>
-      </w:r>
-      <w:r>
-        <w:rPr>
-          <w:rFonts w:ascii="Times New Roman" w:eastAsia="Times New Roman" w:hAnsi="Times New Roman" w:cs="Times New Roman"/>
-          <w:color w:val="000000"/>
-          <w:sz w:val="20"/>
-          <w:szCs w:val="20"/>
-        </w:rPr>
-        <w:t>ерж</w:t>
-      </w:r>
-      <w:r>
-        <w:rPr>
-          <w:rFonts w:ascii="Times New Roman" w:eastAsia="Times New Roman" w:hAnsi="Times New Roman" w:cs="Times New Roman"/>
-          <w:color w:val="000000"/>
-          <w:spacing w:val="-1"/>
-          <w:sz w:val="20"/>
-          <w:szCs w:val="20"/>
-        </w:rPr>
-        <w:t>да</w:t>
-      </w:r>
-      <w:r>
-        <w:rPr>
-          <w:rFonts w:ascii="Times New Roman" w:eastAsia="Times New Roman" w:hAnsi="Times New Roman" w:cs="Times New Roman"/>
-          <w:color w:val="000000"/>
-          <w:sz w:val="20"/>
-          <w:szCs w:val="20"/>
-        </w:rPr>
-        <w:t>ю деесп</w:t>
-      </w:r>
-      <w:r>
-        <w:rPr>
-          <w:rFonts w:ascii="Times New Roman" w:eastAsia="Times New Roman" w:hAnsi="Times New Roman" w:cs="Times New Roman"/>
-          <w:color w:val="000000"/>
-          <w:spacing w:val="-3"/>
-          <w:sz w:val="20"/>
-          <w:szCs w:val="20"/>
-        </w:rPr>
-        <w:t>о</w:t>
-      </w:r>
-      <w:r>
-        <w:rPr>
-          <w:rFonts w:ascii="Times New Roman" w:eastAsia="Times New Roman" w:hAnsi="Times New Roman" w:cs="Times New Roman"/>
-          <w:color w:val="000000"/>
-          <w:sz w:val="20"/>
-          <w:szCs w:val="20"/>
-        </w:rPr>
-        <w:t>со</w:t>
-      </w:r>
-      <w:r>
-        <w:rPr>
-          <w:rFonts w:ascii="Times New Roman" w:eastAsia="Times New Roman" w:hAnsi="Times New Roman" w:cs="Times New Roman"/>
-          <w:color w:val="000000"/>
-          <w:spacing w:val="1"/>
-          <w:sz w:val="20"/>
-          <w:szCs w:val="20"/>
-        </w:rPr>
-        <w:t>б</w:t>
-      </w:r>
-      <w:r>
-        <w:rPr>
-          <w:rFonts w:ascii="Times New Roman" w:eastAsia="Times New Roman" w:hAnsi="Times New Roman" w:cs="Times New Roman"/>
-          <w:color w:val="000000"/>
-          <w:sz w:val="20"/>
-          <w:szCs w:val="20"/>
-        </w:rPr>
-        <w:t>н</w:t>
-      </w:r>
-      <w:r>
-        <w:rPr>
-          <w:rFonts w:ascii="Times New Roman" w:eastAsia="Times New Roman" w:hAnsi="Times New Roman" w:cs="Times New Roman"/>
-          <w:color w:val="000000"/>
-          <w:spacing w:val="-2"/>
-          <w:sz w:val="20"/>
-          <w:szCs w:val="20"/>
-        </w:rPr>
-        <w:t>о</w:t>
-      </w:r>
-      <w:r>
-        <w:rPr>
-          <w:rFonts w:ascii="Times New Roman" w:eastAsia="Times New Roman" w:hAnsi="Times New Roman" w:cs="Times New Roman"/>
-          <w:color w:val="000000"/>
-          <w:sz w:val="20"/>
-          <w:szCs w:val="20"/>
-        </w:rPr>
-        <w:t>сть со</w:t>
-      </w:r>
-      <w:r>
-        <w:rPr>
-          <w:rFonts w:ascii="Times New Roman" w:eastAsia="Times New Roman" w:hAnsi="Times New Roman" w:cs="Times New Roman"/>
-          <w:color w:val="000000"/>
-          <w:spacing w:val="-1"/>
-          <w:sz w:val="20"/>
-          <w:szCs w:val="20"/>
-        </w:rPr>
-        <w:t xml:space="preserve"> </w:t>
-      </w:r>
-      <w:r>
-        <w:rPr>
-          <w:rFonts w:ascii="Times New Roman" w:eastAsia="Times New Roman" w:hAnsi="Times New Roman" w:cs="Times New Roman"/>
-          <w:color w:val="000000"/>
-          <w:sz w:val="20"/>
-          <w:szCs w:val="20"/>
-        </w:rPr>
-        <w:t>сл</w:t>
-      </w:r>
-      <w:r>
-        <w:rPr>
-          <w:rFonts w:ascii="Times New Roman" w:eastAsia="Times New Roman" w:hAnsi="Times New Roman" w:cs="Times New Roman"/>
-          <w:color w:val="000000"/>
-          <w:spacing w:val="-1"/>
-          <w:sz w:val="20"/>
-          <w:szCs w:val="20"/>
-        </w:rPr>
-        <w:t>е</w:t>
-      </w:r>
-      <w:r>
-        <w:rPr>
-          <w:rFonts w:ascii="Times New Roman" w:eastAsia="Times New Roman" w:hAnsi="Times New Roman" w:cs="Times New Roman"/>
-          <w:color w:val="000000"/>
-          <w:sz w:val="20"/>
-          <w:szCs w:val="20"/>
-        </w:rPr>
-        <w:t>д</w:t>
-      </w:r>
-      <w:r>
-        <w:rPr>
-          <w:rFonts w:ascii="Times New Roman" w:eastAsia="Times New Roman" w:hAnsi="Times New Roman" w:cs="Times New Roman"/>
-          <w:color w:val="000000"/>
-          <w:spacing w:val="-2"/>
-          <w:sz w:val="20"/>
-          <w:szCs w:val="20"/>
-        </w:rPr>
-        <w:t>у</w:t>
-      </w:r>
-      <w:r>
-        <w:rPr>
-          <w:rFonts w:ascii="Times New Roman" w:eastAsia="Times New Roman" w:hAnsi="Times New Roman" w:cs="Times New Roman"/>
-          <w:color w:val="000000"/>
-          <w:sz w:val="20"/>
-          <w:szCs w:val="20"/>
-        </w:rPr>
-        <w:t>ющими у</w:t>
-      </w:r>
-      <w:r>
-        <w:rPr>
-          <w:rFonts w:ascii="Times New Roman" w:eastAsia="Times New Roman" w:hAnsi="Times New Roman" w:cs="Times New Roman"/>
-          <w:color w:val="000000"/>
-          <w:spacing w:val="-1"/>
-          <w:sz w:val="20"/>
-          <w:szCs w:val="20"/>
-        </w:rPr>
-        <w:t>с</w:t>
-      </w:r>
-      <w:r>
-        <w:rPr>
-          <w:rFonts w:ascii="Times New Roman" w:eastAsia="Times New Roman" w:hAnsi="Times New Roman" w:cs="Times New Roman"/>
-          <w:color w:val="000000"/>
-          <w:sz w:val="20"/>
-          <w:szCs w:val="20"/>
-        </w:rPr>
-        <w:t>ловиям</w:t>
-      </w:r>
-      <w:r>
-        <w:rPr>
-          <w:rFonts w:ascii="Times New Roman" w:eastAsia="Times New Roman" w:hAnsi="Times New Roman" w:cs="Times New Roman"/>
-          <w:color w:val="000000"/>
-          <w:spacing w:val="-1"/>
-          <w:sz w:val="20"/>
-          <w:szCs w:val="20"/>
-        </w:rPr>
-        <w:t>и:</w:t>
-      </w:r>
     </w:p>
     <w:p>
       <w:pPr>
@@ -1609,6 +143,73 @@
           <w:sz w:val="20"/>
           <w:szCs w:val="20"/>
         </w:rPr>
+        <w:t>Я, {{</w:t>
+      </w:r>
+      <w:proofErr w:type="spellStart"/>
+      <w:r>
+        <w:rPr>
+          <w:rFonts w:ascii="Times New Roman" w:eastAsia="Times New Roman" w:hAnsi="Times New Roman" w:cs="Times New Roman"/>
+          <w:color w:val="000000"/>
+          <w:sz w:val="20"/>
+          <w:szCs w:val="20"/>
+        </w:rPr>
+        <w:t>person.fullName</w:t>
+      </w:r>
+      <w:proofErr w:type="spellEnd"/>
+      <w:r>
+        <w:rPr>
+          <w:rFonts w:ascii="Times New Roman" w:eastAsia="Times New Roman" w:hAnsi="Times New Roman" w:cs="Times New Roman"/>
+          <w:color w:val="000000"/>
+          <w:sz w:val="20"/>
+          <w:szCs w:val="20"/>
+        </w:rPr>
+        <w:t>}}, дата рождения: {{</w:t>
+      </w:r>
+      <w:proofErr w:type="spellStart"/>
+      <w:r>
+        <w:rPr>
+          <w:rFonts w:ascii="Times New Roman" w:eastAsia="Times New Roman" w:hAnsi="Times New Roman" w:cs="Times New Roman"/>
+          <w:color w:val="000000"/>
+          <w:sz w:val="20"/>
+          <w:szCs w:val="20"/>
+        </w:rPr>
+        <w:t>person.birthDate</w:t>
+      </w:r>
+      <w:proofErr w:type="spellEnd"/>
+      <w:r>
+        <w:rPr>
+          <w:rFonts w:ascii="Times New Roman" w:eastAsia="Times New Roman" w:hAnsi="Times New Roman" w:cs="Times New Roman"/>
+          <w:color w:val="000000"/>
+          <w:sz w:val="20"/>
+          <w:szCs w:val="20"/>
+        </w:rPr>
+        <w:t>}}, идентификационный номер паспорта {{person.id}}</w:t>
+      </w:r>
+      <w:r>
+        <w:rPr>
+          <w:rFonts w:ascii="Times New Roman" w:eastAsia="Times New Roman" w:hAnsi="Times New Roman" w:cs="Times New Roman"/>
+          <w:color w:val="000000"/>
+          <w:sz w:val="20"/>
+          <w:szCs w:val="20"/>
+        </w:rPr>
+        <w:t xml:space="preserve"> </w:t>
+      </w:r>
+      <w:r>
+        <w:rPr>
+          <w:rFonts w:ascii="Times New Roman" w:eastAsia="Times New Roman" w:hAnsi="Times New Roman" w:cs="Times New Roman"/>
+          <w:color w:val="000000"/>
+          <w:sz w:val="20"/>
+          <w:szCs w:val="20"/>
+        </w:rPr>
+        <w:t>в соответствии со статьёй 4, 5 Закона Республики Беларусь от 07.05.2021 N 99-З "О защите персональных данных" даю свободное, однозначное и информированное согласие ООО «ГермесГарант» на обработку моих персональных данных, а также подтверждаю дееспособность со следующими условиями:</w:t>
+      </w:r>
+      <w:r>
+        <w:rPr>
+          <w:rFonts w:ascii="Times New Roman" w:eastAsia="Times New Roman" w:hAnsi="Times New Roman" w:cs="Times New Roman"/>
+          <w:color w:val="000000"/>
+          <w:sz w:val="20"/>
+          <w:szCs w:val="20"/>
+        </w:rPr>
         <w:t>1.</w:t>
       </w:r>
       <w:r>
@@ -3055,7 +1656,6 @@
           <w:rFonts w:ascii="Times New Roman" w:hAnsi="Times New Roman" w:cs="Times New Roman"/>
           <w:sz w:val="20"/>
           <w:szCs w:val="20"/>
-          <w:lang w:val="en-US"/>
         </w:rPr>
       </w:pPr>
       <w:r>
@@ -7114,7 +5714,6 @@
           <w:rFonts w:ascii="Times New Roman" w:hAnsi="Times New Roman" w:cs="Times New Roman"/>
           <w:sz w:val="20"/>
           <w:szCs w:val="20"/>
-          <w:lang w:val="en-US"/>
         </w:rPr>
       </w:pPr>
       <w:r>
@@ -27187,13 +25786,46 @@
         </w:rPr>
         <w:t>{{</w:t>
       </w:r>
+      <w:proofErr w:type="spellStart"/>
       <w:proofErr w:type="gramStart"/>
+      <w:r>
+        <w:rPr>
+          <w:rFonts w:ascii="Times New Roman" w:hAnsi="Times New Roman" w:cs="Times New Roman"/>
+        </w:rPr>
+        <w:t>person.poaSuffix</w:t>
+      </w:r>
+      <w:proofErr w:type="spellEnd"/>
+      <w:proofErr w:type="gramEnd"/>
+      <w:r>
+        <w:rPr>
+          <w:rFonts w:ascii="Times New Roman" w:hAnsi="Times New Roman" w:cs="Times New Roman"/>
+        </w:rPr>
+        <w:t>}}</w:t>
+      </w:r>
+      <w:r>
+        <w:rPr>
+          <w:rFonts w:ascii="Times New Roman" w:hAnsi="Times New Roman" w:cs="Times New Roman"/>
+        </w:rPr>
+        <w:tab/>
+      </w:r>
+      <w:r>
+        <w:rPr>
+          <w:rFonts w:ascii="Times New Roman" w:hAnsi="Times New Roman" w:cs="Times New Roman"/>
+        </w:rPr>
+        <w:t xml:space="preserve"> </w:t>
+      </w:r>
+      <w:r>
+        <w:rPr>
+          <w:rFonts w:ascii="Times New Roman" w:hAnsi="Times New Roman" w:cs="Times New Roman"/>
+        </w:rPr>
+        <w:t>{{</w:t>
+      </w:r>
       <w:r>
         <w:rPr>
           <w:rFonts w:ascii="Times New Roman" w:hAnsi="Times New Roman" w:cs="Times New Roman"/>
           <w:lang w:val="en-US"/>
         </w:rPr>
-        <w:t>seller</w:t>
+        <w:t>deal</w:t>
       </w:r>
       <w:r>
         <w:rPr>
@@ -27206,55 +25838,8 @@
           <w:rFonts w:ascii="Times New Roman" w:hAnsi="Times New Roman" w:cs="Times New Roman"/>
           <w:lang w:val="en-US"/>
         </w:rPr>
-        <w:t>initials</w:t>
-      </w:r>
-      <w:proofErr w:type="gramEnd"/>
-      <w:r>
-        <w:rPr>
-          <w:rFonts w:ascii="Times New Roman" w:hAnsi="Times New Roman" w:cs="Times New Roman"/>
-        </w:rPr>
-        <w:t>}}</w:t>
-      </w:r>
-      <w:r>
-        <w:rPr>
-          <w:rFonts w:ascii="Times New Roman" w:hAnsi="Times New Roman" w:cs="Times New Roman"/>
-        </w:rPr>
-        <w:tab/>
-      </w:r>
-      <w:r>
-        <w:rPr>
-          <w:rFonts w:ascii="Times New Roman" w:hAnsi="Times New Roman" w:cs="Times New Roman"/>
-        </w:rPr>
-        <w:t xml:space="preserve"> </w:t>
-      </w:r>
-      <w:r>
-        <w:rPr>
-          <w:rFonts w:ascii="Times New Roman" w:hAnsi="Times New Roman" w:cs="Times New Roman"/>
-        </w:rPr>
-        <w:t>{{</w:t>
-      </w:r>
-      <w:proofErr w:type="gramStart"/>
-      <w:r>
-        <w:rPr>
-          <w:rFonts w:ascii="Times New Roman" w:hAnsi="Times New Roman" w:cs="Times New Roman"/>
-          <w:lang w:val="en-US"/>
-        </w:rPr>
-        <w:t>deal</w:t>
-      </w:r>
-      <w:r>
-        <w:rPr>
-          <w:rFonts w:ascii="Times New Roman" w:hAnsi="Times New Roman" w:cs="Times New Roman"/>
-        </w:rPr>
-        <w:t>.</w:t>
-      </w:r>
-      <w:r>
-        <w:rPr>
-          <w:rFonts w:ascii="Times New Roman" w:hAnsi="Times New Roman" w:cs="Times New Roman"/>
-          <w:lang w:val="en-US"/>
-        </w:rPr>
         <w:t>date</w:t>
       </w:r>
-      <w:proofErr w:type="gramEnd"/>
       <w:r>
         <w:rPr>
           <w:rFonts w:ascii="Times New Roman" w:hAnsi="Times New Roman" w:cs="Times New Roman"/>
@@ -27458,7 +26043,6 @@
         </w:rPr>
         <w:t>{{</w:t>
       </w:r>
-      <w:proofErr w:type="gramStart"/>
       <w:r>
         <w:rPr>
           <w:rFonts w:ascii="Times New Roman" w:eastAsia="Times New Roman" w:hAnsi="Times New Roman" w:cs="Times New Roman"/>
@@ -27501,7 +26085,6 @@
         </w:rPr>
         <w:tab/>
       </w:r>
-      <w:proofErr w:type="gramEnd"/>
       <w:r>
         <w:rPr>
           <w:rFonts w:ascii="Times New Roman" w:hAnsi="Times New Roman" w:cs="Times New Roman"/>
@@ -27514,7 +26097,6 @@
         </w:rPr>
         <w:t>{{</w:t>
       </w:r>
-      <w:proofErr w:type="gramStart"/>
       <w:r>
         <w:rPr>
           <w:rFonts w:ascii="Times New Roman" w:hAnsi="Times New Roman" w:cs="Times New Roman"/>
@@ -27535,7 +26117,6 @@
         </w:rPr>
         <w:t>date</w:t>
       </w:r>
-      <w:proofErr w:type="gramEnd"/>
       <w:r>
         <w:rPr>
           <w:rFonts w:ascii="Times New Roman" w:hAnsi="Times New Roman" w:cs="Times New Roman"/>
@@ -27620,7 +26201,7 @@
 </file>
 
 <file path=word/styles.xml><?xml version="1.0" encoding="utf-8"?>
-<w:styles xmlns:mc="http://schemas.openxmlformats.org/markup-compatibility/2006" xmlns:r="http://schemas.openxmlformats.org/officeDocument/2006/relationships" xmlns:w="http://schemas.openxmlformats.org/wordprocessingml/2006/main" xmlns:w14="http://schemas.microsoft.com/office/word/2010/wordml" xmlns:w15="http://schemas.microsoft.com/office/word/2012/wordml" xmlns:w16cex="http://schemas.microsoft.com/office/word/2018/wordml/cex" xmlns:w16cid="http://schemas.microsoft.com/office/word/2016/wordml/cid" xmlns:w16="http://schemas.microsoft.com/office/word/2018/wordml" xmlns:w16du="http://schemas.microsoft.com/office/word/2023/wordml/word16du" xmlns:w16sdtdh="http://schemas.microsoft.com/office/word/2020/wordml/sdtdatahash" xmlns:w16sdtfl="http://schemas.microsoft.com/office/word/2024/wordml/sdtformatlock" xmlns:w16se="http://schemas.microsoft.com/office/word/2015/wordml/symex" mc:Ignorable="w14 w15 w16se w16cid w16 w16cex w16sdtdh w16sdtfl w16du">
+<w:styles xmlns:mc="http://schemas.openxmlformats.org/markup-compatibility/2006" xmlns:r="http://schemas.openxmlformats.org/officeDocument/2006/relationships" xmlns:w="http://schemas.openxmlformats.org/wordprocessingml/2006/main" xmlns:w14="http://schemas.microsoft.com/office/word/2010/wordml" xmlns:w15="http://schemas.microsoft.com/office/word/2012/wordml" xmlns:w16cex="http://schemas.microsoft.com/office/word/2018/wordml/cex" xmlns:w16cid="http://schemas.microsoft.com/office/word/2016/wordml/cid" xmlns:w16="http://schemas.microsoft.com/office/word/2018/wordml" xmlns:w16sdtdh="http://schemas.microsoft.com/office/word/2020/wordml/sdtdatahash" xmlns:w16se="http://schemas.microsoft.com/office/word/2015/wordml/symex" mc:Ignorable="w14 w15 w16se w16cid w16 w16cex w16sdtdh">
   <w:docDefaults>
     <w:rPrDefault>
       <w:rPr>
@@ -28021,6 +26602,7 @@
   <w:style w:type="character" w:default="1" w:styleId="a0">
     <w:name w:val="Default Paragraph Font"/>
     <w:uiPriority w:val="1"/>
+    <w:semiHidden/>
     <w:unhideWhenUsed/>
   </w:style>
   <w:style w:type="table" w:default="1" w:styleId="a1">

--- a/templates/working/Согласие_на_обработку_данных.docx
+++ b/templates/working/Согласие_на_обработку_данных.docx
@@ -25693,11 +25693,15 @@
       <w:pPr>
         <w:rPr>
           <w:rFonts w:ascii="Times New Roman" w:hAnsi="Times New Roman" w:cs="Times New Roman"/>
+          <w:sz w:val="20"/>
+          <w:szCs w:val="20"/>
         </w:rPr>
       </w:pPr>
       <w:r>
         <w:rPr>
           <w:rFonts w:ascii="Times New Roman" w:hAnsi="Times New Roman" w:cs="Times New Roman"/>
+          <w:sz w:val="20"/>
+          <w:szCs w:val="20"/>
         </w:rPr>
         <w:t>Субъ</w:t>
       </w:r>
@@ -25705,12 +25709,16 @@
         <w:rPr>
           <w:rFonts w:ascii="Times New Roman" w:hAnsi="Times New Roman" w:cs="Times New Roman"/>
           <w:spacing w:val="-1"/>
+          <w:sz w:val="20"/>
+          <w:szCs w:val="20"/>
         </w:rPr>
         <w:t>е</w:t>
       </w:r>
       <w:r>
         <w:rPr>
           <w:rFonts w:ascii="Times New Roman" w:hAnsi="Times New Roman" w:cs="Times New Roman"/>
+          <w:sz w:val="20"/>
+          <w:szCs w:val="20"/>
         </w:rPr>
         <w:t>кт пер</w:t>
       </w:r>
@@ -25718,12 +25726,16 @@
         <w:rPr>
           <w:rFonts w:ascii="Times New Roman" w:hAnsi="Times New Roman" w:cs="Times New Roman"/>
           <w:spacing w:val="-2"/>
+          <w:sz w:val="20"/>
+          <w:szCs w:val="20"/>
         </w:rPr>
         <w:t>с</w:t>
       </w:r>
       <w:r>
         <w:rPr>
           <w:rFonts w:ascii="Times New Roman" w:hAnsi="Times New Roman" w:cs="Times New Roman"/>
+          <w:sz w:val="20"/>
+          <w:szCs w:val="20"/>
         </w:rPr>
         <w:t>ональ</w:t>
       </w:r>
@@ -25731,12 +25743,16 @@
         <w:rPr>
           <w:rFonts w:ascii="Times New Roman" w:hAnsi="Times New Roman" w:cs="Times New Roman"/>
           <w:spacing w:val="-2"/>
+          <w:sz w:val="20"/>
+          <w:szCs w:val="20"/>
         </w:rPr>
         <w:t>н</w:t>
       </w:r>
       <w:r>
         <w:rPr>
           <w:rFonts w:ascii="Times New Roman" w:hAnsi="Times New Roman" w:cs="Times New Roman"/>
+          <w:sz w:val="20"/>
+          <w:szCs w:val="20"/>
         </w:rPr>
         <w:t xml:space="preserve">ых </w:t>
       </w:r>
@@ -25744,6 +25760,8 @@
         <w:rPr>
           <w:rFonts w:ascii="Times New Roman" w:hAnsi="Times New Roman" w:cs="Times New Roman"/>
           <w:spacing w:val="-1"/>
+          <w:sz w:val="20"/>
+          <w:szCs w:val="20"/>
         </w:rPr>
         <w:t>д</w:t>
       </w:r>
@@ -25751,12 +25769,16 @@
         <w:rPr>
           <w:rFonts w:ascii="Times New Roman" w:hAnsi="Times New Roman" w:cs="Times New Roman"/>
           <w:spacing w:val="-2"/>
+          <w:sz w:val="20"/>
+          <w:szCs w:val="20"/>
         </w:rPr>
         <w:t>а</w:t>
       </w:r>
       <w:r>
         <w:rPr>
           <w:rFonts w:ascii="Times New Roman" w:hAnsi="Times New Roman" w:cs="Times New Roman"/>
+          <w:sz w:val="20"/>
+          <w:szCs w:val="20"/>
         </w:rPr>
         <w:t>нных:</w:t>
       </w:r>
@@ -25764,12 +25786,16 @@
         <w:rPr>
           <w:rFonts w:ascii="Times New Roman" w:hAnsi="Times New Roman" w:cs="Times New Roman"/>
           <w:spacing w:val="1"/>
+          <w:sz w:val="20"/>
+          <w:szCs w:val="20"/>
         </w:rPr>
         <w:t xml:space="preserve"> </w:t>
       </w:r>
       <w:r>
         <w:rPr>
           <w:rFonts w:ascii="Times New Roman" w:hAnsi="Times New Roman" w:cs="Times New Roman"/>
+          <w:sz w:val="20"/>
+          <w:szCs w:val="20"/>
         </w:rPr>
         <w:t>______________</w:t>
       </w:r>
@@ -25777,12 +25803,16 @@
         <w:rPr>
           <w:rFonts w:ascii="Times New Roman" w:hAnsi="Times New Roman" w:cs="Times New Roman"/>
           <w:spacing w:val="-1"/>
+          <w:sz w:val="20"/>
+          <w:szCs w:val="20"/>
         </w:rPr>
         <w:t xml:space="preserve"> </w:t>
       </w:r>
       <w:r>
         <w:rPr>
           <w:rFonts w:ascii="Times New Roman" w:hAnsi="Times New Roman" w:cs="Times New Roman"/>
+          <w:sz w:val="20"/>
+          <w:szCs w:val="20"/>
         </w:rPr>
         <w:t>{{</w:t>
       </w:r>
@@ -25791,38 +25821,50 @@
       <w:r>
         <w:rPr>
           <w:rFonts w:ascii="Times New Roman" w:hAnsi="Times New Roman" w:cs="Times New Roman"/>
-        </w:rPr>
-        <w:t>person.poaSuffix</w:t>
+          <w:sz w:val="20"/>
+          <w:szCs w:val="20"/>
+        </w:rPr>
+        <w:t>person.signatoryLabel</w:t>
       </w:r>
       <w:proofErr w:type="spellEnd"/>
       <w:proofErr w:type="gramEnd"/>
       <w:r>
         <w:rPr>
           <w:rFonts w:ascii="Times New Roman" w:hAnsi="Times New Roman" w:cs="Times New Roman"/>
+          <w:sz w:val="20"/>
+          <w:szCs w:val="20"/>
         </w:rPr>
         <w:t>}}</w:t>
       </w:r>
       <w:r>
         <w:rPr>
           <w:rFonts w:ascii="Times New Roman" w:hAnsi="Times New Roman" w:cs="Times New Roman"/>
+          <w:sz w:val="20"/>
+          <w:szCs w:val="20"/>
         </w:rPr>
         <w:tab/>
       </w:r>
       <w:r>
         <w:rPr>
           <w:rFonts w:ascii="Times New Roman" w:hAnsi="Times New Roman" w:cs="Times New Roman"/>
+          <w:sz w:val="20"/>
+          <w:szCs w:val="20"/>
         </w:rPr>
         <w:t xml:space="preserve"> </w:t>
       </w:r>
       <w:r>
         <w:rPr>
           <w:rFonts w:ascii="Times New Roman" w:hAnsi="Times New Roman" w:cs="Times New Roman"/>
+          <w:sz w:val="20"/>
+          <w:szCs w:val="20"/>
         </w:rPr>
         <w:t>{{</w:t>
       </w:r>
       <w:r>
         <w:rPr>
           <w:rFonts w:ascii="Times New Roman" w:hAnsi="Times New Roman" w:cs="Times New Roman"/>
+          <w:sz w:val="20"/>
+          <w:szCs w:val="20"/>
           <w:lang w:val="en-US"/>
         </w:rPr>
         <w:t>deal</w:t>
@@ -25830,12 +25872,16 @@
       <w:r>
         <w:rPr>
           <w:rFonts w:ascii="Times New Roman" w:hAnsi="Times New Roman" w:cs="Times New Roman"/>
+          <w:sz w:val="20"/>
+          <w:szCs w:val="20"/>
         </w:rPr>
         <w:t>.</w:t>
       </w:r>
       <w:r>
         <w:rPr>
           <w:rFonts w:ascii="Times New Roman" w:hAnsi="Times New Roman" w:cs="Times New Roman"/>
+          <w:sz w:val="20"/>
+          <w:szCs w:val="20"/>
           <w:lang w:val="en-US"/>
         </w:rPr>
         <w:t>date</w:t>
@@ -25843,12 +25889,16 @@
       <w:r>
         <w:rPr>
           <w:rFonts w:ascii="Times New Roman" w:hAnsi="Times New Roman" w:cs="Times New Roman"/>
+          <w:sz w:val="20"/>
+          <w:szCs w:val="20"/>
         </w:rPr>
         <w:t>}}</w:t>
       </w:r>
       <w:r>
         <w:rPr>
           <w:rFonts w:ascii="Times New Roman" w:hAnsi="Times New Roman" w:cs="Times New Roman"/>
+          <w:sz w:val="20"/>
+          <w:szCs w:val="20"/>
         </w:rPr>
         <w:t xml:space="preserve"> </w:t>
       </w:r>
@@ -25920,12 +25970,16 @@
         <w:rPr>
           <w:rFonts w:ascii="Times New Roman" w:eastAsia="Times New Roman" w:hAnsi="Times New Roman" w:cs="Times New Roman"/>
           <w:color w:val="000000"/>
+          <w:sz w:val="20"/>
+          <w:szCs w:val="20"/>
         </w:rPr>
       </w:pPr>
       <w:r>
         <w:rPr>
           <w:rFonts w:ascii="Times New Roman" w:eastAsia="Times New Roman" w:hAnsi="Times New Roman" w:cs="Times New Roman"/>
           <w:color w:val="000000"/>
+          <w:sz w:val="20"/>
+          <w:szCs w:val="20"/>
         </w:rPr>
         <w:t>Соглас</w:t>
       </w:r>
@@ -25934,6 +25988,8 @@
           <w:rFonts w:ascii="Times New Roman" w:eastAsia="Times New Roman" w:hAnsi="Times New Roman" w:cs="Times New Roman"/>
           <w:color w:val="000000"/>
           <w:spacing w:val="-2"/>
+          <w:sz w:val="20"/>
+          <w:szCs w:val="20"/>
         </w:rPr>
         <w:t>и</w:t>
       </w:r>
@@ -25941,6 +25997,8 @@
         <w:rPr>
           <w:rFonts w:ascii="Times New Roman" w:eastAsia="Times New Roman" w:hAnsi="Times New Roman" w:cs="Times New Roman"/>
           <w:color w:val="000000"/>
+          <w:sz w:val="20"/>
+          <w:szCs w:val="20"/>
         </w:rPr>
         <w:t>е принял</w:t>
       </w:r>
@@ -25949,14 +26007,18 @@
           <w:rFonts w:ascii="Times New Roman" w:eastAsia="Times New Roman" w:hAnsi="Times New Roman" w:cs="Times New Roman"/>
           <w:color w:val="000000"/>
           <w:spacing w:val="1"/>
-        </w:rPr>
-        <w:t xml:space="preserve"> </w:t>
-      </w:r>
-      <w:r>
-        <w:rPr>
-          <w:rFonts w:ascii="Times New Roman" w:eastAsia="Times New Roman" w:hAnsi="Times New Roman" w:cs="Times New Roman"/>
-          <w:color w:val="000000"/>
-          <w:spacing w:val="-1"/>
+          <w:sz w:val="20"/>
+          <w:szCs w:val="20"/>
+        </w:rPr>
+        <w:t xml:space="preserve"> </w:t>
+      </w:r>
+      <w:r>
+        <w:rPr>
+          <w:rFonts w:ascii="Times New Roman" w:eastAsia="Times New Roman" w:hAnsi="Times New Roman" w:cs="Times New Roman"/>
+          <w:color w:val="000000"/>
+          <w:spacing w:val="-1"/>
+          <w:sz w:val="20"/>
+          <w:szCs w:val="20"/>
         </w:rPr>
         <w:t>(</w:t>
       </w:r>
@@ -25964,162 +26026,183 @@
         <w:rPr>
           <w:rFonts w:ascii="Times New Roman" w:eastAsia="Times New Roman" w:hAnsi="Times New Roman" w:cs="Times New Roman"/>
           <w:color w:val="000000"/>
+          <w:sz w:val="20"/>
+          <w:szCs w:val="20"/>
         </w:rPr>
         <w:t>а</w:t>
       </w:r>
+      <w:r>
+        <w:rPr>
+          <w:rFonts w:ascii="Times New Roman" w:eastAsia="Times New Roman" w:hAnsi="Times New Roman" w:cs="Times New Roman"/>
+          <w:color w:val="000000"/>
+          <w:spacing w:val="-1"/>
+          <w:sz w:val="20"/>
+          <w:szCs w:val="20"/>
+        </w:rPr>
+        <w:t>)</w:t>
+      </w:r>
+      <w:r>
+        <w:rPr>
+          <w:rFonts w:ascii="Times New Roman" w:eastAsia="Times New Roman" w:hAnsi="Times New Roman" w:cs="Times New Roman"/>
+          <w:color w:val="000000"/>
+          <w:sz w:val="20"/>
+          <w:szCs w:val="20"/>
+        </w:rPr>
+        <w:t>: _</w:t>
+      </w:r>
+      <w:r>
+        <w:rPr>
+          <w:rFonts w:ascii="Times New Roman" w:eastAsia="Times New Roman" w:hAnsi="Times New Roman" w:cs="Times New Roman"/>
+          <w:color w:val="000000"/>
+          <w:sz w:val="20"/>
+          <w:szCs w:val="20"/>
+        </w:rPr>
+        <w:t>___</w:t>
+      </w:r>
+      <w:r>
+        <w:rPr>
+          <w:rFonts w:ascii="Times New Roman" w:eastAsia="Times New Roman" w:hAnsi="Times New Roman" w:cs="Times New Roman"/>
+          <w:color w:val="000000"/>
+          <w:spacing w:val="1"/>
+          <w:sz w:val="20"/>
+          <w:szCs w:val="20"/>
+        </w:rPr>
+        <w:t>__</w:t>
+      </w:r>
+      <w:r>
+        <w:rPr>
+          <w:rFonts w:ascii="Times New Roman" w:eastAsia="Times New Roman" w:hAnsi="Times New Roman" w:cs="Times New Roman"/>
+          <w:color w:val="000000"/>
+          <w:spacing w:val="1"/>
+          <w:sz w:val="20"/>
+          <w:szCs w:val="20"/>
+        </w:rPr>
+        <w:t>_____</w:t>
+      </w:r>
+      <w:r>
+        <w:rPr>
+          <w:rFonts w:ascii="Times New Roman" w:eastAsia="Times New Roman" w:hAnsi="Times New Roman" w:cs="Times New Roman"/>
+          <w:color w:val="000000"/>
+          <w:spacing w:val="1"/>
+          <w:sz w:val="20"/>
+          <w:szCs w:val="20"/>
+        </w:rPr>
+        <w:t>_</w:t>
+      </w:r>
+      <w:r>
+        <w:rPr>
+          <w:rFonts w:ascii="Times New Roman" w:eastAsia="Times New Roman" w:hAnsi="Times New Roman" w:cs="Times New Roman"/>
+          <w:color w:val="000000"/>
+          <w:sz w:val="20"/>
+          <w:szCs w:val="20"/>
+        </w:rPr>
+        <w:t xml:space="preserve">__ </w:t>
+      </w:r>
+      <w:r>
+        <w:rPr>
+          <w:rFonts w:ascii="Times New Roman" w:eastAsia="Times New Roman" w:hAnsi="Times New Roman" w:cs="Times New Roman"/>
+          <w:color w:val="000000"/>
+          <w:sz w:val="20"/>
+          <w:szCs w:val="20"/>
+        </w:rPr>
+        <w:t>{{</w:t>
+      </w:r>
       <w:proofErr w:type="gramStart"/>
       <w:r>
         <w:rPr>
           <w:rFonts w:ascii="Times New Roman" w:eastAsia="Times New Roman" w:hAnsi="Times New Roman" w:cs="Times New Roman"/>
           <w:color w:val="000000"/>
-          <w:spacing w:val="-1"/>
-        </w:rPr>
-        <w:t>)</w:t>
-      </w:r>
-      <w:r>
-        <w:rPr>
-          <w:rFonts w:ascii="Times New Roman" w:eastAsia="Times New Roman" w:hAnsi="Times New Roman" w:cs="Times New Roman"/>
-          <w:color w:val="000000"/>
-        </w:rPr>
-        <w:t xml:space="preserve">: </w:t>
-      </w:r>
-      <w:r>
-        <w:rPr>
-          <w:rFonts w:ascii="Times New Roman" w:eastAsia="Times New Roman" w:hAnsi="Times New Roman" w:cs="Times New Roman"/>
-          <w:color w:val="000000"/>
-        </w:rPr>
-        <w:t xml:space="preserve">  </w:t>
+          <w:sz w:val="20"/>
+          <w:szCs w:val="20"/>
+          <w:lang w:val="en-US"/>
+        </w:rPr>
+        <w:t>agent</w:t>
+      </w:r>
+      <w:r>
+        <w:rPr>
+          <w:rFonts w:ascii="Times New Roman" w:eastAsia="Times New Roman" w:hAnsi="Times New Roman" w:cs="Times New Roman"/>
+          <w:color w:val="000000"/>
+          <w:sz w:val="20"/>
+          <w:szCs w:val="20"/>
+        </w:rPr>
+        <w:t>.</w:t>
+      </w:r>
+      <w:r>
+        <w:rPr>
+          <w:rFonts w:ascii="Times New Roman" w:eastAsia="Times New Roman" w:hAnsi="Times New Roman" w:cs="Times New Roman"/>
+          <w:color w:val="000000"/>
+          <w:sz w:val="20"/>
+          <w:szCs w:val="20"/>
+          <w:lang w:val="en-US"/>
+        </w:rPr>
+        <w:t>initials</w:t>
       </w:r>
       <w:proofErr w:type="gramEnd"/>
       <w:r>
         <w:rPr>
           <w:rFonts w:ascii="Times New Roman" w:eastAsia="Times New Roman" w:hAnsi="Times New Roman" w:cs="Times New Roman"/>
           <w:color w:val="000000"/>
-        </w:rPr>
-        <w:t xml:space="preserve">   </w:t>
-      </w:r>
-      <w:r>
-        <w:rPr>
-          <w:rFonts w:ascii="Times New Roman" w:eastAsia="Times New Roman" w:hAnsi="Times New Roman" w:cs="Times New Roman"/>
-          <w:color w:val="000000"/>
-        </w:rPr>
-        <w:t>____</w:t>
-      </w:r>
-      <w:r>
-        <w:rPr>
-          <w:rFonts w:ascii="Times New Roman" w:eastAsia="Times New Roman" w:hAnsi="Times New Roman" w:cs="Times New Roman"/>
-          <w:color w:val="000000"/>
-          <w:spacing w:val="1"/>
-        </w:rPr>
-        <w:t>__</w:t>
-      </w:r>
-      <w:r>
-        <w:rPr>
-          <w:rFonts w:ascii="Times New Roman" w:eastAsia="Times New Roman" w:hAnsi="Times New Roman" w:cs="Times New Roman"/>
-          <w:color w:val="000000"/>
-          <w:spacing w:val="1"/>
-        </w:rPr>
-        <w:t>_____</w:t>
-      </w:r>
-      <w:r>
-        <w:rPr>
-          <w:rFonts w:ascii="Times New Roman" w:eastAsia="Times New Roman" w:hAnsi="Times New Roman" w:cs="Times New Roman"/>
-          <w:color w:val="000000"/>
-          <w:spacing w:val="1"/>
-        </w:rPr>
-        <w:t>_</w:t>
-      </w:r>
-      <w:r>
-        <w:rPr>
-          <w:rFonts w:ascii="Times New Roman" w:eastAsia="Times New Roman" w:hAnsi="Times New Roman" w:cs="Times New Roman"/>
-          <w:color w:val="000000"/>
-        </w:rPr>
-        <w:t xml:space="preserve">__ </w:t>
-      </w:r>
-      <w:r>
-        <w:rPr>
-          <w:rFonts w:ascii="Times New Roman" w:eastAsia="Times New Roman" w:hAnsi="Times New Roman" w:cs="Times New Roman"/>
-          <w:color w:val="000000"/>
-        </w:rPr>
+          <w:sz w:val="20"/>
+          <w:szCs w:val="20"/>
+        </w:rPr>
+        <w:t xml:space="preserve">}} </w:t>
+      </w:r>
+      <w:r>
+        <w:rPr>
+          <w:rFonts w:ascii="Times New Roman" w:hAnsi="Times New Roman" w:cs="Times New Roman"/>
+          <w:sz w:val="20"/>
+          <w:szCs w:val="20"/>
+        </w:rPr>
+        <w:t xml:space="preserve"> </w:t>
+      </w:r>
+      <w:r>
+        <w:rPr>
+          <w:rFonts w:ascii="Times New Roman" w:hAnsi="Times New Roman" w:cs="Times New Roman"/>
+          <w:sz w:val="20"/>
+          <w:szCs w:val="20"/>
+        </w:rPr>
+        <w:tab/>
+      </w:r>
+      <w:r>
+        <w:rPr>
+          <w:rFonts w:ascii="Times New Roman" w:hAnsi="Times New Roman" w:cs="Times New Roman"/>
+          <w:sz w:val="20"/>
+          <w:szCs w:val="20"/>
+        </w:rPr>
+        <w:tab/>
         <w:t>{{</w:t>
       </w:r>
       <w:r>
         <w:rPr>
-          <w:rFonts w:ascii="Times New Roman" w:eastAsia="Times New Roman" w:hAnsi="Times New Roman" w:cs="Times New Roman"/>
-          <w:color w:val="000000"/>
+          <w:rFonts w:ascii="Times New Roman" w:hAnsi="Times New Roman" w:cs="Times New Roman"/>
+          <w:sz w:val="20"/>
+          <w:szCs w:val="20"/>
           <w:lang w:val="en-US"/>
         </w:rPr>
-        <w:t>agent</w:t>
-      </w:r>
-      <w:r>
-        <w:rPr>
-          <w:rFonts w:ascii="Times New Roman" w:eastAsia="Times New Roman" w:hAnsi="Times New Roman" w:cs="Times New Roman"/>
-          <w:color w:val="000000"/>
+        <w:t>deal</w:t>
+      </w:r>
+      <w:r>
+        <w:rPr>
+          <w:rFonts w:ascii="Times New Roman" w:hAnsi="Times New Roman" w:cs="Times New Roman"/>
+          <w:sz w:val="20"/>
+          <w:szCs w:val="20"/>
         </w:rPr>
         <w:t>.</w:t>
       </w:r>
       <w:r>
         <w:rPr>
-          <w:rFonts w:ascii="Times New Roman" w:eastAsia="Times New Roman" w:hAnsi="Times New Roman" w:cs="Times New Roman"/>
-          <w:color w:val="000000"/>
+          <w:rFonts w:ascii="Times New Roman" w:hAnsi="Times New Roman" w:cs="Times New Roman"/>
+          <w:sz w:val="20"/>
+          <w:szCs w:val="20"/>
           <w:lang w:val="en-US"/>
         </w:rPr>
-        <w:t>initials</w:t>
-      </w:r>
-      <w:r>
-        <w:rPr>
-          <w:rFonts w:ascii="Times New Roman" w:eastAsia="Times New Roman" w:hAnsi="Times New Roman" w:cs="Times New Roman"/>
-          <w:color w:val="000000"/>
-        </w:rPr>
-        <w:t xml:space="preserve">}} </w:t>
+        <w:t>date</w:t>
       </w:r>
       <w:r>
         <w:rPr>
           <w:rFonts w:ascii="Times New Roman" w:hAnsi="Times New Roman" w:cs="Times New Roman"/>
-        </w:rPr>
-        <w:t xml:space="preserve"> </w:t>
-      </w:r>
-      <w:r>
-        <w:rPr>
-          <w:rFonts w:ascii="Times New Roman" w:hAnsi="Times New Roman" w:cs="Times New Roman"/>
-        </w:rPr>
-        <w:tab/>
-      </w:r>
-      <w:r>
-        <w:rPr>
-          <w:rFonts w:ascii="Times New Roman" w:hAnsi="Times New Roman" w:cs="Times New Roman"/>
-        </w:rPr>
-        <w:tab/>
-      </w:r>
-      <w:r>
-        <w:rPr>
-          <w:rFonts w:ascii="Times New Roman" w:hAnsi="Times New Roman" w:cs="Times New Roman"/>
-        </w:rPr>
-        <w:t>{{</w:t>
-      </w:r>
-      <w:r>
-        <w:rPr>
-          <w:rFonts w:ascii="Times New Roman" w:hAnsi="Times New Roman" w:cs="Times New Roman"/>
-          <w:lang w:val="en-US"/>
-        </w:rPr>
-        <w:t>deal</w:t>
-      </w:r>
-      <w:r>
-        <w:rPr>
-          <w:rFonts w:ascii="Times New Roman" w:hAnsi="Times New Roman" w:cs="Times New Roman"/>
-        </w:rPr>
-        <w:t>.</w:t>
-      </w:r>
-      <w:r>
-        <w:rPr>
-          <w:rFonts w:ascii="Times New Roman" w:hAnsi="Times New Roman" w:cs="Times New Roman"/>
-          <w:lang w:val="en-US"/>
-        </w:rPr>
-        <w:t>date</w:t>
-      </w:r>
-      <w:r>
-        <w:rPr>
-          <w:rFonts w:ascii="Times New Roman" w:hAnsi="Times New Roman" w:cs="Times New Roman"/>
+          <w:sz w:val="20"/>
+          <w:szCs w:val="20"/>
         </w:rPr>
         <w:t>}}</w:t>
       </w:r>

--- a/templates/working/Согласие_на_обработку_данных.docx
+++ b/templates/working/Согласие_на_обработку_данных.docx
@@ -1,6 +1,6 @@
 
 <file path=word/document.xml><?xml version="1.0" encoding="utf-8"?>
-<w:document xmlns:wpc="http://schemas.microsoft.com/office/word/2010/wordprocessingCanvas" xmlns:cx="http://schemas.microsoft.com/office/drawing/2014/chartex" xmlns:cx1="http://schemas.microsoft.com/office/drawing/2015/9/8/chartex" xmlns:cx2="http://schemas.microsoft.com/office/drawing/2015/10/21/chartex" xmlns:cx3="http://schemas.microsoft.com/office/drawing/2016/5/9/chartex" xmlns:cx4="http://schemas.microsoft.com/office/drawing/2016/5/10/chartex" xmlns:cx5="http://schemas.microsoft.com/office/drawing/2016/5/11/chartex" xmlns:cx6="http://schemas.microsoft.com/office/drawing/2016/5/12/chartex" xmlns:cx7="http://schemas.microsoft.com/office/drawing/2016/5/13/chartex" xmlns:cx8="http://schemas.microsoft.com/office/drawing/2016/5/14/chartex" xmlns:mc="http://schemas.openxmlformats.org/markup-compatibility/2006" xmlns:aink="http://schemas.microsoft.com/office/drawing/2016/ink" xmlns:am3d="http://schemas.microsoft.com/office/drawing/2017/model3d" xmlns:o="urn:schemas-microsoft-com:office:office" xmlns:r="http://schemas.openxmlformats.org/officeDocument/2006/relationships" xmlns:m="http://schemas.openxmlformats.org/officeDocument/2006/math" xmlns:v="urn:schemas-microsoft-com:vml" xmlns:wp14="http://schemas.microsoft.com/office/word/2010/wordprocessingDrawing" xmlns:wp="http://schemas.openxmlformats.org/drawingml/2006/wordprocessingDrawing" xmlns:w10="urn:schemas-microsoft-com:office:word" xmlns:w="http://schemas.openxmlformats.org/wordprocessingml/2006/main" xmlns:w14="http://schemas.microsoft.com/office/word/2010/wordml" xmlns:w15="http://schemas.microsoft.com/office/word/2012/wordml" xmlns:w16cex="http://schemas.microsoft.com/office/word/2018/wordml/cex" xmlns:w16cid="http://schemas.microsoft.com/office/word/2016/wordml/cid" xmlns:w16="http://schemas.microsoft.com/office/word/2018/wordml" xmlns:w16sdtdh="http://schemas.microsoft.com/office/word/2020/wordml/sdtdatahash" xmlns:w16se="http://schemas.microsoft.com/office/word/2015/wordml/symex" xmlns:wpg="http://schemas.microsoft.com/office/word/2010/wordprocessingGroup" xmlns:wpi="http://schemas.microsoft.com/office/word/2010/wordprocessingInk" xmlns:wne="http://schemas.microsoft.com/office/word/2006/wordml" xmlns:wps="http://schemas.microsoft.com/office/word/2010/wordprocessingShape" mc:Ignorable="w14 w15 w16se w16cid w16 w16cex w16sdtdh wp14">
+<w:document xmlns:wpc="http://schemas.microsoft.com/office/word/2010/wordprocessingCanvas" xmlns:cx="http://schemas.microsoft.com/office/drawing/2014/chartex" xmlns:cx1="http://schemas.microsoft.com/office/drawing/2015/9/8/chartex" xmlns:cx2="http://schemas.microsoft.com/office/drawing/2015/10/21/chartex" xmlns:cx3="http://schemas.microsoft.com/office/drawing/2016/5/9/chartex" xmlns:cx4="http://schemas.microsoft.com/office/drawing/2016/5/10/chartex" xmlns:cx5="http://schemas.microsoft.com/office/drawing/2016/5/11/chartex" xmlns:cx6="http://schemas.microsoft.com/office/drawing/2016/5/12/chartex" xmlns:cx7="http://schemas.microsoft.com/office/drawing/2016/5/13/chartex" xmlns:cx8="http://schemas.microsoft.com/office/drawing/2016/5/14/chartex" xmlns:mc="http://schemas.openxmlformats.org/markup-compatibility/2006" xmlns:aink="http://schemas.microsoft.com/office/drawing/2016/ink" xmlns:am3d="http://schemas.microsoft.com/office/drawing/2017/model3d" xmlns:o="urn:schemas-microsoft-com:office:office" xmlns:oel="http://schemas.microsoft.com/office/2019/extlst" xmlns:r="http://schemas.openxmlformats.org/officeDocument/2006/relationships" xmlns:m="http://schemas.openxmlformats.org/officeDocument/2006/math" xmlns:v="urn:schemas-microsoft-com:vml" xmlns:wp14="http://schemas.microsoft.com/office/word/2010/wordprocessingDrawing" xmlns:wp="http://schemas.openxmlformats.org/drawingml/2006/wordprocessingDrawing" xmlns:w10="urn:schemas-microsoft-com:office:word" xmlns:w="http://schemas.openxmlformats.org/wordprocessingml/2006/main" xmlns:w14="http://schemas.microsoft.com/office/word/2010/wordml" xmlns:w15="http://schemas.microsoft.com/office/word/2012/wordml" xmlns:w16cei="http://schemas.microsoft.com/office/word/2026/wordml/cei" xmlns:w16cex="http://schemas.microsoft.com/office/word/2018/wordml/cex" xmlns:w16cid="http://schemas.microsoft.com/office/word/2016/wordml/cid" xmlns:w16="http://schemas.microsoft.com/office/word/2018/wordml" xmlns:w16du="http://schemas.microsoft.com/office/word/2023/wordml/word16du" xmlns:w16sdtdh="http://schemas.microsoft.com/office/word/2020/wordml/sdtdatahash" xmlns:w16sdtfl="http://schemas.microsoft.com/office/word/2024/wordml/sdtformatlock" xmlns:w16se="http://schemas.microsoft.com/office/word/2015/wordml/symex" xmlns:wpg="http://schemas.microsoft.com/office/word/2010/wordprocessingGroup" xmlns:wpi="http://schemas.microsoft.com/office/word/2010/wordprocessingInk" xmlns:wne="http://schemas.microsoft.com/office/word/2006/wordml" xmlns:wps="http://schemas.microsoft.com/office/word/2010/wordprocessingShape" mc:Ignorable="w14 w15 w16se w16cid w16 w16cex w16sdtdh w16sdtfl w16du wp14">
   <w:body>
     <w:p>
       <w:pPr>
@@ -203,6 +203,23 @@
         </w:rPr>
         <w:t>в соответствии со статьёй 4, 5 Закона Республики Беларусь от 07.05.2021 N 99-З "О защите персональных данных" даю свободное, однозначное и информированное согласие ООО «ГермесГарант» на обработку моих персональных данных, а также подтверждаю дееспособность со следующими условиями:</w:t>
       </w:r>
+    </w:p>
+    <w:p>
+      <w:pPr>
+        <w:widowControl w:val="0"/>
+        <w:tabs>
+          <w:tab w:val="left" w:pos="1417"/>
+        </w:tabs>
+        <w:spacing w:line="240" w:lineRule="auto"/>
+        <w:ind w:right="-47" w:firstLine="708"/>
+        <w:jc w:val="both"/>
+        <w:rPr>
+          <w:rFonts w:ascii="Times New Roman" w:eastAsia="Times New Roman" w:hAnsi="Times New Roman" w:cs="Times New Roman"/>
+          <w:color w:val="000000"/>
+          <w:sz w:val="20"/>
+          <w:szCs w:val="20"/>
+        </w:rPr>
+      </w:pPr>
       <w:r>
         <w:rPr>
           <w:rFonts w:ascii="Times New Roman" w:eastAsia="Times New Roman" w:hAnsi="Times New Roman" w:cs="Times New Roman"/>
@@ -25860,6 +25877,7 @@
         </w:rPr>
         <w:t>{{</w:t>
       </w:r>
+      <w:proofErr w:type="gramStart"/>
       <w:r>
         <w:rPr>
           <w:rFonts w:ascii="Times New Roman" w:hAnsi="Times New Roman" w:cs="Times New Roman"/>
@@ -25886,6 +25904,7 @@
         </w:rPr>
         <w:t>date</w:t>
       </w:r>
+      <w:proofErr w:type="gramEnd"/>
       <w:r>
         <w:rPr>
           <w:rFonts w:ascii="Times New Roman" w:hAnsi="Times New Roman" w:cs="Times New Roman"/>
@@ -26137,32 +26156,32 @@
         </w:rPr>
         <w:t>initials</w:t>
       </w:r>
+      <w:r>
+        <w:rPr>
+          <w:rFonts w:ascii="Times New Roman" w:eastAsia="Times New Roman" w:hAnsi="Times New Roman" w:cs="Times New Roman"/>
+          <w:color w:val="000000"/>
+          <w:sz w:val="20"/>
+          <w:szCs w:val="20"/>
+        </w:rPr>
+        <w:t xml:space="preserve">}} </w:t>
+      </w:r>
+      <w:r>
+        <w:rPr>
+          <w:rFonts w:ascii="Times New Roman" w:hAnsi="Times New Roman" w:cs="Times New Roman"/>
+          <w:sz w:val="20"/>
+          <w:szCs w:val="20"/>
+        </w:rPr>
+        <w:t xml:space="preserve"> </w:t>
+      </w:r>
+      <w:r>
+        <w:rPr>
+          <w:rFonts w:ascii="Times New Roman" w:hAnsi="Times New Roman" w:cs="Times New Roman"/>
+          <w:sz w:val="20"/>
+          <w:szCs w:val="20"/>
+        </w:rPr>
+        <w:tab/>
+      </w:r>
       <w:proofErr w:type="gramEnd"/>
-      <w:r>
-        <w:rPr>
-          <w:rFonts w:ascii="Times New Roman" w:eastAsia="Times New Roman" w:hAnsi="Times New Roman" w:cs="Times New Roman"/>
-          <w:color w:val="000000"/>
-          <w:sz w:val="20"/>
-          <w:szCs w:val="20"/>
-        </w:rPr>
-        <w:t xml:space="preserve">}} </w:t>
-      </w:r>
-      <w:r>
-        <w:rPr>
-          <w:rFonts w:ascii="Times New Roman" w:hAnsi="Times New Roman" w:cs="Times New Roman"/>
-          <w:sz w:val="20"/>
-          <w:szCs w:val="20"/>
-        </w:rPr>
-        <w:t xml:space="preserve"> </w:t>
-      </w:r>
-      <w:r>
-        <w:rPr>
-          <w:rFonts w:ascii="Times New Roman" w:hAnsi="Times New Roman" w:cs="Times New Roman"/>
-          <w:sz w:val="20"/>
-          <w:szCs w:val="20"/>
-        </w:rPr>
-        <w:tab/>
-      </w:r>
       <w:r>
         <w:rPr>
           <w:rFonts w:ascii="Times New Roman" w:hAnsi="Times New Roman" w:cs="Times New Roman"/>
@@ -26172,6 +26191,7 @@
         <w:tab/>
         <w:t>{{</w:t>
       </w:r>
+      <w:proofErr w:type="gramStart"/>
       <w:r>
         <w:rPr>
           <w:rFonts w:ascii="Times New Roman" w:hAnsi="Times New Roman" w:cs="Times New Roman"/>
@@ -26198,6 +26218,7 @@
         </w:rPr>
         <w:t>date</w:t>
       </w:r>
+      <w:proofErr w:type="gramEnd"/>
       <w:r>
         <w:rPr>
           <w:rFonts w:ascii="Times New Roman" w:hAnsi="Times New Roman" w:cs="Times New Roman"/>
@@ -26284,7 +26305,7 @@
 </file>
 
 <file path=word/styles.xml><?xml version="1.0" encoding="utf-8"?>
-<w:styles xmlns:mc="http://schemas.openxmlformats.org/markup-compatibility/2006" xmlns:r="http://schemas.openxmlformats.org/officeDocument/2006/relationships" xmlns:w="http://schemas.openxmlformats.org/wordprocessingml/2006/main" xmlns:w14="http://schemas.microsoft.com/office/word/2010/wordml" xmlns:w15="http://schemas.microsoft.com/office/word/2012/wordml" xmlns:w16cex="http://schemas.microsoft.com/office/word/2018/wordml/cex" xmlns:w16cid="http://schemas.microsoft.com/office/word/2016/wordml/cid" xmlns:w16="http://schemas.microsoft.com/office/word/2018/wordml" xmlns:w16sdtdh="http://schemas.microsoft.com/office/word/2020/wordml/sdtdatahash" xmlns:w16se="http://schemas.microsoft.com/office/word/2015/wordml/symex" mc:Ignorable="w14 w15 w16se w16cid w16 w16cex w16sdtdh">
+<w:styles xmlns:mc="http://schemas.openxmlformats.org/markup-compatibility/2006" xmlns:r="http://schemas.openxmlformats.org/officeDocument/2006/relationships" xmlns:w="http://schemas.openxmlformats.org/wordprocessingml/2006/main" xmlns:w14="http://schemas.microsoft.com/office/word/2010/wordml" xmlns:w15="http://schemas.microsoft.com/office/word/2012/wordml" xmlns:w16cex="http://schemas.microsoft.com/office/word/2018/wordml/cex" xmlns:w16cid="http://schemas.microsoft.com/office/word/2016/wordml/cid" xmlns:w16="http://schemas.microsoft.com/office/word/2018/wordml" xmlns:w16du="http://schemas.microsoft.com/office/word/2023/wordml/word16du" xmlns:w16sdtdh="http://schemas.microsoft.com/office/word/2020/wordml/sdtdatahash" xmlns:w16sdtfl="http://schemas.microsoft.com/office/word/2024/wordml/sdtformatlock" xmlns:w16se="http://schemas.microsoft.com/office/word/2015/wordml/symex" mc:Ignorable="w14 w15 w16se w16cid w16 w16cex w16sdtdh w16sdtfl w16du">
   <w:docDefaults>
     <w:rPrDefault>
       <w:rPr>
